--- a/review2/Vehicle_Rental_Review2_Report.docx
+++ b/review2/Vehicle_Rental_Review2_Report.docx
@@ -785,7 +785,7 @@
                 <w:i w:val="0"/>
                 <w:sz w:val="20"/>
               </w:rPr>
-              <w:t>Oracle Database, SQL*Plus (Run SQL Command Line)</w:t>
+              <w:t>Oracle AI Database 26ai Free (release 23.26), SQL*Plus</w:t>
             </w:r>
           </w:p>
         </w:tc>
@@ -3680,6 +3680,28 @@
         <w:keepNext w:val="0"/>
         <w:spacing w:before="0" w:after="40" w:line="144" w:lineRule="auto"/>
       </w:pPr>
+    </w:p>
+    <w:p>
+      <w:pPr>
+        <w:keepNext w:val="0"/>
+        <w:spacing w:before="0" w:after="80" w:line="264" w:lineRule="auto"/>
+      </w:pPr>
+      <w:r>
+        <w:rPr>
+          <w:b/>
+          <w:i w:val="0"/>
+          <w:sz w:val="19"/>
+        </w:rPr>
+        <w:t>About the screenshots.</w:t>
+      </w:r>
+      <w:r>
+        <w:rPr>
+          <w:b w:val="0"/>
+          <w:i w:val="0"/>
+          <w:sz w:val="19"/>
+        </w:rPr>
+        <w:t xml:space="preserve"> All 42 screenshots in this report come from one run of these scripts, in this order, on a fresh schema in Oracle AI Database 26ai Free using SQL*Plus (13-Oct-2026). Each image shows the commands as echoed by SQL*Plus (SET ECHO ON) followed by the unedited output. Outputs that use SYSDATE (Q16, the overdue report and the demo booking dates) depend on the day the scripts are run.</w:t>
+      </w:r>
     </w:p>
     <w:p>
       <w:pPr>
@@ -5244,68 +5266,47 @@
         <w:spacing w:before="0" w:after="40" w:line="144" w:lineRule="auto"/>
       </w:pPr>
     </w:p>
-    <w:tbl>
-      <w:tblPr>
-        <w:tblW w:type="auto" w:w="0"/>
+    <w:p>
+      <w:pPr>
+        <w:keepNext/>
+        <w:spacing w:before="40" w:after="20" w:line="264" w:lineRule="auto"/>
         <w:jc w:val="center"/>
-        <w:tblLayout w:type="fixed"/>
-        <w:tblLook w:firstColumn="1" w:firstRow="1" w:lastColumn="0" w:lastRow="0" w:noHBand="0" w:noVBand="1" w:val="04A0"/>
-      </w:tblPr>
-      <w:tblGrid>
-        <w:gridCol w:w="9072"/>
-      </w:tblGrid>
-      <w:tr>
-        <w:trPr>
-          <w:trHeight w:val="2993" w:hRule="exact"/>
-          <w:cantSplit/>
-        </w:trPr>
-        <w:tc>
-          <w:tcPr>
-            <w:tcW w:type="dxa" w:w="9071"/>
-            <w:vAlign w:val="center"/>
-            <w:shd w:val="clear" w:color="auto" w:fill="FAFAF7"/>
-            <w:tcBorders>
-              <w:top w:val="dashed" w:sz="8" w:space="0" w:color="A7ABB2"/>
-              <w:left w:val="dashed" w:sz="8" w:space="0" w:color="A7ABB2"/>
-              <w:bottom w:val="dashed" w:sz="8" w:space="0" w:color="A7ABB2"/>
-              <w:right w:val="dashed" w:sz="8" w:space="0" w:color="A7ABB2"/>
-            </w:tcBorders>
-          </w:tcPr>
-          <w:p>
-            <w:pPr>
-              <w:keepNext/>
-              <w:spacing w:before="0" w:after="40" w:line="264" w:lineRule="auto"/>
-              <w:jc w:val="center"/>
-            </w:pPr>
-            <w:r>
-              <w:rPr>
-                <w:b/>
-                <w:i w:val="0"/>
-                <w:color w:val="6B6E75"/>
-                <w:sz w:val="20"/>
-              </w:rPr>
-              <w:t>SCREENSHOT PLACEHOLDER – Figure 2</w:t>
-            </w:r>
-          </w:p>
-          <w:p>
-            <w:pPr>
-              <w:keepNext/>
-              <w:spacing w:before="0" w:after="0" w:line="264" w:lineRule="auto"/>
-              <w:jc w:val="center"/>
-            </w:pPr>
-            <w:r>
-              <w:rPr>
-                <w:b w:val="0"/>
-                <w:i w:val="0"/>
-                <w:color w:val="6B6E75"/>
-                <w:sz w:val="17"/>
-              </w:rPr>
-              <w:t>Delete this box and paste the screenshot (@00_setup_display.sql then @01_ddl.sql). Listed as Figure 2 in the screenshot checklist.</w:t>
-            </w:r>
-          </w:p>
-        </w:tc>
-      </w:tr>
-    </w:tbl>
+      </w:pPr>
+      <w:r>
+        <w:drawing>
+          <wp:inline xmlns:a="http://schemas.openxmlformats.org/drawingml/2006/main" xmlns:pic="http://schemas.openxmlformats.org/drawingml/2006/picture">
+            <wp:extent cx="2417112" cy="2650752"/>
+            <wp:docPr id="2" name="Picture 2"/>
+            <wp:cNvGraphicFramePr>
+              <a:graphicFrameLocks noChangeAspect="1"/>
+            </wp:cNvGraphicFramePr>
+            <a:graphic>
+              <a:graphicData uri="http://schemas.openxmlformats.org/drawingml/2006/picture">
+                <pic:pic>
+                  <pic:nvPicPr>
+                    <pic:cNvPr id="0" name="fig_02.png"/>
+                    <pic:cNvPicPr/>
+                  </pic:nvPicPr>
+                  <pic:blipFill>
+                    <a:blip r:embed="rId12"/>
+                    <a:stretch>
+                      <a:fillRect/>
+                    </a:stretch>
+                  </pic:blipFill>
+                  <pic:spPr>
+                    <a:xfrm>
+                      <a:off x="0" y="0"/>
+                      <a:ext cx="2417112" cy="2650752"/>
+                    </a:xfrm>
+                    <a:prstGeom prst="rect"/>
+                  </pic:spPr>
+                </pic:pic>
+              </a:graphicData>
+            </a:graphic>
+          </wp:inline>
+        </w:drawing>
+      </w:r>
+    </w:p>
     <w:p>
       <w:pPr>
         <w:keepNext w:val="0"/>
@@ -5331,68 +5332,47 @@
         <w:t>Running 01_ddl.sql: four sequences and eight tables created</w:t>
       </w:r>
     </w:p>
-    <w:tbl>
-      <w:tblPr>
-        <w:tblW w:type="auto" w:w="0"/>
+    <w:p>
+      <w:pPr>
+        <w:keepNext/>
+        <w:spacing w:before="40" w:after="20" w:line="264" w:lineRule="auto"/>
         <w:jc w:val="center"/>
-        <w:tblLayout w:type="fixed"/>
-        <w:tblLook w:firstColumn="1" w:firstRow="1" w:lastColumn="0" w:lastRow="0" w:noHBand="0" w:noVBand="1" w:val="04A0"/>
-      </w:tblPr>
-      <w:tblGrid>
-        <w:gridCol w:w="9072"/>
-      </w:tblGrid>
-      <w:tr>
-        <w:trPr>
-          <w:trHeight w:val="3991" w:hRule="exact"/>
-          <w:cantSplit/>
-        </w:trPr>
-        <w:tc>
-          <w:tcPr>
-            <w:tcW w:type="dxa" w:w="9071"/>
-            <w:vAlign w:val="center"/>
-            <w:shd w:val="clear" w:color="auto" w:fill="FAFAF7"/>
-            <w:tcBorders>
-              <w:top w:val="dashed" w:sz="8" w:space="0" w:color="A7ABB2"/>
-              <w:left w:val="dashed" w:sz="8" w:space="0" w:color="A7ABB2"/>
-              <w:bottom w:val="dashed" w:sz="8" w:space="0" w:color="A7ABB2"/>
-              <w:right w:val="dashed" w:sz="8" w:space="0" w:color="A7ABB2"/>
-            </w:tcBorders>
-          </w:tcPr>
-          <w:p>
-            <w:pPr>
-              <w:keepNext/>
-              <w:spacing w:before="0" w:after="40" w:line="264" w:lineRule="auto"/>
-              <w:jc w:val="center"/>
-            </w:pPr>
-            <w:r>
-              <w:rPr>
-                <w:b/>
-                <w:i w:val="0"/>
-                <w:color w:val="6B6E75"/>
-                <w:sz w:val="20"/>
-              </w:rPr>
-              <w:t>SCREENSHOT PLACEHOLDER – Figure 3</w:t>
-            </w:r>
-          </w:p>
-          <w:p>
-            <w:pPr>
-              <w:keepNext/>
-              <w:spacing w:before="0" w:after="0" w:line="264" w:lineRule="auto"/>
-              <w:jc w:val="center"/>
-            </w:pPr>
-            <w:r>
-              <w:rPr>
-                <w:b w:val="0"/>
-                <w:i w:val="0"/>
-                <w:color w:val="6B6E75"/>
-                <w:sz w:val="17"/>
-              </w:rPr>
-              <w:t>Delete this box and paste the screenshot (run block SC_DESC of 03_check_schema_data.sql). Listed as Figure 3 in the screenshot checklist.</w:t>
-            </w:r>
-          </w:p>
-        </w:tc>
-      </w:tr>
-    </w:tbl>
+      </w:pPr>
+      <w:r>
+        <w:drawing>
+          <wp:inline xmlns:a="http://schemas.openxmlformats.org/drawingml/2006/main" xmlns:pic="http://schemas.openxmlformats.org/drawingml/2006/picture">
+            <wp:extent cx="5870736" cy="2489328"/>
+            <wp:docPr id="3" name="Picture 3"/>
+            <wp:cNvGraphicFramePr>
+              <a:graphicFrameLocks noChangeAspect="1"/>
+            </wp:cNvGraphicFramePr>
+            <a:graphic>
+              <a:graphicData uri="http://schemas.openxmlformats.org/drawingml/2006/picture">
+                <pic:pic>
+                  <pic:nvPicPr>
+                    <pic:cNvPr id="0" name="fig_03.png"/>
+                    <pic:cNvPicPr/>
+                  </pic:nvPicPr>
+                  <pic:blipFill>
+                    <a:blip r:embed="rId13"/>
+                    <a:stretch>
+                      <a:fillRect/>
+                    </a:stretch>
+                  </pic:blipFill>
+                  <pic:spPr>
+                    <a:xfrm>
+                      <a:off x="0" y="0"/>
+                      <a:ext cx="5870736" cy="2489328"/>
+                    </a:xfrm>
+                    <a:prstGeom prst="rect"/>
+                  </pic:spPr>
+                </pic:pic>
+              </a:graphicData>
+            </a:graphic>
+          </wp:inline>
+        </w:drawing>
+      </w:r>
+    </w:p>
     <w:p>
       <w:pPr>
         <w:keepNext w:val="0"/>
@@ -6250,68 +6230,47 @@
         <w:t>Age ≥ 21 and licence validity depend on the current date. Oracle does not allow SYSDATE inside a CHECK constraint, so (as noted in Review I) these two rules are enforced by triggers in Section 5.</w:t>
       </w:r>
     </w:p>
-    <w:tbl>
-      <w:tblPr>
-        <w:tblW w:type="auto" w:w="0"/>
+    <w:p>
+      <w:pPr>
+        <w:keepNext/>
+        <w:spacing w:before="40" w:after="20" w:line="264" w:lineRule="auto"/>
         <w:jc w:val="center"/>
-        <w:tblLayout w:type="fixed"/>
-        <w:tblLook w:firstColumn="1" w:firstRow="1" w:lastColumn="0" w:lastRow="0" w:noHBand="0" w:noVBand="1" w:val="04A0"/>
-      </w:tblPr>
-      <w:tblGrid>
-        <w:gridCol w:w="9072"/>
-      </w:tblGrid>
-      <w:tr>
-        <w:trPr>
-          <w:trHeight w:val="2744" w:hRule="exact"/>
-          <w:cantSplit/>
-        </w:trPr>
-        <w:tc>
-          <w:tcPr>
-            <w:tcW w:type="dxa" w:w="9071"/>
-            <w:vAlign w:val="center"/>
-            <w:shd w:val="clear" w:color="auto" w:fill="FAFAF7"/>
-            <w:tcBorders>
-              <w:top w:val="dashed" w:sz="8" w:space="0" w:color="A7ABB2"/>
-              <w:left w:val="dashed" w:sz="8" w:space="0" w:color="A7ABB2"/>
-              <w:bottom w:val="dashed" w:sz="8" w:space="0" w:color="A7ABB2"/>
-              <w:right w:val="dashed" w:sz="8" w:space="0" w:color="A7ABB2"/>
-            </w:tcBorders>
-          </w:tcPr>
-          <w:p>
-            <w:pPr>
-              <w:keepNext/>
-              <w:spacing w:before="0" w:after="40" w:line="264" w:lineRule="auto"/>
-              <w:jc w:val="center"/>
-            </w:pPr>
-            <w:r>
-              <w:rPr>
-                <w:b/>
-                <w:i w:val="0"/>
-                <w:color w:val="6B6E75"/>
-                <w:sz w:val="20"/>
-              </w:rPr>
-              <w:t>SCREENSHOT PLACEHOLDER – Figure 4</w:t>
-            </w:r>
-          </w:p>
-          <w:p>
-            <w:pPr>
-              <w:keepNext/>
-              <w:spacing w:before="0" w:after="0" w:line="264" w:lineRule="auto"/>
-              <w:jc w:val="center"/>
-            </w:pPr>
-            <w:r>
-              <w:rPr>
-                <w:b w:val="0"/>
-                <w:i w:val="0"/>
-                <w:color w:val="6B6E75"/>
-                <w:sz w:val="17"/>
-              </w:rPr>
-              <w:t>Delete this box and paste the screenshot (run block SC_COUNT of 03_check_schema_data.sql). Listed as Figure 4 in the screenshot checklist.</w:t>
-            </w:r>
-          </w:p>
-        </w:tc>
-      </w:tr>
-    </w:tbl>
+      </w:pPr>
+      <w:r>
+        <w:drawing>
+          <wp:inline xmlns:a="http://schemas.openxmlformats.org/drawingml/2006/main" xmlns:pic="http://schemas.openxmlformats.org/drawingml/2006/picture">
+            <wp:extent cx="4146048" cy="2085768"/>
+            <wp:docPr id="4" name="Picture 4"/>
+            <wp:cNvGraphicFramePr>
+              <a:graphicFrameLocks noChangeAspect="1"/>
+            </wp:cNvGraphicFramePr>
+            <a:graphic>
+              <a:graphicData uri="http://schemas.openxmlformats.org/drawingml/2006/picture">
+                <pic:pic>
+                  <pic:nvPicPr>
+                    <pic:cNvPr id="0" name="fig_04.png"/>
+                    <pic:cNvPicPr/>
+                  </pic:nvPicPr>
+                  <pic:blipFill>
+                    <a:blip r:embed="rId14"/>
+                    <a:stretch>
+                      <a:fillRect/>
+                    </a:stretch>
+                  </pic:blipFill>
+                  <pic:spPr>
+                    <a:xfrm>
+                      <a:off x="0" y="0"/>
+                      <a:ext cx="4146048" cy="2085768"/>
+                    </a:xfrm>
+                    <a:prstGeom prst="rect"/>
+                  </pic:spPr>
+                </pic:pic>
+              </a:graphicData>
+            </a:graphic>
+          </wp:inline>
+        </w:drawing>
+      </w:r>
+    </w:p>
     <w:p>
       <w:pPr>
         <w:keepNext w:val="0"/>
@@ -6337,68 +6296,47 @@
         <w:t>Number of constraints of each kind, read from USER_CONSTRAINTS</w:t>
       </w:r>
     </w:p>
-    <w:tbl>
-      <w:tblPr>
-        <w:tblW w:type="auto" w:w="0"/>
+    <w:p>
+      <w:pPr>
+        <w:keepNext/>
+        <w:spacing w:before="40" w:after="20" w:line="264" w:lineRule="auto"/>
         <w:jc w:val="center"/>
-        <w:tblLayout w:type="fixed"/>
-        <w:tblLook w:firstColumn="1" w:firstRow="1" w:lastColumn="0" w:lastRow="0" w:noHBand="0" w:noVBand="1" w:val="04A0"/>
-      </w:tblPr>
-      <w:tblGrid>
-        <w:gridCol w:w="9072"/>
-      </w:tblGrid>
-      <w:tr>
-        <w:trPr>
-          <w:trHeight w:val="2744" w:hRule="exact"/>
-          <w:cantSplit/>
-        </w:trPr>
-        <w:tc>
-          <w:tcPr>
-            <w:tcW w:type="dxa" w:w="9071"/>
-            <w:vAlign w:val="center"/>
-            <w:shd w:val="clear" w:color="auto" w:fill="FAFAF7"/>
-            <w:tcBorders>
-              <w:top w:val="dashed" w:sz="8" w:space="0" w:color="A7ABB2"/>
-              <w:left w:val="dashed" w:sz="8" w:space="0" w:color="A7ABB2"/>
-              <w:bottom w:val="dashed" w:sz="8" w:space="0" w:color="A7ABB2"/>
-              <w:right w:val="dashed" w:sz="8" w:space="0" w:color="A7ABB2"/>
-            </w:tcBorders>
-          </w:tcPr>
-          <w:p>
-            <w:pPr>
-              <w:keepNext/>
-              <w:spacing w:before="0" w:after="40" w:line="264" w:lineRule="auto"/>
-              <w:jc w:val="center"/>
-            </w:pPr>
-            <w:r>
-              <w:rPr>
-                <w:b/>
-                <w:i w:val="0"/>
-                <w:color w:val="6B6E75"/>
-                <w:sz w:val="20"/>
-              </w:rPr>
-              <w:t>SCREENSHOT PLACEHOLDER – Figure 5</w:t>
-            </w:r>
-          </w:p>
-          <w:p>
-            <w:pPr>
-              <w:keepNext/>
-              <w:spacing w:before="0" w:after="0" w:line="264" w:lineRule="auto"/>
-              <w:jc w:val="center"/>
-            </w:pPr>
-            <w:r>
-              <w:rPr>
-                <w:b w:val="0"/>
-                <w:i w:val="0"/>
-                <w:color w:val="6B6E75"/>
-                <w:sz w:val="17"/>
-              </w:rPr>
-              <w:t>Delete this box and paste the screenshot (run block SC_FK of 03_check_schema_data.sql). Listed as Figure 5 in the screenshot checklist.</w:t>
-            </w:r>
-          </w:p>
-        </w:tc>
-      </w:tr>
-    </w:tbl>
+      </w:pPr>
+      <w:r>
+        <w:drawing>
+          <wp:inline xmlns:a="http://schemas.openxmlformats.org/drawingml/2006/main" xmlns:pic="http://schemas.openxmlformats.org/drawingml/2006/picture">
+            <wp:extent cx="3377160" cy="1924344"/>
+            <wp:docPr id="5" name="Picture 5"/>
+            <wp:cNvGraphicFramePr>
+              <a:graphicFrameLocks noChangeAspect="1"/>
+            </wp:cNvGraphicFramePr>
+            <a:graphic>
+              <a:graphicData uri="http://schemas.openxmlformats.org/drawingml/2006/picture">
+                <pic:pic>
+                  <pic:nvPicPr>
+                    <pic:cNvPr id="0" name="fig_05.png"/>
+                    <pic:cNvPicPr/>
+                  </pic:nvPicPr>
+                  <pic:blipFill>
+                    <a:blip r:embed="rId15"/>
+                    <a:stretch>
+                      <a:fillRect/>
+                    </a:stretch>
+                  </pic:blipFill>
+                  <pic:spPr>
+                    <a:xfrm>
+                      <a:off x="0" y="0"/>
+                      <a:ext cx="3377160" cy="1924344"/>
+                    </a:xfrm>
+                    <a:prstGeom prst="rect"/>
+                  </pic:spPr>
+                </pic:pic>
+              </a:graphicData>
+            </a:graphic>
+          </wp:inline>
+        </w:drawing>
+      </w:r>
+    </w:p>
     <w:p>
       <w:pPr>
         <w:keepNext w:val="0"/>
@@ -7444,68 +7382,47 @@
         <w:spacing w:before="0" w:after="40" w:line="144" w:lineRule="auto"/>
       </w:pPr>
     </w:p>
-    <w:tbl>
-      <w:tblPr>
-        <w:tblW w:type="auto" w:w="0"/>
+    <w:p>
+      <w:pPr>
+        <w:keepNext/>
+        <w:spacing w:before="40" w:after="20" w:line="264" w:lineRule="auto"/>
         <w:jc w:val="center"/>
-        <w:tblLayout w:type="fixed"/>
-        <w:tblLook w:firstColumn="1" w:firstRow="1" w:lastColumn="0" w:lastRow="0" w:noHBand="0" w:noVBand="1" w:val="04A0"/>
-      </w:tblPr>
-      <w:tblGrid>
-        <w:gridCol w:w="9072"/>
-      </w:tblGrid>
-      <w:tr>
-        <w:trPr>
-          <w:trHeight w:val="3492" w:hRule="exact"/>
-          <w:cantSplit/>
-        </w:trPr>
-        <w:tc>
-          <w:tcPr>
-            <w:tcW w:type="dxa" w:w="9071"/>
-            <w:vAlign w:val="center"/>
-            <w:shd w:val="clear" w:color="auto" w:fill="FAFAF7"/>
-            <w:tcBorders>
-              <w:top w:val="dashed" w:sz="8" w:space="0" w:color="A7ABB2"/>
-              <w:left w:val="dashed" w:sz="8" w:space="0" w:color="A7ABB2"/>
-              <w:bottom w:val="dashed" w:sz="8" w:space="0" w:color="A7ABB2"/>
-              <w:right w:val="dashed" w:sz="8" w:space="0" w:color="A7ABB2"/>
-            </w:tcBorders>
-          </w:tcPr>
-          <w:p>
-            <w:pPr>
-              <w:keepNext/>
-              <w:spacing w:before="0" w:after="40" w:line="264" w:lineRule="auto"/>
-              <w:jc w:val="center"/>
-            </w:pPr>
-            <w:r>
-              <w:rPr>
-                <w:b/>
-                <w:i w:val="0"/>
-                <w:color w:val="6B6E75"/>
-                <w:sz w:val="20"/>
-              </w:rPr>
-              <w:t>SCREENSHOT PLACEHOLDER – Figure 6</w:t>
-            </w:r>
-          </w:p>
-          <w:p>
-            <w:pPr>
-              <w:keepNext/>
-              <w:spacing w:before="0" w:after="0" w:line="264" w:lineRule="auto"/>
-              <w:jc w:val="center"/>
-            </w:pPr>
-            <w:r>
-              <w:rPr>
-                <w:b w:val="0"/>
-                <w:i w:val="0"/>
-                <w:color w:val="6B6E75"/>
-                <w:sz w:val="17"/>
-              </w:rPr>
-              <w:t>Delete this box and paste the screenshot (run block CT1 of 04_constraint_tests.sql). Listed as Figure 6 in the screenshot checklist.</w:t>
-            </w:r>
-          </w:p>
-        </w:tc>
-      </w:tr>
-    </w:tbl>
+      </w:pPr>
+      <w:r>
+        <w:drawing>
+          <wp:inline xmlns:a="http://schemas.openxmlformats.org/drawingml/2006/main" xmlns:pic="http://schemas.openxmlformats.org/drawingml/2006/picture">
+            <wp:extent cx="4184279" cy="3135023"/>
+            <wp:docPr id="6" name="Picture 6"/>
+            <wp:cNvGraphicFramePr>
+              <a:graphicFrameLocks noChangeAspect="1"/>
+            </wp:cNvGraphicFramePr>
+            <a:graphic>
+              <a:graphicData uri="http://schemas.openxmlformats.org/drawingml/2006/picture">
+                <pic:pic>
+                  <pic:nvPicPr>
+                    <pic:cNvPr id="0" name="fig_06.png"/>
+                    <pic:cNvPicPr/>
+                  </pic:nvPicPr>
+                  <pic:blipFill>
+                    <a:blip r:embed="rId16"/>
+                    <a:stretch>
+                      <a:fillRect/>
+                    </a:stretch>
+                  </pic:blipFill>
+                  <pic:spPr>
+                    <a:xfrm>
+                      <a:off x="0" y="0"/>
+                      <a:ext cx="4184279" cy="3135023"/>
+                    </a:xfrm>
+                    <a:prstGeom prst="rect"/>
+                  </pic:spPr>
+                </pic:pic>
+              </a:graphicData>
+            </a:graphic>
+          </wp:inline>
+        </w:drawing>
+      </w:r>
+    </w:p>
     <w:p>
       <w:pPr>
         <w:keepNext w:val="0"/>
@@ -7531,68 +7448,47 @@
         <w:t>Constraint tests 1-4: UNIQUE, CHECK and NOT NULL violations rejected</w:t>
       </w:r>
     </w:p>
-    <w:tbl>
-      <w:tblPr>
-        <w:tblW w:type="auto" w:w="0"/>
+    <w:p>
+      <w:pPr>
+        <w:keepNext/>
+        <w:spacing w:before="40" w:after="20" w:line="264" w:lineRule="auto"/>
         <w:jc w:val="center"/>
-        <w:tblLayout w:type="fixed"/>
-        <w:tblLook w:firstColumn="1" w:firstRow="1" w:lastColumn="0" w:lastRow="0" w:noHBand="0" w:noVBand="1" w:val="04A0"/>
-      </w:tblPr>
-      <w:tblGrid>
-        <w:gridCol w:w="9072"/>
-      </w:tblGrid>
-      <w:tr>
-        <w:trPr>
-          <w:trHeight w:val="3243" w:hRule="exact"/>
-          <w:cantSplit/>
-        </w:trPr>
-        <w:tc>
-          <w:tcPr>
-            <w:tcW w:type="dxa" w:w="9071"/>
-            <w:vAlign w:val="center"/>
-            <w:shd w:val="clear" w:color="auto" w:fill="FAFAF7"/>
-            <w:tcBorders>
-              <w:top w:val="dashed" w:sz="8" w:space="0" w:color="A7ABB2"/>
-              <w:left w:val="dashed" w:sz="8" w:space="0" w:color="A7ABB2"/>
-              <w:bottom w:val="dashed" w:sz="8" w:space="0" w:color="A7ABB2"/>
-              <w:right w:val="dashed" w:sz="8" w:space="0" w:color="A7ABB2"/>
-            </w:tcBorders>
-          </w:tcPr>
-          <w:p>
-            <w:pPr>
-              <w:keepNext/>
-              <w:spacing w:before="0" w:after="40" w:line="264" w:lineRule="auto"/>
-              <w:jc w:val="center"/>
-            </w:pPr>
-            <w:r>
-              <w:rPr>
-                <w:b/>
-                <w:i w:val="0"/>
-                <w:color w:val="6B6E75"/>
-                <w:sz w:val="20"/>
-              </w:rPr>
-              <w:t>SCREENSHOT PLACEHOLDER – Figure 7</w:t>
-            </w:r>
-          </w:p>
-          <w:p>
-            <w:pPr>
-              <w:keepNext/>
-              <w:spacing w:before="0" w:after="0" w:line="264" w:lineRule="auto"/>
-              <w:jc w:val="center"/>
-            </w:pPr>
-            <w:r>
-              <w:rPr>
-                <w:b w:val="0"/>
-                <w:i w:val="0"/>
-                <w:color w:val="6B6E75"/>
-                <w:sz w:val="17"/>
-              </w:rPr>
-              <w:t>Delete this box and paste the screenshot (run block CT2 of 04_constraint_tests.sql). Listed as Figure 7 in the screenshot checklist.</w:t>
-            </w:r>
-          </w:p>
-        </w:tc>
-      </w:tr>
-    </w:tbl>
+      </w:pPr>
+      <w:r>
+        <w:drawing>
+          <wp:inline xmlns:a="http://schemas.openxmlformats.org/drawingml/2006/main" xmlns:pic="http://schemas.openxmlformats.org/drawingml/2006/picture">
+            <wp:extent cx="3606552" cy="3135024"/>
+            <wp:docPr id="7" name="Picture 7"/>
+            <wp:cNvGraphicFramePr>
+              <a:graphicFrameLocks noChangeAspect="1"/>
+            </wp:cNvGraphicFramePr>
+            <a:graphic>
+              <a:graphicData uri="http://schemas.openxmlformats.org/drawingml/2006/picture">
+                <pic:pic>
+                  <pic:nvPicPr>
+                    <pic:cNvPr id="0" name="fig_07.png"/>
+                    <pic:cNvPicPr/>
+                  </pic:nvPicPr>
+                  <pic:blipFill>
+                    <a:blip r:embed="rId17"/>
+                    <a:stretch>
+                      <a:fillRect/>
+                    </a:stretch>
+                  </pic:blipFill>
+                  <pic:spPr>
+                    <a:xfrm>
+                      <a:off x="0" y="0"/>
+                      <a:ext cx="3606552" cy="3135024"/>
+                    </a:xfrm>
+                    <a:prstGeom prst="rect"/>
+                  </pic:spPr>
+                </pic:pic>
+              </a:graphicData>
+            </a:graphic>
+          </wp:inline>
+        </w:drawing>
+      </w:r>
+    </w:p>
     <w:p>
       <w:pPr>
         <w:keepNext w:val="0"/>
@@ -8840,68 +8736,47 @@
         <w:spacing w:before="0" w:after="40" w:line="144" w:lineRule="auto"/>
       </w:pPr>
     </w:p>
-    <w:tbl>
-      <w:tblPr>
-        <w:tblW w:type="auto" w:w="0"/>
+    <w:p>
+      <w:pPr>
+        <w:keepNext/>
+        <w:spacing w:before="40" w:after="20" w:line="264" w:lineRule="auto"/>
         <w:jc w:val="center"/>
-        <w:tblLayout w:type="fixed"/>
-        <w:tblLook w:firstColumn="1" w:firstRow="1" w:lastColumn="0" w:lastRow="0" w:noHBand="0" w:noVBand="1" w:val="04A0"/>
-      </w:tblPr>
-      <w:tblGrid>
-        <w:gridCol w:w="9072"/>
-      </w:tblGrid>
-      <w:tr>
-        <w:trPr>
-          <w:trHeight w:val="2744" w:hRule="exact"/>
-          <w:cantSplit/>
-        </w:trPr>
-        <w:tc>
-          <w:tcPr>
-            <w:tcW w:type="dxa" w:w="9071"/>
-            <w:vAlign w:val="center"/>
-            <w:shd w:val="clear" w:color="auto" w:fill="FAFAF7"/>
-            <w:tcBorders>
-              <w:top w:val="dashed" w:sz="8" w:space="0" w:color="A7ABB2"/>
-              <w:left w:val="dashed" w:sz="8" w:space="0" w:color="A7ABB2"/>
-              <w:bottom w:val="dashed" w:sz="8" w:space="0" w:color="A7ABB2"/>
-              <w:right w:val="dashed" w:sz="8" w:space="0" w:color="A7ABB2"/>
-            </w:tcBorders>
-          </w:tcPr>
-          <w:p>
-            <w:pPr>
-              <w:keepNext/>
-              <w:spacing w:before="0" w:after="40" w:line="264" w:lineRule="auto"/>
-              <w:jc w:val="center"/>
-            </w:pPr>
-            <w:r>
-              <w:rPr>
-                <w:b/>
-                <w:i w:val="0"/>
-                <w:color w:val="6B6E75"/>
-                <w:sz w:val="20"/>
-              </w:rPr>
-              <w:t>SCREENSHOT PLACEHOLDER – Figure 8</w:t>
-            </w:r>
-          </w:p>
-          <w:p>
-            <w:pPr>
-              <w:keepNext/>
-              <w:spacing w:before="0" w:after="0" w:line="264" w:lineRule="auto"/>
-              <w:jc w:val="center"/>
-            </w:pPr>
-            <w:r>
-              <w:rPr>
-                <w:b w:val="0"/>
-                <w:i w:val="0"/>
-                <w:color w:val="6B6E75"/>
-                <w:sz w:val="17"/>
-              </w:rPr>
-              <w:t>Delete this box and paste the screenshot (run block DATA_COUNTS of 03_check_schema_data.sql). Listed as Figure 8 in the screenshot checklist.</w:t>
-            </w:r>
-          </w:p>
-        </w:tc>
-      </w:tr>
-    </w:tbl>
+      </w:pPr>
+      <w:r>
+        <w:drawing>
+          <wp:inline xmlns:a="http://schemas.openxmlformats.org/drawingml/2006/main" xmlns:pic="http://schemas.openxmlformats.org/drawingml/2006/picture">
+            <wp:extent cx="2880143" cy="2005055"/>
+            <wp:docPr id="8" name="Picture 8"/>
+            <wp:cNvGraphicFramePr>
+              <a:graphicFrameLocks noChangeAspect="1"/>
+            </wp:cNvGraphicFramePr>
+            <a:graphic>
+              <a:graphicData uri="http://schemas.openxmlformats.org/drawingml/2006/picture">
+                <pic:pic>
+                  <pic:nvPicPr>
+                    <pic:cNvPr id="0" name="fig_08.png"/>
+                    <pic:cNvPicPr/>
+                  </pic:nvPicPr>
+                  <pic:blipFill>
+                    <a:blip r:embed="rId18"/>
+                    <a:stretch>
+                      <a:fillRect/>
+                    </a:stretch>
+                  </pic:blipFill>
+                  <pic:spPr>
+                    <a:xfrm>
+                      <a:off x="0" y="0"/>
+                      <a:ext cx="2880143" cy="2005055"/>
+                    </a:xfrm>
+                    <a:prstGeom prst="rect"/>
+                  </pic:spPr>
+                </pic:pic>
+              </a:graphicData>
+            </a:graphic>
+          </wp:inline>
+        </w:drawing>
+      </w:r>
+    </w:p>
     <w:p>
       <w:pPr>
         <w:keepNext w:val="0"/>
@@ -8927,68 +8802,47 @@
         <w:t>Row count of every table after loading 02_insert_data.sql</w:t>
       </w:r>
     </w:p>
-    <w:tbl>
-      <w:tblPr>
-        <w:tblW w:type="auto" w:w="0"/>
+    <w:p>
+      <w:pPr>
+        <w:keepNext/>
+        <w:spacing w:before="40" w:after="20" w:line="264" w:lineRule="auto"/>
         <w:jc w:val="center"/>
-        <w:tblLayout w:type="fixed"/>
-        <w:tblLook w:firstColumn="1" w:firstRow="1" w:lastColumn="0" w:lastRow="0" w:noHBand="0" w:noVBand="1" w:val="04A0"/>
-      </w:tblPr>
-      <w:tblGrid>
-        <w:gridCol w:w="9072"/>
-      </w:tblGrid>
-      <w:tr>
-        <w:trPr>
-          <w:trHeight w:val="2744" w:hRule="exact"/>
-          <w:cantSplit/>
-        </w:trPr>
-        <w:tc>
-          <w:tcPr>
-            <w:tcW w:type="dxa" w:w="9071"/>
-            <w:vAlign w:val="center"/>
-            <w:shd w:val="clear" w:color="auto" w:fill="FAFAF7"/>
-            <w:tcBorders>
-              <w:top w:val="dashed" w:sz="8" w:space="0" w:color="A7ABB2"/>
-              <w:left w:val="dashed" w:sz="8" w:space="0" w:color="A7ABB2"/>
-              <w:bottom w:val="dashed" w:sz="8" w:space="0" w:color="A7ABB2"/>
-              <w:right w:val="dashed" w:sz="8" w:space="0" w:color="A7ABB2"/>
-            </w:tcBorders>
-          </w:tcPr>
-          <w:p>
-            <w:pPr>
-              <w:keepNext/>
-              <w:spacing w:before="0" w:after="40" w:line="264" w:lineRule="auto"/>
-              <w:jc w:val="center"/>
-            </w:pPr>
-            <w:r>
-              <w:rPr>
-                <w:b/>
-                <w:i w:val="0"/>
-                <w:color w:val="6B6E75"/>
-                <w:sz w:val="20"/>
-              </w:rPr>
-              <w:t>SCREENSHOT PLACEHOLDER – Figure 9</w:t>
-            </w:r>
-          </w:p>
-          <w:p>
-            <w:pPr>
-              <w:keepNext/>
-              <w:spacing w:before="0" w:after="0" w:line="264" w:lineRule="auto"/>
-              <w:jc w:val="center"/>
-            </w:pPr>
-            <w:r>
-              <w:rPr>
-                <w:b w:val="0"/>
-                <w:i w:val="0"/>
-                <w:color w:val="6B6E75"/>
-                <w:sz w:val="17"/>
-              </w:rPr>
-              <w:t>Delete this box and paste the screenshot (run block DATA_VEHICLE of 03_check_schema_data.sql). Listed as Figure 9 in the screenshot checklist.</w:t>
-            </w:r>
-          </w:p>
-        </w:tc>
-      </w:tr>
-    </w:tbl>
+      </w:pPr>
+      <w:r>
+        <w:drawing>
+          <wp:inline xmlns:a="http://schemas.openxmlformats.org/drawingml/2006/main" xmlns:pic="http://schemas.openxmlformats.org/drawingml/2006/picture">
+            <wp:extent cx="4031352" cy="2247192"/>
+            <wp:docPr id="9" name="Picture 9"/>
+            <wp:cNvGraphicFramePr>
+              <a:graphicFrameLocks noChangeAspect="1"/>
+            </wp:cNvGraphicFramePr>
+            <a:graphic>
+              <a:graphicData uri="http://schemas.openxmlformats.org/drawingml/2006/picture">
+                <pic:pic>
+                  <pic:nvPicPr>
+                    <pic:cNvPr id="0" name="fig_09.png"/>
+                    <pic:cNvPicPr/>
+                  </pic:nvPicPr>
+                  <pic:blipFill>
+                    <a:blip r:embed="rId19"/>
+                    <a:stretch>
+                      <a:fillRect/>
+                    </a:stretch>
+                  </pic:blipFill>
+                  <pic:spPr>
+                    <a:xfrm>
+                      <a:off x="0" y="0"/>
+                      <a:ext cx="4031352" cy="2247192"/>
+                    </a:xfrm>
+                    <a:prstGeom prst="rect"/>
+                  </pic:spPr>
+                </pic:pic>
+              </a:graphicData>
+            </a:graphic>
+          </wp:inline>
+        </w:drawing>
+      </w:r>
+    </w:p>
     <w:p>
       <w:pPr>
         <w:keepNext w:val="0"/>
@@ -9014,68 +8868,47 @@
         <w:t>VEHICLE table after loading: current odometer, status and branch of each vehicle</w:t>
       </w:r>
     </w:p>
-    <w:tbl>
-      <w:tblPr>
-        <w:tblW w:type="auto" w:w="0"/>
+    <w:p>
+      <w:pPr>
+        <w:keepNext/>
+        <w:spacing w:before="40" w:after="20" w:line="264" w:lineRule="auto"/>
         <w:jc w:val="center"/>
-        <w:tblLayout w:type="fixed"/>
-        <w:tblLook w:firstColumn="1" w:firstRow="1" w:lastColumn="0" w:lastRow="0" w:noHBand="0" w:noVBand="1" w:val="04A0"/>
-      </w:tblPr>
-      <w:tblGrid>
-        <w:gridCol w:w="9072"/>
-      </w:tblGrid>
-      <w:tr>
-        <w:trPr>
-          <w:trHeight w:val="3742" w:hRule="exact"/>
-          <w:cantSplit/>
-        </w:trPr>
-        <w:tc>
-          <w:tcPr>
-            <w:tcW w:type="dxa" w:w="9071"/>
-            <w:vAlign w:val="center"/>
-            <w:shd w:val="clear" w:color="auto" w:fill="FAFAF7"/>
-            <w:tcBorders>
-              <w:top w:val="dashed" w:sz="8" w:space="0" w:color="A7ABB2"/>
-              <w:left w:val="dashed" w:sz="8" w:space="0" w:color="A7ABB2"/>
-              <w:bottom w:val="dashed" w:sz="8" w:space="0" w:color="A7ABB2"/>
-              <w:right w:val="dashed" w:sz="8" w:space="0" w:color="A7ABB2"/>
-            </w:tcBorders>
-          </w:tcPr>
-          <w:p>
-            <w:pPr>
-              <w:keepNext/>
-              <w:spacing w:before="0" w:after="40" w:line="264" w:lineRule="auto"/>
-              <w:jc w:val="center"/>
-            </w:pPr>
-            <w:r>
-              <w:rPr>
-                <w:b/>
-                <w:i w:val="0"/>
-                <w:color w:val="6B6E75"/>
-                <w:sz w:val="20"/>
-              </w:rPr>
-              <w:t>SCREENSHOT PLACEHOLDER – Figure 10</w:t>
-            </w:r>
-          </w:p>
-          <w:p>
-            <w:pPr>
-              <w:keepNext/>
-              <w:spacing w:before="0" w:after="0" w:line="264" w:lineRule="auto"/>
-              <w:jc w:val="center"/>
-            </w:pPr>
-            <w:r>
-              <w:rPr>
-                <w:b w:val="0"/>
-                <w:i w:val="0"/>
-                <w:color w:val="6B6E75"/>
-                <w:sz w:val="17"/>
-              </w:rPr>
-              <w:t>Delete this box and paste the screenshot (run block DATA_BOOKING of 03_check_schema_data.sql). Listed as Figure 10 in the screenshot checklist.</w:t>
-            </w:r>
-          </w:p>
-        </w:tc>
-      </w:tr>
-    </w:tbl>
+      </w:pPr>
+      <w:r>
+        <w:drawing>
+          <wp:inline xmlns:a="http://schemas.openxmlformats.org/drawingml/2006/main" xmlns:pic="http://schemas.openxmlformats.org/drawingml/2006/picture">
+            <wp:extent cx="5029632" cy="2812176"/>
+            <wp:docPr id="10" name="Picture 10"/>
+            <wp:cNvGraphicFramePr>
+              <a:graphicFrameLocks noChangeAspect="1"/>
+            </wp:cNvGraphicFramePr>
+            <a:graphic>
+              <a:graphicData uri="http://schemas.openxmlformats.org/drawingml/2006/picture">
+                <pic:pic>
+                  <pic:nvPicPr>
+                    <pic:cNvPr id="0" name="fig_10.png"/>
+                    <pic:cNvPicPr/>
+                  </pic:nvPicPr>
+                  <pic:blipFill>
+                    <a:blip r:embed="rId20"/>
+                    <a:stretch>
+                      <a:fillRect/>
+                    </a:stretch>
+                  </pic:blipFill>
+                  <pic:spPr>
+                    <a:xfrm>
+                      <a:off x="0" y="0"/>
+                      <a:ext cx="5029632" cy="2812176"/>
+                    </a:xfrm>
+                    <a:prstGeom prst="rect"/>
+                  </pic:spPr>
+                </pic:pic>
+              </a:graphicData>
+            </a:graphic>
+          </wp:inline>
+        </w:drawing>
+      </w:r>
+    </w:p>
     <w:p>
       <w:pPr>
         <w:keepNext w:val="0"/>
@@ -9127,187 +8960,50 @@
           <w:i w:val="0"/>
           <w:sz w:val="21"/>
         </w:rPr>
-        <w:t>These statements are run after the queries of Section 3 because they change a few rows.</w:t>
+        <w:t>These statements are run after the queries of Section 3 because they change a few rows. Each screenshot shows the statements (with their comments) and the result.</w:t>
       </w:r>
     </w:p>
-    <w:tbl>
-      <w:tblPr>
-        <w:tblW w:type="auto" w:w="0"/>
-        <w:jc w:val="center"/>
-        <w:tblLayout w:type="fixed"/>
-        <w:tblLook w:firstColumn="1" w:firstRow="1" w:lastColumn="0" w:lastRow="0" w:noHBand="0" w:noVBand="1" w:val="04A0"/>
-      </w:tblPr>
-      <w:tblGrid>
-        <w:gridCol w:w="9639"/>
-      </w:tblGrid>
-      <w:tr>
-        <w:tc>
-          <w:tcPr>
-            <w:tcW w:type="dxa" w:w="9638"/>
-            <w:shd w:val="clear" w:color="auto" w:fill="F5F6F3"/>
-            <w:tcBorders>
-              <w:left w:val="single" w:sz="18" w:space="0" w:color="1E6B52"/>
-            </w:tcBorders>
-            <w:tcMar>
-              <w:top w:w="70" w:type="dxa"/>
-              <w:bottom w:w="70" w:type="dxa"/>
-              <w:left w:w="140" w:type="dxa"/>
-              <w:right w:w="80" w:type="dxa"/>
-            </w:tcMar>
-          </w:tcPr>
-          <w:p>
-            <w:pPr>
-              <w:keepNext w:val="0"/>
-              <w:spacing w:before="0" w:after="0" w:line="240" w:lineRule="auto"/>
-            </w:pPr>
-            <w:r>
-              <w:rPr>
-                <w:rFonts w:ascii="Consolas" w:hAnsi="Consolas" w:eastAsia="Consolas"/>
-                <w:b w:val="0"/>
-                <w:i w:val="0"/>
-                <w:color w:val="222428"/>
-                <w:sz w:val="14"/>
-              </w:rPr>
-              <w:t>-- A new Kia Seltos joins the Chennai Airport branch. transmission, odometer and status</w:t>
-              <w:br/>
-            </w:r>
-            <w:r>
-              <w:rPr>
-                <w:rFonts w:ascii="Consolas" w:hAnsi="Consolas" w:eastAsia="Consolas"/>
-                <w:b w:val="0"/>
-                <w:i w:val="0"/>
-                <w:color w:val="222428"/>
-                <w:sz w:val="14"/>
-              </w:rPr>
-              <w:t>-- are not given, so the DEFAULT values ('MANUAL', 0, 'AVAILABLE') are stored.</w:t>
-              <w:br/>
-            </w:r>
-            <w:r>
-              <w:rPr>
-                <w:rFonts w:ascii="Consolas" w:hAnsi="Consolas" w:eastAsia="Consolas"/>
-                <w:b w:val="0"/>
-                <w:i w:val="0"/>
-                <w:color w:val="222428"/>
-                <w:sz w:val="14"/>
-              </w:rPr>
-              <w:t>INSERT INTO vehicle (vehicle_id, reg_number, brand, model, mfg_year, fuel_type, category_id, branch_id)</w:t>
-              <w:br/>
-            </w:r>
-            <w:r>
-              <w:rPr>
-                <w:rFonts w:ascii="Consolas" w:hAnsi="Consolas" w:eastAsia="Consolas"/>
-                <w:b w:val="0"/>
-                <w:i w:val="0"/>
-                <w:color w:val="222428"/>
-                <w:sz w:val="14"/>
-              </w:rPr>
-              <w:t>VALUES (15, 'TN09YZ2015', 'Kia', 'Seltos', 2024, 'PETROL', 3, 2);</w:t>
-              <w:br/>
-            </w:r>
-            <w:r>
-              <w:rPr>
-                <w:rFonts w:ascii="Consolas" w:hAnsi="Consolas" w:eastAsia="Consolas"/>
-                <w:b w:val="0"/>
-                <w:i w:val="0"/>
-                <w:color w:val="222428"/>
-                <w:sz w:val="14"/>
-              </w:rPr>
-              <w:t>COMMIT;</w:t>
-              <w:br/>
-            </w:r>
-            <w:r>
-              <w:rPr>
-                <w:rFonts w:ascii="Consolas" w:hAnsi="Consolas" w:eastAsia="Consolas"/>
-                <w:b w:val="0"/>
-                <w:i w:val="0"/>
-                <w:color w:val="222428"/>
-                <w:sz w:val="14"/>
-              </w:rPr>
-              <w:t>SELECT vehicle_id, reg_number, brand, model, transmission, odometer, status, branch_id</w:t>
-              <w:br/>
-            </w:r>
-            <w:r>
-              <w:rPr>
-                <w:rFonts w:ascii="Consolas" w:hAnsi="Consolas" w:eastAsia="Consolas"/>
-                <w:b w:val="0"/>
-                <w:i w:val="0"/>
-                <w:color w:val="222428"/>
-                <w:sz w:val="14"/>
-              </w:rPr>
-              <w:t>FROM   vehicle WHERE vehicle_id = 15;</w:t>
-            </w:r>
-          </w:p>
-        </w:tc>
-      </w:tr>
-    </w:tbl>
     <w:p>
       <w:pPr>
-        <w:keepNext w:val="0"/>
-        <w:spacing w:before="0" w:after="40" w:line="144" w:lineRule="auto"/>
+        <w:keepNext/>
+        <w:spacing w:before="40" w:after="20" w:line="264" w:lineRule="auto"/>
+        <w:jc w:val="center"/>
       </w:pPr>
+      <w:r>
+        <w:drawing>
+          <wp:inline xmlns:a="http://schemas.openxmlformats.org/drawingml/2006/main" xmlns:pic="http://schemas.openxmlformats.org/drawingml/2006/picture">
+            <wp:extent cx="4260744" cy="1843632"/>
+            <wp:docPr id="11" name="Picture 11"/>
+            <wp:cNvGraphicFramePr>
+              <a:graphicFrameLocks noChangeAspect="1"/>
+            </wp:cNvGraphicFramePr>
+            <a:graphic>
+              <a:graphicData uri="http://schemas.openxmlformats.org/drawingml/2006/picture">
+                <pic:pic>
+                  <pic:nvPicPr>
+                    <pic:cNvPr id="0" name="fig_11.png"/>
+                    <pic:cNvPicPr/>
+                  </pic:nvPicPr>
+                  <pic:blipFill>
+                    <a:blip r:embed="rId21"/>
+                    <a:stretch>
+                      <a:fillRect/>
+                    </a:stretch>
+                  </pic:blipFill>
+                  <pic:spPr>
+                    <a:xfrm>
+                      <a:off x="0" y="0"/>
+                      <a:ext cx="4260744" cy="1843632"/>
+                    </a:xfrm>
+                    <a:prstGeom prst="rect"/>
+                  </pic:spPr>
+                </pic:pic>
+              </a:graphicData>
+            </a:graphic>
+          </wp:inline>
+        </w:drawing>
+      </w:r>
     </w:p>
-    <w:tbl>
-      <w:tblPr>
-        <w:tblW w:type="auto" w:w="0"/>
-        <w:jc w:val="center"/>
-        <w:tblLayout w:type="fixed"/>
-        <w:tblLook w:firstColumn="1" w:firstRow="1" w:lastColumn="0" w:lastRow="0" w:noHBand="0" w:noVBand="1" w:val="04A0"/>
-      </w:tblPr>
-      <w:tblGrid>
-        <w:gridCol w:w="9072"/>
-      </w:tblGrid>
-      <w:tr>
-        <w:trPr>
-          <w:trHeight w:val="1996" w:hRule="exact"/>
-          <w:cantSplit/>
-        </w:trPr>
-        <w:tc>
-          <w:tcPr>
-            <w:tcW w:type="dxa" w:w="9071"/>
-            <w:vAlign w:val="center"/>
-            <w:shd w:val="clear" w:color="auto" w:fill="FAFAF7"/>
-            <w:tcBorders>
-              <w:top w:val="dashed" w:sz="8" w:space="0" w:color="A7ABB2"/>
-              <w:left w:val="dashed" w:sz="8" w:space="0" w:color="A7ABB2"/>
-              <w:bottom w:val="dashed" w:sz="8" w:space="0" w:color="A7ABB2"/>
-              <w:right w:val="dashed" w:sz="8" w:space="0" w:color="A7ABB2"/>
-            </w:tcBorders>
-          </w:tcPr>
-          <w:p>
-            <w:pPr>
-              <w:keepNext/>
-              <w:spacing w:before="0" w:after="40" w:line="264" w:lineRule="auto"/>
-              <w:jc w:val="center"/>
-            </w:pPr>
-            <w:r>
-              <w:rPr>
-                <w:b/>
-                <w:i w:val="0"/>
-                <w:color w:val="6B6E75"/>
-                <w:sz w:val="20"/>
-              </w:rPr>
-              <w:t>SCREENSHOT PLACEHOLDER – Figure 11</w:t>
-            </w:r>
-          </w:p>
-          <w:p>
-            <w:pPr>
-              <w:keepNext/>
-              <w:spacing w:before="0" w:after="0" w:line="264" w:lineRule="auto"/>
-              <w:jc w:val="center"/>
-            </w:pPr>
-            <w:r>
-              <w:rPr>
-                <w:b w:val="0"/>
-                <w:i w:val="0"/>
-                <w:color w:val="6B6E75"/>
-                <w:sz w:val="17"/>
-              </w:rPr>
-              <w:t>Delete this box and paste the screenshot (run block DML_INSERT of 06_dml_demo.sql). Listed as Figure 11 in the screenshot checklist.</w:t>
-            </w:r>
-          </w:p>
-        </w:tc>
-      </w:tr>
-    </w:tbl>
     <w:p>
       <w:pPr>
         <w:keepNext w:val="0"/>
@@ -9333,195 +9029,47 @@
         <w:t>INSERT: new vehicle 15 added; omitted columns take their DEFAULT values</w:t>
       </w:r>
     </w:p>
-    <w:tbl>
-      <w:tblPr>
-        <w:tblW w:type="auto" w:w="0"/>
-        <w:jc w:val="center"/>
-        <w:tblLayout w:type="fixed"/>
-        <w:tblLook w:firstColumn="1" w:firstRow="1" w:lastColumn="0" w:lastRow="0" w:noHBand="0" w:noVBand="1" w:val="04A0"/>
-      </w:tblPr>
-      <w:tblGrid>
-        <w:gridCol w:w="9639"/>
-      </w:tblGrid>
-      <w:tr>
-        <w:tc>
-          <w:tcPr>
-            <w:tcW w:type="dxa" w:w="9638"/>
-            <w:shd w:val="clear" w:color="auto" w:fill="F5F6F3"/>
-            <w:tcBorders>
-              <w:left w:val="single" w:sz="18" w:space="0" w:color="1E6B52"/>
-            </w:tcBorders>
-            <w:tcMar>
-              <w:top w:w="70" w:type="dxa"/>
-              <w:bottom w:w="70" w:type="dxa"/>
-              <w:left w:w="140" w:type="dxa"/>
-              <w:right w:w="80" w:type="dxa"/>
-            </w:tcMar>
-          </w:tcPr>
-          <w:p>
-            <w:pPr>
-              <w:keepNext w:val="0"/>
-              <w:spacing w:before="0" w:after="0" w:line="240" w:lineRule="auto"/>
-            </w:pPr>
-            <w:r>
-              <w:rPr>
-                <w:rFonts w:ascii="Consolas" w:hAnsi="Consolas" w:eastAsia="Consolas"/>
-                <w:b w:val="0"/>
-                <w:i w:val="0"/>
-                <w:color w:val="222428"/>
-                <w:sz w:val="14"/>
-              </w:rPr>
-              <w:t>-- 10% increment for the agents of branches 1 and 3 (the busiest branches in Q15)</w:t>
-              <w:br/>
-            </w:r>
-            <w:r>
-              <w:rPr>
-                <w:rFonts w:ascii="Consolas" w:hAnsi="Consolas" w:eastAsia="Consolas"/>
-                <w:b w:val="0"/>
-                <w:i w:val="0"/>
-                <w:color w:val="222428"/>
-                <w:sz w:val="14"/>
-              </w:rPr>
-              <w:t>SELECT emp_id, name, branch_id, salary FROM employee WHERE role = 'AGENT' AND branch_id IN (1, 3);</w:t>
-              <w:br/>
-            </w:r>
-            <w:r>
-              <w:rPr>
-                <w:rFonts w:ascii="Consolas" w:hAnsi="Consolas" w:eastAsia="Consolas"/>
-                <w:b w:val="0"/>
-                <w:i w:val="0"/>
-                <w:color w:val="222428"/>
-                <w:sz w:val="14"/>
-              </w:rPr>
-              <w:t>UPDATE employee SET salary = salary * 1.10 WHERE role = 'AGENT' AND branch_id IN (1, 3);</w:t>
-              <w:br/>
-            </w:r>
-            <w:r>
-              <w:rPr>
-                <w:rFonts w:ascii="Consolas" w:hAnsi="Consolas" w:eastAsia="Consolas"/>
-                <w:b w:val="0"/>
-                <w:i w:val="0"/>
-                <w:color w:val="222428"/>
-                <w:sz w:val="14"/>
-              </w:rPr>
-              <w:t>SELECT emp_id, name, branch_id, salary FROM employee WHERE role = 'AGENT' AND branch_id IN (1, 3);</w:t>
-              <w:br/>
-            </w:r>
-            <w:r>
-              <w:rPr>
-                <w:rFonts w:ascii="Consolas" w:hAnsi="Consolas" w:eastAsia="Consolas"/>
-                <w:b w:val="0"/>
-                <w:i w:val="0"/>
-                <w:color w:val="222428"/>
-                <w:sz w:val="14"/>
-              </w:rPr>
-              <w:t>-- Customer 7 changed phone number and address</w:t>
-              <w:br/>
-            </w:r>
-            <w:r>
-              <w:rPr>
-                <w:rFonts w:ascii="Consolas" w:hAnsi="Consolas" w:eastAsia="Consolas"/>
-                <w:b w:val="0"/>
-                <w:i w:val="0"/>
-                <w:color w:val="222428"/>
-                <w:sz w:val="14"/>
-              </w:rPr>
-              <w:t>UPDATE customer SET phone = '9841999107', address = 'Chromepet, Chennai' WHERE customer_id = 7;</w:t>
-              <w:br/>
-            </w:r>
-            <w:r>
-              <w:rPr>
-                <w:rFonts w:ascii="Consolas" w:hAnsi="Consolas" w:eastAsia="Consolas"/>
-                <w:b w:val="0"/>
-                <w:i w:val="0"/>
-                <w:color w:val="222428"/>
-                <w:sz w:val="14"/>
-              </w:rPr>
-              <w:t>SELECT customer_id, name, phone, address FROM customer WHERE customer_id = 7;</w:t>
-              <w:br/>
-            </w:r>
-            <w:r>
-              <w:rPr>
-                <w:rFonts w:ascii="Consolas" w:hAnsi="Consolas" w:eastAsia="Consolas"/>
-                <w:b w:val="0"/>
-                <w:i w:val="0"/>
-                <w:color w:val="222428"/>
-                <w:sz w:val="14"/>
-              </w:rPr>
-              <w:t>COMMIT;</w:t>
-            </w:r>
-          </w:p>
-        </w:tc>
-      </w:tr>
-    </w:tbl>
     <w:p>
       <w:pPr>
-        <w:keepNext w:val="0"/>
-        <w:spacing w:before="0" w:after="40" w:line="144" w:lineRule="auto"/>
+        <w:keepNext/>
+        <w:spacing w:before="40" w:after="20" w:line="264" w:lineRule="auto"/>
+        <w:jc w:val="center"/>
       </w:pPr>
+      <w:r>
+        <w:drawing>
+          <wp:inline xmlns:a="http://schemas.openxmlformats.org/drawingml/2006/main" xmlns:pic="http://schemas.openxmlformats.org/drawingml/2006/picture">
+            <wp:extent cx="4069583" cy="3457871"/>
+            <wp:docPr id="12" name="Picture 12"/>
+            <wp:cNvGraphicFramePr>
+              <a:graphicFrameLocks noChangeAspect="1"/>
+            </wp:cNvGraphicFramePr>
+            <a:graphic>
+              <a:graphicData uri="http://schemas.openxmlformats.org/drawingml/2006/picture">
+                <pic:pic>
+                  <pic:nvPicPr>
+                    <pic:cNvPr id="0" name="fig_12.png"/>
+                    <pic:cNvPicPr/>
+                  </pic:nvPicPr>
+                  <pic:blipFill>
+                    <a:blip r:embed="rId22"/>
+                    <a:stretch>
+                      <a:fillRect/>
+                    </a:stretch>
+                  </pic:blipFill>
+                  <pic:spPr>
+                    <a:xfrm>
+                      <a:off x="0" y="0"/>
+                      <a:ext cx="4069583" cy="3457871"/>
+                    </a:xfrm>
+                    <a:prstGeom prst="rect"/>
+                  </pic:spPr>
+                </pic:pic>
+              </a:graphicData>
+            </a:graphic>
+          </wp:inline>
+        </w:drawing>
+      </w:r>
     </w:p>
-    <w:tbl>
-      <w:tblPr>
-        <w:tblW w:type="auto" w:w="0"/>
-        <w:jc w:val="center"/>
-        <w:tblLayout w:type="fixed"/>
-        <w:tblLook w:firstColumn="1" w:firstRow="1" w:lastColumn="0" w:lastRow="0" w:noHBand="0" w:noVBand="1" w:val="04A0"/>
-      </w:tblPr>
-      <w:tblGrid>
-        <w:gridCol w:w="9072"/>
-      </w:tblGrid>
-      <w:tr>
-        <w:trPr>
-          <w:trHeight w:val="3492" w:hRule="exact"/>
-          <w:cantSplit/>
-        </w:trPr>
-        <w:tc>
-          <w:tcPr>
-            <w:tcW w:type="dxa" w:w="9071"/>
-            <w:vAlign w:val="center"/>
-            <w:shd w:val="clear" w:color="auto" w:fill="FAFAF7"/>
-            <w:tcBorders>
-              <w:top w:val="dashed" w:sz="8" w:space="0" w:color="A7ABB2"/>
-              <w:left w:val="dashed" w:sz="8" w:space="0" w:color="A7ABB2"/>
-              <w:bottom w:val="dashed" w:sz="8" w:space="0" w:color="A7ABB2"/>
-              <w:right w:val="dashed" w:sz="8" w:space="0" w:color="A7ABB2"/>
-            </w:tcBorders>
-          </w:tcPr>
-          <w:p>
-            <w:pPr>
-              <w:keepNext/>
-              <w:spacing w:before="0" w:after="40" w:line="264" w:lineRule="auto"/>
-              <w:jc w:val="center"/>
-            </w:pPr>
-            <w:r>
-              <w:rPr>
-                <w:b/>
-                <w:i w:val="0"/>
-                <w:color w:val="6B6E75"/>
-                <w:sz w:val="20"/>
-              </w:rPr>
-              <w:t>SCREENSHOT PLACEHOLDER – Figure 12</w:t>
-            </w:r>
-          </w:p>
-          <w:p>
-            <w:pPr>
-              <w:keepNext/>
-              <w:spacing w:before="0" w:after="0" w:line="264" w:lineRule="auto"/>
-              <w:jc w:val="center"/>
-            </w:pPr>
-            <w:r>
-              <w:rPr>
-                <w:b w:val="0"/>
-                <w:i w:val="0"/>
-                <w:color w:val="6B6E75"/>
-                <w:sz w:val="17"/>
-              </w:rPr>
-              <w:t>Delete this box and paste the screenshot (run block DML_UPDATE of 06_dml_demo.sql). Listed as Figure 12 in the screenshot checklist.</w:t>
-            </w:r>
-          </w:p>
-        </w:tc>
-      </w:tr>
-    </w:tbl>
     <w:p>
       <w:pPr>
         <w:keepNext w:val="0"/>
@@ -9547,162 +9095,47 @@
         <w:t>UPDATE: salary increment for two agents and change of a customer's contact details</w:t>
       </w:r>
     </w:p>
-    <w:tbl>
-      <w:tblPr>
-        <w:tblW w:type="auto" w:w="0"/>
-        <w:jc w:val="center"/>
-        <w:tblLayout w:type="fixed"/>
-        <w:tblLook w:firstColumn="1" w:firstRow="1" w:lastColumn="0" w:lastRow="0" w:noHBand="0" w:noVBand="1" w:val="04A0"/>
-      </w:tblPr>
-      <w:tblGrid>
-        <w:gridCol w:w="9639"/>
-      </w:tblGrid>
-      <w:tr>
-        <w:tc>
-          <w:tcPr>
-            <w:tcW w:type="dxa" w:w="9638"/>
-            <w:shd w:val="clear" w:color="auto" w:fill="F5F6F3"/>
-            <w:tcBorders>
-              <w:left w:val="single" w:sz="18" w:space="0" w:color="1E6B52"/>
-            </w:tcBorders>
-            <w:tcMar>
-              <w:top w:w="70" w:type="dxa"/>
-              <w:bottom w:w="70" w:type="dxa"/>
-              <w:left w:w="140" w:type="dxa"/>
-              <w:right w:w="80" w:type="dxa"/>
-            </w:tcMar>
-          </w:tcPr>
-          <w:p>
-            <w:pPr>
-              <w:keepNext w:val="0"/>
-              <w:spacing w:before="0" w:after="0" w:line="240" w:lineRule="auto"/>
-            </w:pPr>
-            <w:r>
-              <w:rPr>
-                <w:rFonts w:ascii="Consolas" w:hAnsi="Consolas" w:eastAsia="Consolas"/>
-                <w:b w:val="0"/>
-                <w:i w:val="0"/>
-                <w:color w:val="222428"/>
-                <w:sz w:val="14"/>
-              </w:rPr>
-              <w:t>-- Booking 22 was cancelled. Deleting it also deletes its payments (ON DELETE CASCADE).</w:t>
-              <w:br/>
-            </w:r>
-            <w:r>
-              <w:rPr>
-                <w:rFonts w:ascii="Consolas" w:hAnsi="Consolas" w:eastAsia="Consolas"/>
-                <w:b w:val="0"/>
-                <w:i w:val="0"/>
-                <w:color w:val="222428"/>
-                <w:sz w:val="14"/>
-              </w:rPr>
-              <w:t>SELECT payment_id, booking_id, payment_type, amount FROM payment WHERE booking_id = 22;</w:t>
-              <w:br/>
-            </w:r>
-            <w:r>
-              <w:rPr>
-                <w:rFonts w:ascii="Consolas" w:hAnsi="Consolas" w:eastAsia="Consolas"/>
-                <w:b w:val="0"/>
-                <w:i w:val="0"/>
-                <w:color w:val="222428"/>
-                <w:sz w:val="14"/>
-              </w:rPr>
-              <w:t>DELETE FROM booking WHERE booking_id = 22 AND status = 'CANCELLED';</w:t>
-              <w:br/>
-            </w:r>
-            <w:r>
-              <w:rPr>
-                <w:rFonts w:ascii="Consolas" w:hAnsi="Consolas" w:eastAsia="Consolas"/>
-                <w:b w:val="0"/>
-                <w:i w:val="0"/>
-                <w:color w:val="222428"/>
-                <w:sz w:val="14"/>
-              </w:rPr>
-              <w:t>SELECT COUNT(*) AS payments_left FROM payment WHERE booking_id = 22;</w:t>
-              <w:br/>
-            </w:r>
-            <w:r>
-              <w:rPr>
-                <w:rFonts w:ascii="Consolas" w:hAnsi="Consolas" w:eastAsia="Consolas"/>
-                <w:b w:val="0"/>
-                <w:i w:val="0"/>
-                <w:color w:val="222428"/>
-                <w:sz w:val="14"/>
-              </w:rPr>
-              <w:t>COMMIT;</w:t>
-            </w:r>
-          </w:p>
-        </w:tc>
-      </w:tr>
-    </w:tbl>
     <w:p>
       <w:pPr>
-        <w:keepNext w:val="0"/>
-        <w:spacing w:before="0" w:after="40" w:line="144" w:lineRule="auto"/>
+        <w:keepNext/>
+        <w:spacing w:before="40" w:after="20" w:line="264" w:lineRule="auto"/>
+        <w:jc w:val="center"/>
       </w:pPr>
+      <w:r>
+        <w:drawing>
+          <wp:inline xmlns:a="http://schemas.openxmlformats.org/drawingml/2006/main" xmlns:pic="http://schemas.openxmlformats.org/drawingml/2006/picture">
+            <wp:extent cx="3644784" cy="2327904"/>
+            <wp:docPr id="13" name="Picture 13"/>
+            <wp:cNvGraphicFramePr>
+              <a:graphicFrameLocks noChangeAspect="1"/>
+            </wp:cNvGraphicFramePr>
+            <a:graphic>
+              <a:graphicData uri="http://schemas.openxmlformats.org/drawingml/2006/picture">
+                <pic:pic>
+                  <pic:nvPicPr>
+                    <pic:cNvPr id="0" name="fig_13.png"/>
+                    <pic:cNvPicPr/>
+                  </pic:nvPicPr>
+                  <pic:blipFill>
+                    <a:blip r:embed="rId23"/>
+                    <a:stretch>
+                      <a:fillRect/>
+                    </a:stretch>
+                  </pic:blipFill>
+                  <pic:spPr>
+                    <a:xfrm>
+                      <a:off x="0" y="0"/>
+                      <a:ext cx="3644784" cy="2327904"/>
+                    </a:xfrm>
+                    <a:prstGeom prst="rect"/>
+                  </pic:spPr>
+                </pic:pic>
+              </a:graphicData>
+            </a:graphic>
+          </wp:inline>
+        </w:drawing>
+      </w:r>
     </w:p>
-    <w:tbl>
-      <w:tblPr>
-        <w:tblW w:type="auto" w:w="0"/>
-        <w:jc w:val="center"/>
-        <w:tblLayout w:type="fixed"/>
-        <w:tblLook w:firstColumn="1" w:firstRow="1" w:lastColumn="0" w:lastRow="0" w:noHBand="0" w:noVBand="1" w:val="04A0"/>
-      </w:tblPr>
-      <w:tblGrid>
-        <w:gridCol w:w="9072"/>
-      </w:tblGrid>
-      <w:tr>
-        <w:trPr>
-          <w:trHeight w:val="2245" w:hRule="exact"/>
-          <w:cantSplit/>
-        </w:trPr>
-        <w:tc>
-          <w:tcPr>
-            <w:tcW w:type="dxa" w:w="9071"/>
-            <w:vAlign w:val="center"/>
-            <w:shd w:val="clear" w:color="auto" w:fill="FAFAF7"/>
-            <w:tcBorders>
-              <w:top w:val="dashed" w:sz="8" w:space="0" w:color="A7ABB2"/>
-              <w:left w:val="dashed" w:sz="8" w:space="0" w:color="A7ABB2"/>
-              <w:bottom w:val="dashed" w:sz="8" w:space="0" w:color="A7ABB2"/>
-              <w:right w:val="dashed" w:sz="8" w:space="0" w:color="A7ABB2"/>
-            </w:tcBorders>
-          </w:tcPr>
-          <w:p>
-            <w:pPr>
-              <w:keepNext/>
-              <w:spacing w:before="0" w:after="40" w:line="264" w:lineRule="auto"/>
-              <w:jc w:val="center"/>
-            </w:pPr>
-            <w:r>
-              <w:rPr>
-                <w:b/>
-                <w:i w:val="0"/>
-                <w:color w:val="6B6E75"/>
-                <w:sz w:val="20"/>
-              </w:rPr>
-              <w:t>SCREENSHOT PLACEHOLDER – Figure 13</w:t>
-            </w:r>
-          </w:p>
-          <w:p>
-            <w:pPr>
-              <w:keepNext/>
-              <w:spacing w:before="0" w:after="0" w:line="264" w:lineRule="auto"/>
-              <w:jc w:val="center"/>
-            </w:pPr>
-            <w:r>
-              <w:rPr>
-                <w:b w:val="0"/>
-                <w:i w:val="0"/>
-                <w:color w:val="6B6E75"/>
-                <w:sz w:val="17"/>
-              </w:rPr>
-              <w:t>Delete this box and paste the screenshot (run block DML_DELETE of 06_dml_demo.sql). Listed as Figure 13 in the screenshot checklist.</w:t>
-            </w:r>
-          </w:p>
-        </w:tc>
-      </w:tr>
-    </w:tbl>
     <w:p>
       <w:pPr>
         <w:keepNext w:val="0"/>
@@ -10207,7 +9640,7 @@
           <w:i w:val="0"/>
           <w:sz w:val="21"/>
         </w:rPr>
-        <w:t>The queries answer questions that branch agents and the head office actually ask (FR-03, FR-11, FR-12 of Review I). Each screenshot shows the query typed in SQL*Plus together with its output. Dates are displayed in the DD-MON-YY HH24:MI format set by 00_setup_display.sql.</w:t>
+        <w:t>The queries answer questions that branch agents and the head office actually ask (FR-03, FR-11, FR-12 of Review I). Each screenshot shows the query as echoed by SQL*Plus together with its output. Dates are displayed in the DD-MON-YY HH24:MI format set by 00_setup_display.sql.</w:t>
       </w:r>
     </w:p>
     <w:p>
@@ -10267,239 +9700,47 @@
         <w:t xml:space="preserve"> vehicle, vehicle_category, branch, booking</w:t>
       </w:r>
     </w:p>
-    <w:tbl>
-      <w:tblPr>
-        <w:tblW w:type="auto" w:w="0"/>
-        <w:jc w:val="center"/>
-        <w:tblLayout w:type="fixed"/>
-        <w:tblLook w:firstColumn="1" w:firstRow="1" w:lastColumn="0" w:lastRow="0" w:noHBand="0" w:noVBand="1" w:val="04A0"/>
-      </w:tblPr>
-      <w:tblGrid>
-        <w:gridCol w:w="9639"/>
-      </w:tblGrid>
-      <w:tr>
-        <w:tc>
-          <w:tcPr>
-            <w:tcW w:type="dxa" w:w="9638"/>
-            <w:shd w:val="clear" w:color="auto" w:fill="F5F6F3"/>
-            <w:tcBorders>
-              <w:left w:val="single" w:sz="18" w:space="0" w:color="1E6B52"/>
-            </w:tcBorders>
-            <w:tcMar>
-              <w:top w:w="70" w:type="dxa"/>
-              <w:bottom w:w="70" w:type="dxa"/>
-              <w:left w:w="140" w:type="dxa"/>
-              <w:right w:w="80" w:type="dxa"/>
-            </w:tcMar>
-          </w:tcPr>
-          <w:p>
-            <w:pPr>
-              <w:keepNext w:val="0"/>
-              <w:spacing w:before="0" w:after="0" w:line="240" w:lineRule="auto"/>
-            </w:pPr>
-            <w:r>
-              <w:rPr>
-                <w:rFonts w:ascii="Consolas" w:hAnsi="Consolas" w:eastAsia="Consolas"/>
-                <w:b w:val="0"/>
-                <w:i w:val="0"/>
-                <w:color w:val="222428"/>
-                <w:sz w:val="14"/>
-              </w:rPr>
-              <w:t>SELECT v.vehicle_id, v.reg_number, v.brand, v.model, vc.category_name, vc.daily_rate, b.branch_name</w:t>
-              <w:br/>
-            </w:r>
-            <w:r>
-              <w:rPr>
-                <w:rFonts w:ascii="Consolas" w:hAnsi="Consolas" w:eastAsia="Consolas"/>
-                <w:b w:val="0"/>
-                <w:i w:val="0"/>
-                <w:color w:val="222428"/>
-                <w:sz w:val="14"/>
-              </w:rPr>
-              <w:t>FROM   vehicle v</w:t>
-              <w:br/>
-            </w:r>
-            <w:r>
-              <w:rPr>
-                <w:rFonts w:ascii="Consolas" w:hAnsi="Consolas" w:eastAsia="Consolas"/>
-                <w:b w:val="0"/>
-                <w:i w:val="0"/>
-                <w:color w:val="222428"/>
-                <w:sz w:val="14"/>
-              </w:rPr>
-              <w:t>JOIN   vehicle_category vc ON vc.category_id = v.category_id</w:t>
-              <w:br/>
-            </w:r>
-            <w:r>
-              <w:rPr>
-                <w:rFonts w:ascii="Consolas" w:hAnsi="Consolas" w:eastAsia="Consolas"/>
-                <w:b w:val="0"/>
-                <w:i w:val="0"/>
-                <w:color w:val="222428"/>
-                <w:sz w:val="14"/>
-              </w:rPr>
-              <w:t>JOIN   branch b            ON b.branch_id    = v.branch_id</w:t>
-              <w:br/>
-            </w:r>
-            <w:r>
-              <w:rPr>
-                <w:rFonts w:ascii="Consolas" w:hAnsi="Consolas" w:eastAsia="Consolas"/>
-                <w:b w:val="0"/>
-                <w:i w:val="0"/>
-                <w:color w:val="222428"/>
-                <w:sz w:val="14"/>
-              </w:rPr>
-              <w:t>WHERE  b.city   = 'Chennai'</w:t>
-              <w:br/>
-            </w:r>
-            <w:r>
-              <w:rPr>
-                <w:rFonts w:ascii="Consolas" w:hAnsi="Consolas" w:eastAsia="Consolas"/>
-                <w:b w:val="0"/>
-                <w:i w:val="0"/>
-                <w:color w:val="222428"/>
-                <w:sz w:val="14"/>
-              </w:rPr>
-              <w:t>AND    v.status = 'AVAILABLE'</w:t>
-              <w:br/>
-            </w:r>
-            <w:r>
-              <w:rPr>
-                <w:rFonts w:ascii="Consolas" w:hAnsi="Consolas" w:eastAsia="Consolas"/>
-                <w:b w:val="0"/>
-                <w:i w:val="0"/>
-                <w:color w:val="222428"/>
-                <w:sz w:val="14"/>
-              </w:rPr>
-              <w:t>AND    NOT EXISTS (SELECT 1 FROM booking bk</w:t>
-              <w:br/>
-            </w:r>
-            <w:r>
-              <w:rPr>
-                <w:rFonts w:ascii="Consolas" w:hAnsi="Consolas" w:eastAsia="Consolas"/>
-                <w:b w:val="0"/>
-                <w:i w:val="0"/>
-                <w:color w:val="222428"/>
-                <w:sz w:val="14"/>
-              </w:rPr>
-              <w:t xml:space="preserve">                   WHERE  bk.vehicle_id = v.vehicle_id</w:t>
-              <w:br/>
-            </w:r>
-            <w:r>
-              <w:rPr>
-                <w:rFonts w:ascii="Consolas" w:hAnsi="Consolas" w:eastAsia="Consolas"/>
-                <w:b w:val="0"/>
-                <w:i w:val="0"/>
-                <w:color w:val="222428"/>
-                <w:sz w:val="14"/>
-              </w:rPr>
-              <w:t xml:space="preserve">                   AND    bk.status IN ('BOOKED', 'ONGOING')</w:t>
-              <w:br/>
-            </w:r>
-            <w:r>
-              <w:rPr>
-                <w:rFonts w:ascii="Consolas" w:hAnsi="Consolas" w:eastAsia="Consolas"/>
-                <w:b w:val="0"/>
-                <w:i w:val="0"/>
-                <w:color w:val="222428"/>
-                <w:sz w:val="14"/>
-              </w:rPr>
-              <w:t xml:space="preserve">                   AND    bk.start_date &lt; TO_DATE('2026-10-23 10:00', 'YYYY-MM-DD HH24:MI')</w:t>
-              <w:br/>
-            </w:r>
-            <w:r>
-              <w:rPr>
-                <w:rFonts w:ascii="Consolas" w:hAnsi="Consolas" w:eastAsia="Consolas"/>
-                <w:b w:val="0"/>
-                <w:i w:val="0"/>
-                <w:color w:val="222428"/>
-                <w:sz w:val="14"/>
-              </w:rPr>
-              <w:t xml:space="preserve">                   AND    bk.end_date   &gt; TO_DATE('2026-10-21 10:00', 'YYYY-MM-DD HH24:MI'))</w:t>
-              <w:br/>
-            </w:r>
-            <w:r>
-              <w:rPr>
-                <w:rFonts w:ascii="Consolas" w:hAnsi="Consolas" w:eastAsia="Consolas"/>
-                <w:b w:val="0"/>
-                <w:i w:val="0"/>
-                <w:color w:val="222428"/>
-                <w:sz w:val="14"/>
-              </w:rPr>
-              <w:t>ORDER  BY vc.daily_rate;</w:t>
-            </w:r>
-          </w:p>
-        </w:tc>
-      </w:tr>
-    </w:tbl>
     <w:p>
       <w:pPr>
-        <w:keepNext w:val="0"/>
-        <w:spacing w:before="0" w:after="40" w:line="144" w:lineRule="auto"/>
+        <w:keepNext/>
+        <w:spacing w:before="40" w:after="20" w:line="264" w:lineRule="auto"/>
+        <w:jc w:val="center"/>
       </w:pPr>
+      <w:r>
+        <w:drawing>
+          <wp:inline xmlns:a="http://schemas.openxmlformats.org/drawingml/2006/main" xmlns:pic="http://schemas.openxmlformats.org/drawingml/2006/picture">
+            <wp:extent cx="4260744" cy="1924344"/>
+            <wp:docPr id="14" name="Picture 14"/>
+            <wp:cNvGraphicFramePr>
+              <a:graphicFrameLocks noChangeAspect="1"/>
+            </wp:cNvGraphicFramePr>
+            <a:graphic>
+              <a:graphicData uri="http://schemas.openxmlformats.org/drawingml/2006/picture">
+                <pic:pic>
+                  <pic:nvPicPr>
+                    <pic:cNvPr id="0" name="fig_14.png"/>
+                    <pic:cNvPicPr/>
+                  </pic:nvPicPr>
+                  <pic:blipFill>
+                    <a:blip r:embed="rId24"/>
+                    <a:stretch>
+                      <a:fillRect/>
+                    </a:stretch>
+                  </pic:blipFill>
+                  <pic:spPr>
+                    <a:xfrm>
+                      <a:off x="0" y="0"/>
+                      <a:ext cx="4260744" cy="1924344"/>
+                    </a:xfrm>
+                    <a:prstGeom prst="rect"/>
+                  </pic:spPr>
+                </pic:pic>
+              </a:graphicData>
+            </a:graphic>
+          </wp:inline>
+        </w:drawing>
+      </w:r>
     </w:p>
-    <w:tbl>
-      <w:tblPr>
-        <w:tblW w:type="auto" w:w="0"/>
-        <w:jc w:val="center"/>
-        <w:tblLayout w:type="fixed"/>
-        <w:tblLook w:firstColumn="1" w:firstRow="1" w:lastColumn="0" w:lastRow="0" w:noHBand="0" w:noVBand="1" w:val="04A0"/>
-      </w:tblPr>
-      <w:tblGrid>
-        <w:gridCol w:w="9072"/>
-      </w:tblGrid>
-      <w:tr>
-        <w:trPr>
-          <w:trHeight w:val="2744" w:hRule="exact"/>
-          <w:cantSplit/>
-        </w:trPr>
-        <w:tc>
-          <w:tcPr>
-            <w:tcW w:type="dxa" w:w="9071"/>
-            <w:vAlign w:val="center"/>
-            <w:shd w:val="clear" w:color="auto" w:fill="FAFAF7"/>
-            <w:tcBorders>
-              <w:top w:val="dashed" w:sz="8" w:space="0" w:color="A7ABB2"/>
-              <w:left w:val="dashed" w:sz="8" w:space="0" w:color="A7ABB2"/>
-              <w:bottom w:val="dashed" w:sz="8" w:space="0" w:color="A7ABB2"/>
-              <w:right w:val="dashed" w:sz="8" w:space="0" w:color="A7ABB2"/>
-            </w:tcBorders>
-          </w:tcPr>
-          <w:p>
-            <w:pPr>
-              <w:keepNext/>
-              <w:spacing w:before="0" w:after="40" w:line="264" w:lineRule="auto"/>
-              <w:jc w:val="center"/>
-            </w:pPr>
-            <w:r>
-              <w:rPr>
-                <w:b/>
-                <w:i w:val="0"/>
-                <w:color w:val="6B6E75"/>
-                <w:sz w:val="20"/>
-              </w:rPr>
-              <w:t>SCREENSHOT PLACEHOLDER – Figure 14</w:t>
-            </w:r>
-          </w:p>
-          <w:p>
-            <w:pPr>
-              <w:keepNext/>
-              <w:spacing w:before="0" w:after="0" w:line="264" w:lineRule="auto"/>
-              <w:jc w:val="center"/>
-            </w:pPr>
-            <w:r>
-              <w:rPr>
-                <w:b w:val="0"/>
-                <w:i w:val="0"/>
-                <w:color w:val="6B6E75"/>
-                <w:sz w:val="17"/>
-              </w:rPr>
-              <w:t>Delete this box and paste the screenshot (run block Q1 of 05_queries.sql). Listed as Figure 14 in the screenshot checklist.</w:t>
-            </w:r>
-          </w:p>
-        </w:tc>
-      </w:tr>
-    </w:tbl>
     <w:p>
       <w:pPr>
         <w:keepNext w:val="0"/>
@@ -10596,217 +9837,47 @@
         <w:t xml:space="preserve"> branch, vehicle</w:t>
       </w:r>
     </w:p>
-    <w:tbl>
-      <w:tblPr>
-        <w:tblW w:type="auto" w:w="0"/>
-        <w:jc w:val="center"/>
-        <w:tblLayout w:type="fixed"/>
-        <w:tblLook w:firstColumn="1" w:firstRow="1" w:lastColumn="0" w:lastRow="0" w:noHBand="0" w:noVBand="1" w:val="04A0"/>
-      </w:tblPr>
-      <w:tblGrid>
-        <w:gridCol w:w="9639"/>
-      </w:tblGrid>
-      <w:tr>
-        <w:tc>
-          <w:tcPr>
-            <w:tcW w:type="dxa" w:w="9638"/>
-            <w:shd w:val="clear" w:color="auto" w:fill="F5F6F3"/>
-            <w:tcBorders>
-              <w:left w:val="single" w:sz="18" w:space="0" w:color="1E6B52"/>
-            </w:tcBorders>
-            <w:tcMar>
-              <w:top w:w="70" w:type="dxa"/>
-              <w:bottom w:w="70" w:type="dxa"/>
-              <w:left w:w="140" w:type="dxa"/>
-              <w:right w:w="80" w:type="dxa"/>
-            </w:tcMar>
-          </w:tcPr>
-          <w:p>
-            <w:pPr>
-              <w:keepNext w:val="0"/>
-              <w:spacing w:before="0" w:after="0" w:line="240" w:lineRule="auto"/>
-            </w:pPr>
-            <w:r>
-              <w:rPr>
-                <w:rFonts w:ascii="Consolas" w:hAnsi="Consolas" w:eastAsia="Consolas"/>
-                <w:b w:val="0"/>
-                <w:i w:val="0"/>
-                <w:color w:val="222428"/>
-                <w:sz w:val="14"/>
-              </w:rPr>
-              <w:t>SELECT b.branch_name,</w:t>
-              <w:br/>
-            </w:r>
-            <w:r>
-              <w:rPr>
-                <w:rFonts w:ascii="Consolas" w:hAnsi="Consolas" w:eastAsia="Consolas"/>
-                <w:b w:val="0"/>
-                <w:i w:val="0"/>
-                <w:color w:val="222428"/>
-                <w:sz w:val="14"/>
-              </w:rPr>
-              <w:t xml:space="preserve">       COUNT(v.vehicle_id)                                     AS fleet,</w:t>
-              <w:br/>
-            </w:r>
-            <w:r>
-              <w:rPr>
-                <w:rFonts w:ascii="Consolas" w:hAnsi="Consolas" w:eastAsia="Consolas"/>
-                <w:b w:val="0"/>
-                <w:i w:val="0"/>
-                <w:color w:val="222428"/>
-                <w:sz w:val="14"/>
-              </w:rPr>
-              <w:t xml:space="preserve">       SUM(CASE WHEN v.status = 'AVAILABLE'   THEN 1 ELSE 0 END) AS available,</w:t>
-              <w:br/>
-            </w:r>
-            <w:r>
-              <w:rPr>
-                <w:rFonts w:ascii="Consolas" w:hAnsi="Consolas" w:eastAsia="Consolas"/>
-                <w:b w:val="0"/>
-                <w:i w:val="0"/>
-                <w:color w:val="222428"/>
-                <w:sz w:val="14"/>
-              </w:rPr>
-              <w:t xml:space="preserve">       SUM(CASE WHEN v.status = 'RENTED'      THEN 1 ELSE 0 END) AS rented,</w:t>
-              <w:br/>
-            </w:r>
-            <w:r>
-              <w:rPr>
-                <w:rFonts w:ascii="Consolas" w:hAnsi="Consolas" w:eastAsia="Consolas"/>
-                <w:b w:val="0"/>
-                <w:i w:val="0"/>
-                <w:color w:val="222428"/>
-                <w:sz w:val="14"/>
-              </w:rPr>
-              <w:t xml:space="preserve">       SUM(CASE WHEN v.status = 'MAINTENANCE' THEN 1 ELSE 0 END) AS in_maint,</w:t>
-              <w:br/>
-            </w:r>
-            <w:r>
-              <w:rPr>
-                <w:rFonts w:ascii="Consolas" w:hAnsi="Consolas" w:eastAsia="Consolas"/>
-                <w:b w:val="0"/>
-                <w:i w:val="0"/>
-                <w:color w:val="222428"/>
-                <w:sz w:val="14"/>
-              </w:rPr>
-              <w:t xml:space="preserve">       SUM(CASE WHEN v.status = 'RETIRED'     THEN 1 ELSE 0 END) AS retired</w:t>
-              <w:br/>
-            </w:r>
-            <w:r>
-              <w:rPr>
-                <w:rFonts w:ascii="Consolas" w:hAnsi="Consolas" w:eastAsia="Consolas"/>
-                <w:b w:val="0"/>
-                <w:i w:val="0"/>
-                <w:color w:val="222428"/>
-                <w:sz w:val="14"/>
-              </w:rPr>
-              <w:t>FROM   branch b</w:t>
-              <w:br/>
-            </w:r>
-            <w:r>
-              <w:rPr>
-                <w:rFonts w:ascii="Consolas" w:hAnsi="Consolas" w:eastAsia="Consolas"/>
-                <w:b w:val="0"/>
-                <w:i w:val="0"/>
-                <w:color w:val="222428"/>
-                <w:sz w:val="14"/>
-              </w:rPr>
-              <w:t>LEFT JOIN vehicle v ON v.branch_id = b.branch_id</w:t>
-              <w:br/>
-            </w:r>
-            <w:r>
-              <w:rPr>
-                <w:rFonts w:ascii="Consolas" w:hAnsi="Consolas" w:eastAsia="Consolas"/>
-                <w:b w:val="0"/>
-                <w:i w:val="0"/>
-                <w:color w:val="222428"/>
-                <w:sz w:val="14"/>
-              </w:rPr>
-              <w:t>GROUP  BY b.branch_id, b.branch_name</w:t>
-              <w:br/>
-            </w:r>
-            <w:r>
-              <w:rPr>
-                <w:rFonts w:ascii="Consolas" w:hAnsi="Consolas" w:eastAsia="Consolas"/>
-                <w:b w:val="0"/>
-                <w:i w:val="0"/>
-                <w:color w:val="222428"/>
-                <w:sz w:val="14"/>
-              </w:rPr>
-              <w:t>ORDER  BY b.branch_id;</w:t>
-            </w:r>
-          </w:p>
-        </w:tc>
-      </w:tr>
-    </w:tbl>
     <w:p>
       <w:pPr>
-        <w:keepNext w:val="0"/>
-        <w:spacing w:before="0" w:after="40" w:line="144" w:lineRule="auto"/>
+        <w:keepNext/>
+        <w:spacing w:before="40" w:after="20" w:line="264" w:lineRule="auto"/>
+        <w:jc w:val="center"/>
       </w:pPr>
+      <w:r>
+        <w:drawing>
+          <wp:inline xmlns:a="http://schemas.openxmlformats.org/drawingml/2006/main" xmlns:pic="http://schemas.openxmlformats.org/drawingml/2006/picture">
+            <wp:extent cx="3300696" cy="2327904"/>
+            <wp:docPr id="15" name="Picture 15"/>
+            <wp:cNvGraphicFramePr>
+              <a:graphicFrameLocks noChangeAspect="1"/>
+            </wp:cNvGraphicFramePr>
+            <a:graphic>
+              <a:graphicData uri="http://schemas.openxmlformats.org/drawingml/2006/picture">
+                <pic:pic>
+                  <pic:nvPicPr>
+                    <pic:cNvPr id="0" name="fig_15.png"/>
+                    <pic:cNvPicPr/>
+                  </pic:nvPicPr>
+                  <pic:blipFill>
+                    <a:blip r:embed="rId25"/>
+                    <a:stretch>
+                      <a:fillRect/>
+                    </a:stretch>
+                  </pic:blipFill>
+                  <pic:spPr>
+                    <a:xfrm>
+                      <a:off x="0" y="0"/>
+                      <a:ext cx="3300696" cy="2327904"/>
+                    </a:xfrm>
+                    <a:prstGeom prst="rect"/>
+                  </pic:spPr>
+                </pic:pic>
+              </a:graphicData>
+            </a:graphic>
+          </wp:inline>
+        </w:drawing>
+      </w:r>
     </w:p>
-    <w:tbl>
-      <w:tblPr>
-        <w:tblW w:type="auto" w:w="0"/>
-        <w:jc w:val="center"/>
-        <w:tblLayout w:type="fixed"/>
-        <w:tblLook w:firstColumn="1" w:firstRow="1" w:lastColumn="0" w:lastRow="0" w:noHBand="0" w:noVBand="1" w:val="04A0"/>
-      </w:tblPr>
-      <w:tblGrid>
-        <w:gridCol w:w="9072"/>
-      </w:tblGrid>
-      <w:tr>
-        <w:trPr>
-          <w:trHeight w:val="3243" w:hRule="exact"/>
-          <w:cantSplit/>
-        </w:trPr>
-        <w:tc>
-          <w:tcPr>
-            <w:tcW w:type="dxa" w:w="9071"/>
-            <w:vAlign w:val="center"/>
-            <w:shd w:val="clear" w:color="auto" w:fill="FAFAF7"/>
-            <w:tcBorders>
-              <w:top w:val="dashed" w:sz="8" w:space="0" w:color="A7ABB2"/>
-              <w:left w:val="dashed" w:sz="8" w:space="0" w:color="A7ABB2"/>
-              <w:bottom w:val="dashed" w:sz="8" w:space="0" w:color="A7ABB2"/>
-              <w:right w:val="dashed" w:sz="8" w:space="0" w:color="A7ABB2"/>
-            </w:tcBorders>
-          </w:tcPr>
-          <w:p>
-            <w:pPr>
-              <w:keepNext/>
-              <w:spacing w:before="0" w:after="40" w:line="264" w:lineRule="auto"/>
-              <w:jc w:val="center"/>
-            </w:pPr>
-            <w:r>
-              <w:rPr>
-                <w:b/>
-                <w:i w:val="0"/>
-                <w:color w:val="6B6E75"/>
-                <w:sz w:val="20"/>
-              </w:rPr>
-              <w:t>SCREENSHOT PLACEHOLDER – Figure 15</w:t>
-            </w:r>
-          </w:p>
-          <w:p>
-            <w:pPr>
-              <w:keepNext/>
-              <w:spacing w:before="0" w:after="0" w:line="264" w:lineRule="auto"/>
-              <w:jc w:val="center"/>
-            </w:pPr>
-            <w:r>
-              <w:rPr>
-                <w:b w:val="0"/>
-                <w:i w:val="0"/>
-                <w:color w:val="6B6E75"/>
-                <w:sz w:val="17"/>
-              </w:rPr>
-              <w:t>Delete this box and paste the screenshot (run block Q2 of 05_queries.sql). Listed as Figure 15 in the screenshot checklist.</w:t>
-            </w:r>
-          </w:p>
-        </w:tc>
-      </w:tr>
-    </w:tbl>
     <w:p>
       <w:pPr>
         <w:keepNext w:val="0"/>
@@ -10903,206 +9974,47 @@
         <w:t xml:space="preserve"> payment, booking, branch</w:t>
       </w:r>
     </w:p>
-    <w:tbl>
-      <w:tblPr>
-        <w:tblW w:type="auto" w:w="0"/>
-        <w:jc w:val="center"/>
-        <w:tblLayout w:type="fixed"/>
-        <w:tblLook w:firstColumn="1" w:firstRow="1" w:lastColumn="0" w:lastRow="0" w:noHBand="0" w:noVBand="1" w:val="04A0"/>
-      </w:tblPr>
-      <w:tblGrid>
-        <w:gridCol w:w="9639"/>
-      </w:tblGrid>
-      <w:tr>
-        <w:tc>
-          <w:tcPr>
-            <w:tcW w:type="dxa" w:w="9638"/>
-            <w:shd w:val="clear" w:color="auto" w:fill="F5F6F3"/>
-            <w:tcBorders>
-              <w:left w:val="single" w:sz="18" w:space="0" w:color="1E6B52"/>
-            </w:tcBorders>
-            <w:tcMar>
-              <w:top w:w="70" w:type="dxa"/>
-              <w:bottom w:w="70" w:type="dxa"/>
-              <w:left w:w="140" w:type="dxa"/>
-              <w:right w:w="80" w:type="dxa"/>
-            </w:tcMar>
-          </w:tcPr>
-          <w:p>
-            <w:pPr>
-              <w:keepNext w:val="0"/>
-              <w:spacing w:before="0" w:after="0" w:line="240" w:lineRule="auto"/>
-            </w:pPr>
-            <w:r>
-              <w:rPr>
-                <w:rFonts w:ascii="Consolas" w:hAnsi="Consolas" w:eastAsia="Consolas"/>
-                <w:b w:val="0"/>
-                <w:i w:val="0"/>
-                <w:color w:val="222428"/>
-                <w:sz w:val="14"/>
-              </w:rPr>
-              <w:t>SELECT br.branch_name,</w:t>
-              <w:br/>
-            </w:r>
-            <w:r>
-              <w:rPr>
-                <w:rFonts w:ascii="Consolas" w:hAnsi="Consolas" w:eastAsia="Consolas"/>
-                <w:b w:val="0"/>
-                <w:i w:val="0"/>
-                <w:color w:val="222428"/>
-                <w:sz w:val="14"/>
-              </w:rPr>
-              <w:t xml:space="preserve">       COUNT(DISTINCT bk.booking_id) AS bookings,</w:t>
-              <w:br/>
-            </w:r>
-            <w:r>
-              <w:rPr>
-                <w:rFonts w:ascii="Consolas" w:hAnsi="Consolas" w:eastAsia="Consolas"/>
-                <w:b w:val="0"/>
-                <w:i w:val="0"/>
-                <w:color w:val="222428"/>
-                <w:sz w:val="14"/>
-              </w:rPr>
-              <w:t xml:space="preserve">       SUM(CASE WHEN p.payment_type = 'REFUND' THEN -p.amount ELSE p.amount END) AS net_revenue</w:t>
-              <w:br/>
-            </w:r>
-            <w:r>
-              <w:rPr>
-                <w:rFonts w:ascii="Consolas" w:hAnsi="Consolas" w:eastAsia="Consolas"/>
-                <w:b w:val="0"/>
-                <w:i w:val="0"/>
-                <w:color w:val="222428"/>
-                <w:sz w:val="14"/>
-              </w:rPr>
-              <w:t>FROM   payment p</w:t>
-              <w:br/>
-            </w:r>
-            <w:r>
-              <w:rPr>
-                <w:rFonts w:ascii="Consolas" w:hAnsi="Consolas" w:eastAsia="Consolas"/>
-                <w:b w:val="0"/>
-                <w:i w:val="0"/>
-                <w:color w:val="222428"/>
-                <w:sz w:val="14"/>
-              </w:rPr>
-              <w:t>JOIN   booking bk ON bk.booking_id = p.booking_id</w:t>
-              <w:br/>
-            </w:r>
-            <w:r>
-              <w:rPr>
-                <w:rFonts w:ascii="Consolas" w:hAnsi="Consolas" w:eastAsia="Consolas"/>
-                <w:b w:val="0"/>
-                <w:i w:val="0"/>
-                <w:color w:val="222428"/>
-                <w:sz w:val="14"/>
-              </w:rPr>
-              <w:t>JOIN   branch  br ON br.branch_id  = bk.pickup_branch_id</w:t>
-              <w:br/>
-            </w:r>
-            <w:r>
-              <w:rPr>
-                <w:rFonts w:ascii="Consolas" w:hAnsi="Consolas" w:eastAsia="Consolas"/>
-                <w:b w:val="0"/>
-                <w:i w:val="0"/>
-                <w:color w:val="222428"/>
-                <w:sz w:val="14"/>
-              </w:rPr>
-              <w:t>WHERE  p.txn_status = 'SUCCESS'</w:t>
-              <w:br/>
-            </w:r>
-            <w:r>
-              <w:rPr>
-                <w:rFonts w:ascii="Consolas" w:hAnsi="Consolas" w:eastAsia="Consolas"/>
-                <w:b w:val="0"/>
-                <w:i w:val="0"/>
-                <w:color w:val="222428"/>
-                <w:sz w:val="14"/>
-              </w:rPr>
-              <w:t>GROUP  BY br.branch_name</w:t>
-              <w:br/>
-            </w:r>
-            <w:r>
-              <w:rPr>
-                <w:rFonts w:ascii="Consolas" w:hAnsi="Consolas" w:eastAsia="Consolas"/>
-                <w:b w:val="0"/>
-                <w:i w:val="0"/>
-                <w:color w:val="222428"/>
-                <w:sz w:val="14"/>
-              </w:rPr>
-              <w:t>ORDER  BY net_revenue DESC;</w:t>
-            </w:r>
-          </w:p>
-        </w:tc>
-      </w:tr>
-    </w:tbl>
     <w:p>
       <w:pPr>
-        <w:keepNext w:val="0"/>
-        <w:spacing w:before="0" w:after="40" w:line="144" w:lineRule="auto"/>
+        <w:keepNext/>
+        <w:spacing w:before="40" w:after="20" w:line="264" w:lineRule="auto"/>
+        <w:jc w:val="center"/>
       </w:pPr>
+      <w:r>
+        <w:drawing>
+          <wp:inline xmlns:a="http://schemas.openxmlformats.org/drawingml/2006/main" xmlns:pic="http://schemas.openxmlformats.org/drawingml/2006/picture">
+            <wp:extent cx="3954887" cy="2247191"/>
+            <wp:docPr id="16" name="Picture 16"/>
+            <wp:cNvGraphicFramePr>
+              <a:graphicFrameLocks noChangeAspect="1"/>
+            </wp:cNvGraphicFramePr>
+            <a:graphic>
+              <a:graphicData uri="http://schemas.openxmlformats.org/drawingml/2006/picture">
+                <pic:pic>
+                  <pic:nvPicPr>
+                    <pic:cNvPr id="0" name="fig_16.png"/>
+                    <pic:cNvPicPr/>
+                  </pic:nvPicPr>
+                  <pic:blipFill>
+                    <a:blip r:embed="rId26"/>
+                    <a:stretch>
+                      <a:fillRect/>
+                    </a:stretch>
+                  </pic:blipFill>
+                  <pic:spPr>
+                    <a:xfrm>
+                      <a:off x="0" y="0"/>
+                      <a:ext cx="3954887" cy="2247191"/>
+                    </a:xfrm>
+                    <a:prstGeom prst="rect"/>
+                  </pic:spPr>
+                </pic:pic>
+              </a:graphicData>
+            </a:graphic>
+          </wp:inline>
+        </w:drawing>
+      </w:r>
     </w:p>
-    <w:tbl>
-      <w:tblPr>
-        <w:tblW w:type="auto" w:w="0"/>
-        <w:jc w:val="center"/>
-        <w:tblLayout w:type="fixed"/>
-        <w:tblLook w:firstColumn="1" w:firstRow="1" w:lastColumn="0" w:lastRow="0" w:noHBand="0" w:noVBand="1" w:val="04A0"/>
-      </w:tblPr>
-      <w:tblGrid>
-        <w:gridCol w:w="9072"/>
-      </w:tblGrid>
-      <w:tr>
-        <w:trPr>
-          <w:trHeight w:val="2993" w:hRule="exact"/>
-          <w:cantSplit/>
-        </w:trPr>
-        <w:tc>
-          <w:tcPr>
-            <w:tcW w:type="dxa" w:w="9071"/>
-            <w:vAlign w:val="center"/>
-            <w:shd w:val="clear" w:color="auto" w:fill="FAFAF7"/>
-            <w:tcBorders>
-              <w:top w:val="dashed" w:sz="8" w:space="0" w:color="A7ABB2"/>
-              <w:left w:val="dashed" w:sz="8" w:space="0" w:color="A7ABB2"/>
-              <w:bottom w:val="dashed" w:sz="8" w:space="0" w:color="A7ABB2"/>
-              <w:right w:val="dashed" w:sz="8" w:space="0" w:color="A7ABB2"/>
-            </w:tcBorders>
-          </w:tcPr>
-          <w:p>
-            <w:pPr>
-              <w:keepNext/>
-              <w:spacing w:before="0" w:after="40" w:line="264" w:lineRule="auto"/>
-              <w:jc w:val="center"/>
-            </w:pPr>
-            <w:r>
-              <w:rPr>
-                <w:b/>
-                <w:i w:val="0"/>
-                <w:color w:val="6B6E75"/>
-                <w:sz w:val="20"/>
-              </w:rPr>
-              <w:t>SCREENSHOT PLACEHOLDER – Figure 16</w:t>
-            </w:r>
-          </w:p>
-          <w:p>
-            <w:pPr>
-              <w:keepNext/>
-              <w:spacing w:before="0" w:after="0" w:line="264" w:lineRule="auto"/>
-              <w:jc w:val="center"/>
-            </w:pPr>
-            <w:r>
-              <w:rPr>
-                <w:b w:val="0"/>
-                <w:i w:val="0"/>
-                <w:color w:val="6B6E75"/>
-                <w:sz w:val="17"/>
-              </w:rPr>
-              <w:t>Delete this box and paste the screenshot (run block Q3 of 05_queries.sql). Listed as Figure 16 in the screenshot checklist.</w:t>
-            </w:r>
-          </w:p>
-        </w:tc>
-      </w:tr>
-    </w:tbl>
     <w:p>
       <w:pPr>
         <w:keepNext w:val="0"/>
@@ -11185,206 +10097,47 @@
         <w:t xml:space="preserve"> payment</w:t>
       </w:r>
     </w:p>
-    <w:tbl>
-      <w:tblPr>
-        <w:tblW w:type="auto" w:w="0"/>
-        <w:jc w:val="center"/>
-        <w:tblLayout w:type="fixed"/>
-        <w:tblLook w:firstColumn="1" w:firstRow="1" w:lastColumn="0" w:lastRow="0" w:noHBand="0" w:noVBand="1" w:val="04A0"/>
-      </w:tblPr>
-      <w:tblGrid>
-        <w:gridCol w:w="9639"/>
-      </w:tblGrid>
-      <w:tr>
-        <w:tc>
-          <w:tcPr>
-            <w:tcW w:type="dxa" w:w="9638"/>
-            <w:shd w:val="clear" w:color="auto" w:fill="F5F6F3"/>
-            <w:tcBorders>
-              <w:left w:val="single" w:sz="18" w:space="0" w:color="1E6B52"/>
-            </w:tcBorders>
-            <w:tcMar>
-              <w:top w:w="70" w:type="dxa"/>
-              <w:bottom w:w="70" w:type="dxa"/>
-              <w:left w:w="140" w:type="dxa"/>
-              <w:right w:w="80" w:type="dxa"/>
-            </w:tcMar>
-          </w:tcPr>
-          <w:p>
-            <w:pPr>
-              <w:keepNext w:val="0"/>
-              <w:spacing w:before="0" w:after="0" w:line="240" w:lineRule="auto"/>
-            </w:pPr>
-            <w:r>
-              <w:rPr>
-                <w:rFonts w:ascii="Consolas" w:hAnsi="Consolas" w:eastAsia="Consolas"/>
-                <w:b w:val="0"/>
-                <w:i w:val="0"/>
-                <w:color w:val="222428"/>
-                <w:sz w:val="14"/>
-              </w:rPr>
-              <w:t>SELECT TO_CHAR(payment_date, 'YYYY-MM') AS month,</w:t>
-              <w:br/>
-            </w:r>
-            <w:r>
-              <w:rPr>
-                <w:rFonts w:ascii="Consolas" w:hAnsi="Consolas" w:eastAsia="Consolas"/>
-                <w:b w:val="0"/>
-                <w:i w:val="0"/>
-                <w:color w:val="222428"/>
-                <w:sz w:val="14"/>
-              </w:rPr>
-              <w:t xml:space="preserve">       SUM(CASE WHEN payment_type = 'ADVANCE'  THEN amount ELSE 0 END) AS advance,</w:t>
-              <w:br/>
-            </w:r>
-            <w:r>
-              <w:rPr>
-                <w:rFonts w:ascii="Consolas" w:hAnsi="Consolas" w:eastAsia="Consolas"/>
-                <w:b w:val="0"/>
-                <w:i w:val="0"/>
-                <w:color w:val="222428"/>
-                <w:sz w:val="14"/>
-              </w:rPr>
-              <w:t xml:space="preserve">       SUM(CASE WHEN payment_type = 'FINAL'    THEN amount ELSE 0 END) AS final,</w:t>
-              <w:br/>
-            </w:r>
-            <w:r>
-              <w:rPr>
-                <w:rFonts w:ascii="Consolas" w:hAnsi="Consolas" w:eastAsia="Consolas"/>
-                <w:b w:val="0"/>
-                <w:i w:val="0"/>
-                <w:color w:val="222428"/>
-                <w:sz w:val="14"/>
-              </w:rPr>
-              <w:t xml:space="preserve">       SUM(CASE WHEN payment_type = 'LATE_FEE' THEN amount ELSE 0 END) AS late_fee,</w:t>
-              <w:br/>
-            </w:r>
-            <w:r>
-              <w:rPr>
-                <w:rFonts w:ascii="Consolas" w:hAnsi="Consolas" w:eastAsia="Consolas"/>
-                <w:b w:val="0"/>
-                <w:i w:val="0"/>
-                <w:color w:val="222428"/>
-                <w:sz w:val="14"/>
-              </w:rPr>
-              <w:t xml:space="preserve">       SUM(CASE WHEN payment_type = 'REFUND'   THEN amount ELSE 0 END) AS refund</w:t>
-              <w:br/>
-            </w:r>
-            <w:r>
-              <w:rPr>
-                <w:rFonts w:ascii="Consolas" w:hAnsi="Consolas" w:eastAsia="Consolas"/>
-                <w:b w:val="0"/>
-                <w:i w:val="0"/>
-                <w:color w:val="222428"/>
-                <w:sz w:val="14"/>
-              </w:rPr>
-              <w:t>FROM   payment</w:t>
-              <w:br/>
-            </w:r>
-            <w:r>
-              <w:rPr>
-                <w:rFonts w:ascii="Consolas" w:hAnsi="Consolas" w:eastAsia="Consolas"/>
-                <w:b w:val="0"/>
-                <w:i w:val="0"/>
-                <w:color w:val="222428"/>
-                <w:sz w:val="14"/>
-              </w:rPr>
-              <w:t>WHERE  txn_status = 'SUCCESS'</w:t>
-              <w:br/>
-            </w:r>
-            <w:r>
-              <w:rPr>
-                <w:rFonts w:ascii="Consolas" w:hAnsi="Consolas" w:eastAsia="Consolas"/>
-                <w:b w:val="0"/>
-                <w:i w:val="0"/>
-                <w:color w:val="222428"/>
-                <w:sz w:val="14"/>
-              </w:rPr>
-              <w:t>GROUP  BY TO_CHAR(payment_date, 'YYYY-MM')</w:t>
-              <w:br/>
-            </w:r>
-            <w:r>
-              <w:rPr>
-                <w:rFonts w:ascii="Consolas" w:hAnsi="Consolas" w:eastAsia="Consolas"/>
-                <w:b w:val="0"/>
-                <w:i w:val="0"/>
-                <w:color w:val="222428"/>
-                <w:sz w:val="14"/>
-              </w:rPr>
-              <w:t>ORDER  BY month;</w:t>
-            </w:r>
-          </w:p>
-        </w:tc>
-      </w:tr>
-    </w:tbl>
     <w:p>
       <w:pPr>
-        <w:keepNext w:val="0"/>
-        <w:spacing w:before="0" w:after="40" w:line="144" w:lineRule="auto"/>
+        <w:keepNext/>
+        <w:spacing w:before="40" w:after="20" w:line="264" w:lineRule="auto"/>
+        <w:jc w:val="center"/>
       </w:pPr>
+      <w:r>
+        <w:drawing>
+          <wp:inline xmlns:a="http://schemas.openxmlformats.org/drawingml/2006/main" xmlns:pic="http://schemas.openxmlformats.org/drawingml/2006/picture">
+            <wp:extent cx="3491856" cy="1762920"/>
+            <wp:docPr id="17" name="Picture 17"/>
+            <wp:cNvGraphicFramePr>
+              <a:graphicFrameLocks noChangeAspect="1"/>
+            </wp:cNvGraphicFramePr>
+            <a:graphic>
+              <a:graphicData uri="http://schemas.openxmlformats.org/drawingml/2006/picture">
+                <pic:pic>
+                  <pic:nvPicPr>
+                    <pic:cNvPr id="0" name="fig_17.png"/>
+                    <pic:cNvPicPr/>
+                  </pic:nvPicPr>
+                  <pic:blipFill>
+                    <a:blip r:embed="rId27"/>
+                    <a:stretch>
+                      <a:fillRect/>
+                    </a:stretch>
+                  </pic:blipFill>
+                  <pic:spPr>
+                    <a:xfrm>
+                      <a:off x="0" y="0"/>
+                      <a:ext cx="3491856" cy="1762920"/>
+                    </a:xfrm>
+                    <a:prstGeom prst="rect"/>
+                  </pic:spPr>
+                </pic:pic>
+              </a:graphicData>
+            </a:graphic>
+          </wp:inline>
+        </w:drawing>
+      </w:r>
     </w:p>
-    <w:tbl>
-      <w:tblPr>
-        <w:tblW w:type="auto" w:w="0"/>
-        <w:jc w:val="center"/>
-        <w:tblLayout w:type="fixed"/>
-        <w:tblLook w:firstColumn="1" w:firstRow="1" w:lastColumn="0" w:lastRow="0" w:noHBand="0" w:noVBand="1" w:val="04A0"/>
-      </w:tblPr>
-      <w:tblGrid>
-        <w:gridCol w:w="9072"/>
-      </w:tblGrid>
-      <w:tr>
-        <w:trPr>
-          <w:trHeight w:val="2494" w:hRule="exact"/>
-          <w:cantSplit/>
-        </w:trPr>
-        <w:tc>
-          <w:tcPr>
-            <w:tcW w:type="dxa" w:w="9071"/>
-            <w:vAlign w:val="center"/>
-            <w:shd w:val="clear" w:color="auto" w:fill="FAFAF7"/>
-            <w:tcBorders>
-              <w:top w:val="dashed" w:sz="8" w:space="0" w:color="A7ABB2"/>
-              <w:left w:val="dashed" w:sz="8" w:space="0" w:color="A7ABB2"/>
-              <w:bottom w:val="dashed" w:sz="8" w:space="0" w:color="A7ABB2"/>
-              <w:right w:val="dashed" w:sz="8" w:space="0" w:color="A7ABB2"/>
-            </w:tcBorders>
-          </w:tcPr>
-          <w:p>
-            <w:pPr>
-              <w:keepNext/>
-              <w:spacing w:before="0" w:after="40" w:line="264" w:lineRule="auto"/>
-              <w:jc w:val="center"/>
-            </w:pPr>
-            <w:r>
-              <w:rPr>
-                <w:b/>
-                <w:i w:val="0"/>
-                <w:color w:val="6B6E75"/>
-                <w:sz w:val="20"/>
-              </w:rPr>
-              <w:t>SCREENSHOT PLACEHOLDER – Figure 17</w:t>
-            </w:r>
-          </w:p>
-          <w:p>
-            <w:pPr>
-              <w:keepNext/>
-              <w:spacing w:before="0" w:after="0" w:line="264" w:lineRule="auto"/>
-              <w:jc w:val="center"/>
-            </w:pPr>
-            <w:r>
-              <w:rPr>
-                <w:b w:val="0"/>
-                <w:i w:val="0"/>
-                <w:color w:val="6B6E75"/>
-                <w:sz w:val="17"/>
-              </w:rPr>
-              <w:t>Delete this box and paste the screenshot (run block Q4 of 05_queries.sql). Listed as Figure 17 in the screenshot checklist.</w:t>
-            </w:r>
-          </w:p>
-        </w:tc>
-      </w:tr>
-    </w:tbl>
     <w:p>
       <w:pPr>
         <w:keepNext w:val="0"/>
@@ -11467,217 +10220,47 @@
         <w:t xml:space="preserve"> customer, booking, payment</w:t>
       </w:r>
     </w:p>
-    <w:tbl>
-      <w:tblPr>
-        <w:tblW w:type="auto" w:w="0"/>
-        <w:jc w:val="center"/>
-        <w:tblLayout w:type="fixed"/>
-        <w:tblLook w:firstColumn="1" w:firstRow="1" w:lastColumn="0" w:lastRow="0" w:noHBand="0" w:noVBand="1" w:val="04A0"/>
-      </w:tblPr>
-      <w:tblGrid>
-        <w:gridCol w:w="9639"/>
-      </w:tblGrid>
-      <w:tr>
-        <w:tc>
-          <w:tcPr>
-            <w:tcW w:type="dxa" w:w="9638"/>
-            <w:shd w:val="clear" w:color="auto" w:fill="F5F6F3"/>
-            <w:tcBorders>
-              <w:left w:val="single" w:sz="18" w:space="0" w:color="1E6B52"/>
-            </w:tcBorders>
-            <w:tcMar>
-              <w:top w:w="70" w:type="dxa"/>
-              <w:bottom w:w="70" w:type="dxa"/>
-              <w:left w:w="140" w:type="dxa"/>
-              <w:right w:w="80" w:type="dxa"/>
-            </w:tcMar>
-          </w:tcPr>
-          <w:p>
-            <w:pPr>
-              <w:keepNext w:val="0"/>
-              <w:spacing w:before="0" w:after="0" w:line="240" w:lineRule="auto"/>
-            </w:pPr>
-            <w:r>
-              <w:rPr>
-                <w:rFonts w:ascii="Consolas" w:hAnsi="Consolas" w:eastAsia="Consolas"/>
-                <w:b w:val="0"/>
-                <w:i w:val="0"/>
-                <w:color w:val="222428"/>
-                <w:sz w:val="14"/>
-              </w:rPr>
-              <w:t>SELECT *</w:t>
-              <w:br/>
-            </w:r>
-            <w:r>
-              <w:rPr>
-                <w:rFonts w:ascii="Consolas" w:hAnsi="Consolas" w:eastAsia="Consolas"/>
-                <w:b w:val="0"/>
-                <w:i w:val="0"/>
-                <w:color w:val="222428"/>
-                <w:sz w:val="14"/>
-              </w:rPr>
-              <w:t>FROM  (SELECT c.customer_id, c.name, COUNT(DISTINCT bk.booking_id) AS bookings,</w:t>
-              <w:br/>
-            </w:r>
-            <w:r>
-              <w:rPr>
-                <w:rFonts w:ascii="Consolas" w:hAnsi="Consolas" w:eastAsia="Consolas"/>
-                <w:b w:val="0"/>
-                <w:i w:val="0"/>
-                <w:color w:val="222428"/>
-                <w:sz w:val="14"/>
-              </w:rPr>
-              <w:t xml:space="preserve">              SUM(p.amount) AS total_paid</w:t>
-              <w:br/>
-            </w:r>
-            <w:r>
-              <w:rPr>
-                <w:rFonts w:ascii="Consolas" w:hAnsi="Consolas" w:eastAsia="Consolas"/>
-                <w:b w:val="0"/>
-                <w:i w:val="0"/>
-                <w:color w:val="222428"/>
-                <w:sz w:val="14"/>
-              </w:rPr>
-              <w:t xml:space="preserve">       FROM   customer c</w:t>
-              <w:br/>
-            </w:r>
-            <w:r>
-              <w:rPr>
-                <w:rFonts w:ascii="Consolas" w:hAnsi="Consolas" w:eastAsia="Consolas"/>
-                <w:b w:val="0"/>
-                <w:i w:val="0"/>
-                <w:color w:val="222428"/>
-                <w:sz w:val="14"/>
-              </w:rPr>
-              <w:t xml:space="preserve">       JOIN   booking bk ON bk.customer_id = c.customer_id</w:t>
-              <w:br/>
-            </w:r>
-            <w:r>
-              <w:rPr>
-                <w:rFonts w:ascii="Consolas" w:hAnsi="Consolas" w:eastAsia="Consolas"/>
-                <w:b w:val="0"/>
-                <w:i w:val="0"/>
-                <w:color w:val="222428"/>
-                <w:sz w:val="14"/>
-              </w:rPr>
-              <w:t xml:space="preserve">       JOIN   payment p  ON p.booking_id   = bk.booking_id</w:t>
-              <w:br/>
-            </w:r>
-            <w:r>
-              <w:rPr>
-                <w:rFonts w:ascii="Consolas" w:hAnsi="Consolas" w:eastAsia="Consolas"/>
-                <w:b w:val="0"/>
-                <w:i w:val="0"/>
-                <w:color w:val="222428"/>
-                <w:sz w:val="14"/>
-              </w:rPr>
-              <w:t xml:space="preserve">       WHERE  p.txn_status = 'SUCCESS' AND p.payment_type &lt;&gt; 'REFUND'</w:t>
-              <w:br/>
-            </w:r>
-            <w:r>
-              <w:rPr>
-                <w:rFonts w:ascii="Consolas" w:hAnsi="Consolas" w:eastAsia="Consolas"/>
-                <w:b w:val="0"/>
-                <w:i w:val="0"/>
-                <w:color w:val="222428"/>
-                <w:sz w:val="14"/>
-              </w:rPr>
-              <w:t xml:space="preserve">       GROUP  BY c.customer_id, c.name</w:t>
-              <w:br/>
-            </w:r>
-            <w:r>
-              <w:rPr>
-                <w:rFonts w:ascii="Consolas" w:hAnsi="Consolas" w:eastAsia="Consolas"/>
-                <w:b w:val="0"/>
-                <w:i w:val="0"/>
-                <w:color w:val="222428"/>
-                <w:sz w:val="14"/>
-              </w:rPr>
-              <w:t xml:space="preserve">       ORDER  BY total_paid DESC)</w:t>
-              <w:br/>
-            </w:r>
-            <w:r>
-              <w:rPr>
-                <w:rFonts w:ascii="Consolas" w:hAnsi="Consolas" w:eastAsia="Consolas"/>
-                <w:b w:val="0"/>
-                <w:i w:val="0"/>
-                <w:color w:val="222428"/>
-                <w:sz w:val="14"/>
-              </w:rPr>
-              <w:t>WHERE  ROWNUM &lt;= 3;</w:t>
-            </w:r>
-          </w:p>
-        </w:tc>
-      </w:tr>
-    </w:tbl>
     <w:p>
       <w:pPr>
-        <w:keepNext w:val="0"/>
-        <w:spacing w:before="0" w:after="40" w:line="144" w:lineRule="auto"/>
+        <w:keepNext/>
+        <w:spacing w:before="40" w:after="20" w:line="264" w:lineRule="auto"/>
+        <w:jc w:val="center"/>
       </w:pPr>
+      <w:r>
+        <w:drawing>
+          <wp:inline xmlns:a="http://schemas.openxmlformats.org/drawingml/2006/main" xmlns:pic="http://schemas.openxmlformats.org/drawingml/2006/picture">
+            <wp:extent cx="3338927" cy="1762919"/>
+            <wp:docPr id="18" name="Picture 18"/>
+            <wp:cNvGraphicFramePr>
+              <a:graphicFrameLocks noChangeAspect="1"/>
+            </wp:cNvGraphicFramePr>
+            <a:graphic>
+              <a:graphicData uri="http://schemas.openxmlformats.org/drawingml/2006/picture">
+                <pic:pic>
+                  <pic:nvPicPr>
+                    <pic:cNvPr id="0" name="fig_18.png"/>
+                    <pic:cNvPicPr/>
+                  </pic:nvPicPr>
+                  <pic:blipFill>
+                    <a:blip r:embed="rId28"/>
+                    <a:stretch>
+                      <a:fillRect/>
+                    </a:stretch>
+                  </pic:blipFill>
+                  <pic:spPr>
+                    <a:xfrm>
+                      <a:off x="0" y="0"/>
+                      <a:ext cx="3338927" cy="1762919"/>
+                    </a:xfrm>
+                    <a:prstGeom prst="rect"/>
+                  </pic:spPr>
+                </pic:pic>
+              </a:graphicData>
+            </a:graphic>
+          </wp:inline>
+        </w:drawing>
+      </w:r>
     </w:p>
-    <w:tbl>
-      <w:tblPr>
-        <w:tblW w:type="auto" w:w="0"/>
-        <w:jc w:val="center"/>
-        <w:tblLayout w:type="fixed"/>
-        <w:tblLook w:firstColumn="1" w:firstRow="1" w:lastColumn="0" w:lastRow="0" w:noHBand="0" w:noVBand="1" w:val="04A0"/>
-      </w:tblPr>
-      <w:tblGrid>
-        <w:gridCol w:w="9072"/>
-      </w:tblGrid>
-      <w:tr>
-        <w:trPr>
-          <w:trHeight w:val="2494" w:hRule="exact"/>
-          <w:cantSplit/>
-        </w:trPr>
-        <w:tc>
-          <w:tcPr>
-            <w:tcW w:type="dxa" w:w="9071"/>
-            <w:vAlign w:val="center"/>
-            <w:shd w:val="clear" w:color="auto" w:fill="FAFAF7"/>
-            <w:tcBorders>
-              <w:top w:val="dashed" w:sz="8" w:space="0" w:color="A7ABB2"/>
-              <w:left w:val="dashed" w:sz="8" w:space="0" w:color="A7ABB2"/>
-              <w:bottom w:val="dashed" w:sz="8" w:space="0" w:color="A7ABB2"/>
-              <w:right w:val="dashed" w:sz="8" w:space="0" w:color="A7ABB2"/>
-            </w:tcBorders>
-          </w:tcPr>
-          <w:p>
-            <w:pPr>
-              <w:keepNext/>
-              <w:spacing w:before="0" w:after="40" w:line="264" w:lineRule="auto"/>
-              <w:jc w:val="center"/>
-            </w:pPr>
-            <w:r>
-              <w:rPr>
-                <w:b/>
-                <w:i w:val="0"/>
-                <w:color w:val="6B6E75"/>
-                <w:sz w:val="20"/>
-              </w:rPr>
-              <w:t>SCREENSHOT PLACEHOLDER – Figure 18</w:t>
-            </w:r>
-          </w:p>
-          <w:p>
-            <w:pPr>
-              <w:keepNext/>
-              <w:spacing w:before="0" w:after="0" w:line="264" w:lineRule="auto"/>
-              <w:jc w:val="center"/>
-            </w:pPr>
-            <w:r>
-              <w:rPr>
-                <w:b w:val="0"/>
-                <w:i w:val="0"/>
-                <w:color w:val="6B6E75"/>
-                <w:sz w:val="17"/>
-              </w:rPr>
-              <w:t>Delete this box and paste the screenshot (run block Q5 of 05_queries.sql). Listed as Figure 18 in the screenshot checklist.</w:t>
-            </w:r>
-          </w:p>
-        </w:tc>
-      </w:tr>
-    </w:tbl>
     <w:p>
       <w:pPr>
         <w:keepNext w:val="0"/>
@@ -11760,250 +10343,47 @@
         <w:t xml:space="preserve"> customer, booking, payment</w:t>
       </w:r>
     </w:p>
-    <w:tbl>
-      <w:tblPr>
-        <w:tblW w:type="auto" w:w="0"/>
-        <w:jc w:val="center"/>
-        <w:tblLayout w:type="fixed"/>
-        <w:tblLook w:firstColumn="1" w:firstRow="1" w:lastColumn="0" w:lastRow="0" w:noHBand="0" w:noVBand="1" w:val="04A0"/>
-      </w:tblPr>
-      <w:tblGrid>
-        <w:gridCol w:w="9639"/>
-      </w:tblGrid>
-      <w:tr>
-        <w:tc>
-          <w:tcPr>
-            <w:tcW w:type="dxa" w:w="9638"/>
-            <w:shd w:val="clear" w:color="auto" w:fill="F5F6F3"/>
-            <w:tcBorders>
-              <w:left w:val="single" w:sz="18" w:space="0" w:color="1E6B52"/>
-            </w:tcBorders>
-            <w:tcMar>
-              <w:top w:w="70" w:type="dxa"/>
-              <w:bottom w:w="70" w:type="dxa"/>
-              <w:left w:w="140" w:type="dxa"/>
-              <w:right w:w="80" w:type="dxa"/>
-            </w:tcMar>
-          </w:tcPr>
-          <w:p>
-            <w:pPr>
-              <w:keepNext w:val="0"/>
-              <w:spacing w:before="0" w:after="0" w:line="240" w:lineRule="auto"/>
-            </w:pPr>
-            <w:r>
-              <w:rPr>
-                <w:rFonts w:ascii="Consolas" w:hAnsi="Consolas" w:eastAsia="Consolas"/>
-                <w:b w:val="0"/>
-                <w:i w:val="0"/>
-                <w:color w:val="222428"/>
-                <w:sz w:val="14"/>
-              </w:rPr>
-              <w:t>SELECT c.customer_id, c.name, SUM(p.amount) AS total_paid</w:t>
-              <w:br/>
-            </w:r>
-            <w:r>
-              <w:rPr>
-                <w:rFonts w:ascii="Consolas" w:hAnsi="Consolas" w:eastAsia="Consolas"/>
-                <w:b w:val="0"/>
-                <w:i w:val="0"/>
-                <w:color w:val="222428"/>
-                <w:sz w:val="14"/>
-              </w:rPr>
-              <w:t>FROM   customer c</w:t>
-              <w:br/>
-            </w:r>
-            <w:r>
-              <w:rPr>
-                <w:rFonts w:ascii="Consolas" w:hAnsi="Consolas" w:eastAsia="Consolas"/>
-                <w:b w:val="0"/>
-                <w:i w:val="0"/>
-                <w:color w:val="222428"/>
-                <w:sz w:val="14"/>
-              </w:rPr>
-              <w:t>JOIN   booking bk ON bk.customer_id = c.customer_id</w:t>
-              <w:br/>
-            </w:r>
-            <w:r>
-              <w:rPr>
-                <w:rFonts w:ascii="Consolas" w:hAnsi="Consolas" w:eastAsia="Consolas"/>
-                <w:b w:val="0"/>
-                <w:i w:val="0"/>
-                <w:color w:val="222428"/>
-                <w:sz w:val="14"/>
-              </w:rPr>
-              <w:t>JOIN   payment p  ON p.booking_id   = bk.booking_id</w:t>
-              <w:br/>
-            </w:r>
-            <w:r>
-              <w:rPr>
-                <w:rFonts w:ascii="Consolas" w:hAnsi="Consolas" w:eastAsia="Consolas"/>
-                <w:b w:val="0"/>
-                <w:i w:val="0"/>
-                <w:color w:val="222428"/>
-                <w:sz w:val="14"/>
-              </w:rPr>
-              <w:t>WHERE  p.txn_status = 'SUCCESS' AND p.payment_type &lt;&gt; 'REFUND'</w:t>
-              <w:br/>
-            </w:r>
-            <w:r>
-              <w:rPr>
-                <w:rFonts w:ascii="Consolas" w:hAnsi="Consolas" w:eastAsia="Consolas"/>
-                <w:b w:val="0"/>
-                <w:i w:val="0"/>
-                <w:color w:val="222428"/>
-                <w:sz w:val="14"/>
-              </w:rPr>
-              <w:t>GROUP  BY c.customer_id, c.name</w:t>
-              <w:br/>
-            </w:r>
-            <w:r>
-              <w:rPr>
-                <w:rFonts w:ascii="Consolas" w:hAnsi="Consolas" w:eastAsia="Consolas"/>
-                <w:b w:val="0"/>
-                <w:i w:val="0"/>
-                <w:color w:val="222428"/>
-                <w:sz w:val="14"/>
-              </w:rPr>
-              <w:t>HAVING SUM(p.amount) &gt; (SELECT AVG(t.spent)</w:t>
-              <w:br/>
-            </w:r>
-            <w:r>
-              <w:rPr>
-                <w:rFonts w:ascii="Consolas" w:hAnsi="Consolas" w:eastAsia="Consolas"/>
-                <w:b w:val="0"/>
-                <w:i w:val="0"/>
-                <w:color w:val="222428"/>
-                <w:sz w:val="14"/>
-              </w:rPr>
-              <w:t xml:space="preserve">                        FROM  (SELECT SUM(p2.amount) AS spent</w:t>
-              <w:br/>
-            </w:r>
-            <w:r>
-              <w:rPr>
-                <w:rFonts w:ascii="Consolas" w:hAnsi="Consolas" w:eastAsia="Consolas"/>
-                <w:b w:val="0"/>
-                <w:i w:val="0"/>
-                <w:color w:val="222428"/>
-                <w:sz w:val="14"/>
-              </w:rPr>
-              <w:t xml:space="preserve">                               FROM   payment p2</w:t>
-              <w:br/>
-            </w:r>
-            <w:r>
-              <w:rPr>
-                <w:rFonts w:ascii="Consolas" w:hAnsi="Consolas" w:eastAsia="Consolas"/>
-                <w:b w:val="0"/>
-                <w:i w:val="0"/>
-                <w:color w:val="222428"/>
-                <w:sz w:val="14"/>
-              </w:rPr>
-              <w:t xml:space="preserve">                               JOIN   booking b2 ON b2.booking_id = p2.booking_id</w:t>
-              <w:br/>
-            </w:r>
-            <w:r>
-              <w:rPr>
-                <w:rFonts w:ascii="Consolas" w:hAnsi="Consolas" w:eastAsia="Consolas"/>
-                <w:b w:val="0"/>
-                <w:i w:val="0"/>
-                <w:color w:val="222428"/>
-                <w:sz w:val="14"/>
-              </w:rPr>
-              <w:t xml:space="preserve">                               WHERE  p2.txn_status = 'SUCCESS' AND p2.payment_type &lt;&gt; 'REFUND'</w:t>
-              <w:br/>
-            </w:r>
-            <w:r>
-              <w:rPr>
-                <w:rFonts w:ascii="Consolas" w:hAnsi="Consolas" w:eastAsia="Consolas"/>
-                <w:b w:val="0"/>
-                <w:i w:val="0"/>
-                <w:color w:val="222428"/>
-                <w:sz w:val="14"/>
-              </w:rPr>
-              <w:t xml:space="preserve">                               GROUP  BY b2.customer_id) t)</w:t>
-              <w:br/>
-            </w:r>
-            <w:r>
-              <w:rPr>
-                <w:rFonts w:ascii="Consolas" w:hAnsi="Consolas" w:eastAsia="Consolas"/>
-                <w:b w:val="0"/>
-                <w:i w:val="0"/>
-                <w:color w:val="222428"/>
-                <w:sz w:val="14"/>
-              </w:rPr>
-              <w:t>ORDER  BY total_paid DESC;</w:t>
-            </w:r>
-          </w:p>
-        </w:tc>
-      </w:tr>
-    </w:tbl>
     <w:p>
       <w:pPr>
-        <w:keepNext w:val="0"/>
-        <w:spacing w:before="0" w:after="40" w:line="144" w:lineRule="auto"/>
+        <w:keepNext/>
+        <w:spacing w:before="40" w:after="20" w:line="264" w:lineRule="auto"/>
+        <w:jc w:val="center"/>
       </w:pPr>
+      <w:r>
+        <w:drawing>
+          <wp:inline xmlns:a="http://schemas.openxmlformats.org/drawingml/2006/main" xmlns:pic="http://schemas.openxmlformats.org/drawingml/2006/picture">
+            <wp:extent cx="3954887" cy="2247191"/>
+            <wp:docPr id="19" name="Picture 19"/>
+            <wp:cNvGraphicFramePr>
+              <a:graphicFrameLocks noChangeAspect="1"/>
+            </wp:cNvGraphicFramePr>
+            <a:graphic>
+              <a:graphicData uri="http://schemas.openxmlformats.org/drawingml/2006/picture">
+                <pic:pic>
+                  <pic:nvPicPr>
+                    <pic:cNvPr id="0" name="fig_19.png"/>
+                    <pic:cNvPicPr/>
+                  </pic:nvPicPr>
+                  <pic:blipFill>
+                    <a:blip r:embed="rId29"/>
+                    <a:stretch>
+                      <a:fillRect/>
+                    </a:stretch>
+                  </pic:blipFill>
+                  <pic:spPr>
+                    <a:xfrm>
+                      <a:off x="0" y="0"/>
+                      <a:ext cx="3954887" cy="2247191"/>
+                    </a:xfrm>
+                    <a:prstGeom prst="rect"/>
+                  </pic:spPr>
+                </pic:pic>
+              </a:graphicData>
+            </a:graphic>
+          </wp:inline>
+        </w:drawing>
+      </w:r>
     </w:p>
-    <w:tbl>
-      <w:tblPr>
-        <w:tblW w:type="auto" w:w="0"/>
-        <w:jc w:val="center"/>
-        <w:tblLayout w:type="fixed"/>
-        <w:tblLook w:firstColumn="1" w:firstRow="1" w:lastColumn="0" w:lastRow="0" w:noHBand="0" w:noVBand="1" w:val="04A0"/>
-      </w:tblPr>
-      <w:tblGrid>
-        <w:gridCol w:w="9072"/>
-      </w:tblGrid>
-      <w:tr>
-        <w:trPr>
-          <w:trHeight w:val="2993" w:hRule="exact"/>
-          <w:cantSplit/>
-        </w:trPr>
-        <w:tc>
-          <w:tcPr>
-            <w:tcW w:type="dxa" w:w="9071"/>
-            <w:vAlign w:val="center"/>
-            <w:shd w:val="clear" w:color="auto" w:fill="FAFAF7"/>
-            <w:tcBorders>
-              <w:top w:val="dashed" w:sz="8" w:space="0" w:color="A7ABB2"/>
-              <w:left w:val="dashed" w:sz="8" w:space="0" w:color="A7ABB2"/>
-              <w:bottom w:val="dashed" w:sz="8" w:space="0" w:color="A7ABB2"/>
-              <w:right w:val="dashed" w:sz="8" w:space="0" w:color="A7ABB2"/>
-            </w:tcBorders>
-          </w:tcPr>
-          <w:p>
-            <w:pPr>
-              <w:keepNext/>
-              <w:spacing w:before="0" w:after="40" w:line="264" w:lineRule="auto"/>
-              <w:jc w:val="center"/>
-            </w:pPr>
-            <w:r>
-              <w:rPr>
-                <w:b/>
-                <w:i w:val="0"/>
-                <w:color w:val="6B6E75"/>
-                <w:sz w:val="20"/>
-              </w:rPr>
-              <w:t>SCREENSHOT PLACEHOLDER – Figure 19</w:t>
-            </w:r>
-          </w:p>
-          <w:p>
-            <w:pPr>
-              <w:keepNext/>
-              <w:spacing w:before="0" w:after="0" w:line="264" w:lineRule="auto"/>
-              <w:jc w:val="center"/>
-            </w:pPr>
-            <w:r>
-              <w:rPr>
-                <w:b w:val="0"/>
-                <w:i w:val="0"/>
-                <w:color w:val="6B6E75"/>
-                <w:sz w:val="17"/>
-              </w:rPr>
-              <w:t>Delete this box and paste the screenshot (run block Q6 of 05_queries.sql). Listed as Figure 19 in the screenshot checklist.</w:t>
-            </w:r>
-          </w:p>
-        </w:tc>
-      </w:tr>
-    </w:tbl>
     <w:p>
       <w:pPr>
         <w:keepNext w:val="0"/>
@@ -12086,151 +10466,47 @@
         <w:t xml:space="preserve"> customer, booking</w:t>
       </w:r>
     </w:p>
-    <w:tbl>
-      <w:tblPr>
-        <w:tblW w:type="auto" w:w="0"/>
-        <w:jc w:val="center"/>
-        <w:tblLayout w:type="fixed"/>
-        <w:tblLook w:firstColumn="1" w:firstRow="1" w:lastColumn="0" w:lastRow="0" w:noHBand="0" w:noVBand="1" w:val="04A0"/>
-      </w:tblPr>
-      <w:tblGrid>
-        <w:gridCol w:w="9639"/>
-      </w:tblGrid>
-      <w:tr>
-        <w:tc>
-          <w:tcPr>
-            <w:tcW w:type="dxa" w:w="9638"/>
-            <w:shd w:val="clear" w:color="auto" w:fill="F5F6F3"/>
-            <w:tcBorders>
-              <w:left w:val="single" w:sz="18" w:space="0" w:color="1E6B52"/>
-            </w:tcBorders>
-            <w:tcMar>
-              <w:top w:w="70" w:type="dxa"/>
-              <w:bottom w:w="70" w:type="dxa"/>
-              <w:left w:w="140" w:type="dxa"/>
-              <w:right w:w="80" w:type="dxa"/>
-            </w:tcMar>
-          </w:tcPr>
-          <w:p>
-            <w:pPr>
-              <w:keepNext w:val="0"/>
-              <w:spacing w:before="0" w:after="0" w:line="240" w:lineRule="auto"/>
-            </w:pPr>
-            <w:r>
-              <w:rPr>
-                <w:rFonts w:ascii="Consolas" w:hAnsi="Consolas" w:eastAsia="Consolas"/>
-                <w:b w:val="0"/>
-                <w:i w:val="0"/>
-                <w:color w:val="222428"/>
-                <w:sz w:val="14"/>
-              </w:rPr>
-              <w:t>SELECT customer_id, name, phone FROM customer</w:t>
-              <w:br/>
-            </w:r>
-            <w:r>
-              <w:rPr>
-                <w:rFonts w:ascii="Consolas" w:hAnsi="Consolas" w:eastAsia="Consolas"/>
-                <w:b w:val="0"/>
-                <w:i w:val="0"/>
-                <w:color w:val="222428"/>
-                <w:sz w:val="14"/>
-              </w:rPr>
-              <w:t>MINUS</w:t>
-              <w:br/>
-            </w:r>
-            <w:r>
-              <w:rPr>
-                <w:rFonts w:ascii="Consolas" w:hAnsi="Consolas" w:eastAsia="Consolas"/>
-                <w:b w:val="0"/>
-                <w:i w:val="0"/>
-                <w:color w:val="222428"/>
-                <w:sz w:val="14"/>
-              </w:rPr>
-              <w:t>SELECT c.customer_id, c.name, c.phone</w:t>
-              <w:br/>
-            </w:r>
-            <w:r>
-              <w:rPr>
-                <w:rFonts w:ascii="Consolas" w:hAnsi="Consolas" w:eastAsia="Consolas"/>
-                <w:b w:val="0"/>
-                <w:i w:val="0"/>
-                <w:color w:val="222428"/>
-                <w:sz w:val="14"/>
-              </w:rPr>
-              <w:t>FROM   customer c JOIN booking bk ON bk.customer_id = c.customer_id;</w:t>
-            </w:r>
-          </w:p>
-        </w:tc>
-      </w:tr>
-    </w:tbl>
     <w:p>
       <w:pPr>
-        <w:keepNext w:val="0"/>
-        <w:spacing w:before="0" w:after="40" w:line="144" w:lineRule="auto"/>
+        <w:keepNext/>
+        <w:spacing w:before="40" w:after="20" w:line="264" w:lineRule="auto"/>
+        <w:jc w:val="center"/>
       </w:pPr>
+      <w:r>
+        <w:drawing>
+          <wp:inline xmlns:a="http://schemas.openxmlformats.org/drawingml/2006/main" xmlns:pic="http://schemas.openxmlformats.org/drawingml/2006/picture">
+            <wp:extent cx="2918376" cy="1117224"/>
+            <wp:docPr id="20" name="Picture 20"/>
+            <wp:cNvGraphicFramePr>
+              <a:graphicFrameLocks noChangeAspect="1"/>
+            </wp:cNvGraphicFramePr>
+            <a:graphic>
+              <a:graphicData uri="http://schemas.openxmlformats.org/drawingml/2006/picture">
+                <pic:pic>
+                  <pic:nvPicPr>
+                    <pic:cNvPr id="0" name="fig_20.png"/>
+                    <pic:cNvPicPr/>
+                  </pic:nvPicPr>
+                  <pic:blipFill>
+                    <a:blip r:embed="rId30"/>
+                    <a:stretch>
+                      <a:fillRect/>
+                    </a:stretch>
+                  </pic:blipFill>
+                  <pic:spPr>
+                    <a:xfrm>
+                      <a:off x="0" y="0"/>
+                      <a:ext cx="2918376" cy="1117224"/>
+                    </a:xfrm>
+                    <a:prstGeom prst="rect"/>
+                  </pic:spPr>
+                </pic:pic>
+              </a:graphicData>
+            </a:graphic>
+          </wp:inline>
+        </w:drawing>
+      </w:r>
     </w:p>
-    <w:tbl>
-      <w:tblPr>
-        <w:tblW w:type="auto" w:w="0"/>
-        <w:jc w:val="center"/>
-        <w:tblLayout w:type="fixed"/>
-        <w:tblLook w:firstColumn="1" w:firstRow="1" w:lastColumn="0" w:lastRow="0" w:noHBand="0" w:noVBand="1" w:val="04A0"/>
-      </w:tblPr>
-      <w:tblGrid>
-        <w:gridCol w:w="9072"/>
-      </w:tblGrid>
-      <w:tr>
-        <w:trPr>
-          <w:trHeight w:val="1746" w:hRule="exact"/>
-          <w:cantSplit/>
-        </w:trPr>
-        <w:tc>
-          <w:tcPr>
-            <w:tcW w:type="dxa" w:w="9071"/>
-            <w:vAlign w:val="center"/>
-            <w:shd w:val="clear" w:color="auto" w:fill="FAFAF7"/>
-            <w:tcBorders>
-              <w:top w:val="dashed" w:sz="8" w:space="0" w:color="A7ABB2"/>
-              <w:left w:val="dashed" w:sz="8" w:space="0" w:color="A7ABB2"/>
-              <w:bottom w:val="dashed" w:sz="8" w:space="0" w:color="A7ABB2"/>
-              <w:right w:val="dashed" w:sz="8" w:space="0" w:color="A7ABB2"/>
-            </w:tcBorders>
-          </w:tcPr>
-          <w:p>
-            <w:pPr>
-              <w:keepNext/>
-              <w:spacing w:before="0" w:after="40" w:line="264" w:lineRule="auto"/>
-              <w:jc w:val="center"/>
-            </w:pPr>
-            <w:r>
-              <w:rPr>
-                <w:b/>
-                <w:i w:val="0"/>
-                <w:color w:val="6B6E75"/>
-                <w:sz w:val="20"/>
-              </w:rPr>
-              <w:t>SCREENSHOT PLACEHOLDER – Figure 20</w:t>
-            </w:r>
-          </w:p>
-          <w:p>
-            <w:pPr>
-              <w:keepNext/>
-              <w:spacing w:before="0" w:after="0" w:line="264" w:lineRule="auto"/>
-              <w:jc w:val="center"/>
-            </w:pPr>
-            <w:r>
-              <w:rPr>
-                <w:b w:val="0"/>
-                <w:i w:val="0"/>
-                <w:color w:val="6B6E75"/>
-                <w:sz w:val="17"/>
-              </w:rPr>
-              <w:t>Delete this box and paste the screenshot (run block Q7 of 05_queries.sql). Listed as Figure 20 in the screenshot checklist.</w:t>
-            </w:r>
-          </w:p>
-        </w:tc>
-      </w:tr>
-    </w:tbl>
     <w:p>
       <w:pPr>
         <w:keepNext w:val="0"/>
@@ -12313,217 +10589,47 @@
         <w:t xml:space="preserve"> vehicle_category, vehicle, booking</w:t>
       </w:r>
     </w:p>
-    <w:tbl>
-      <w:tblPr>
-        <w:tblW w:type="auto" w:w="0"/>
-        <w:jc w:val="center"/>
-        <w:tblLayout w:type="fixed"/>
-        <w:tblLook w:firstColumn="1" w:firstRow="1" w:lastColumn="0" w:lastRow="0" w:noHBand="0" w:noVBand="1" w:val="04A0"/>
-      </w:tblPr>
-      <w:tblGrid>
-        <w:gridCol w:w="9639"/>
-      </w:tblGrid>
-      <w:tr>
-        <w:tc>
-          <w:tcPr>
-            <w:tcW w:type="dxa" w:w="9638"/>
-            <w:shd w:val="clear" w:color="auto" w:fill="F5F6F3"/>
-            <w:tcBorders>
-              <w:left w:val="single" w:sz="18" w:space="0" w:color="1E6B52"/>
-            </w:tcBorders>
-            <w:tcMar>
-              <w:top w:w="70" w:type="dxa"/>
-              <w:bottom w:w="70" w:type="dxa"/>
-              <w:left w:w="140" w:type="dxa"/>
-              <w:right w:w="80" w:type="dxa"/>
-            </w:tcMar>
-          </w:tcPr>
-          <w:p>
-            <w:pPr>
-              <w:keepNext w:val="0"/>
-              <w:spacing w:before="0" w:after="0" w:line="240" w:lineRule="auto"/>
-            </w:pPr>
-            <w:r>
-              <w:rPr>
-                <w:rFonts w:ascii="Consolas" w:hAnsi="Consolas" w:eastAsia="Consolas"/>
-                <w:b w:val="0"/>
-                <w:i w:val="0"/>
-                <w:color w:val="222428"/>
-                <w:sz w:val="14"/>
-              </w:rPr>
-              <w:t>SELECT vc.category_name,</w:t>
-              <w:br/>
-            </w:r>
-            <w:r>
-              <w:rPr>
-                <w:rFonts w:ascii="Consolas" w:hAnsi="Consolas" w:eastAsia="Consolas"/>
-                <w:b w:val="0"/>
-                <w:i w:val="0"/>
-                <w:color w:val="222428"/>
-                <w:sz w:val="14"/>
-              </w:rPr>
-              <w:t xml:space="preserve">       COUNT(DISTINCT v.vehicle_id)                     AS vehicles,</w:t>
-              <w:br/>
-            </w:r>
-            <w:r>
-              <w:rPr>
-                <w:rFonts w:ascii="Consolas" w:hAnsi="Consolas" w:eastAsia="Consolas"/>
-                <w:b w:val="0"/>
-                <w:i w:val="0"/>
-                <w:color w:val="222428"/>
-                <w:sz w:val="14"/>
-              </w:rPr>
-              <w:t xml:space="preserve">       COUNT(bk.booking_id)                             AS rentals,</w:t>
-              <w:br/>
-            </w:r>
-            <w:r>
-              <w:rPr>
-                <w:rFonts w:ascii="Consolas" w:hAnsi="Consolas" w:eastAsia="Consolas"/>
-                <w:b w:val="0"/>
-                <w:i w:val="0"/>
-                <w:color w:val="222428"/>
-                <w:sz w:val="14"/>
-              </w:rPr>
-              <w:t xml:space="preserve">       ROUND(AVG(bk.end_date - bk.start_date), 1)       AS avg_days,</w:t>
-              <w:br/>
-            </w:r>
-            <w:r>
-              <w:rPr>
-                <w:rFonts w:ascii="Consolas" w:hAnsi="Consolas" w:eastAsia="Consolas"/>
-                <w:b w:val="0"/>
-                <w:i w:val="0"/>
-                <w:color w:val="222428"/>
-                <w:sz w:val="14"/>
-              </w:rPr>
-              <w:t xml:space="preserve">       ROUND(AVG(bk.end_odometer - bk.start_odometer))  AS avg_km</w:t>
-              <w:br/>
-            </w:r>
-            <w:r>
-              <w:rPr>
-                <w:rFonts w:ascii="Consolas" w:hAnsi="Consolas" w:eastAsia="Consolas"/>
-                <w:b w:val="0"/>
-                <w:i w:val="0"/>
-                <w:color w:val="222428"/>
-                <w:sz w:val="14"/>
-              </w:rPr>
-              <w:t>FROM   vehicle_category vc</w:t>
-              <w:br/>
-            </w:r>
-            <w:r>
-              <w:rPr>
-                <w:rFonts w:ascii="Consolas" w:hAnsi="Consolas" w:eastAsia="Consolas"/>
-                <w:b w:val="0"/>
-                <w:i w:val="0"/>
-                <w:color w:val="222428"/>
-                <w:sz w:val="14"/>
-              </w:rPr>
-              <w:t>LEFT JOIN vehicle v  ON v.category_id = vc.category_id</w:t>
-              <w:br/>
-            </w:r>
-            <w:r>
-              <w:rPr>
-                <w:rFonts w:ascii="Consolas" w:hAnsi="Consolas" w:eastAsia="Consolas"/>
-                <w:b w:val="0"/>
-                <w:i w:val="0"/>
-                <w:color w:val="222428"/>
-                <w:sz w:val="14"/>
-              </w:rPr>
-              <w:t>LEFT JOIN booking bk ON bk.vehicle_id = v.vehicle_id AND bk.status = 'COMPLETED'</w:t>
-              <w:br/>
-            </w:r>
-            <w:r>
-              <w:rPr>
-                <w:rFonts w:ascii="Consolas" w:hAnsi="Consolas" w:eastAsia="Consolas"/>
-                <w:b w:val="0"/>
-                <w:i w:val="0"/>
-                <w:color w:val="222428"/>
-                <w:sz w:val="14"/>
-              </w:rPr>
-              <w:t>GROUP  BY vc.category_name</w:t>
-              <w:br/>
-            </w:r>
-            <w:r>
-              <w:rPr>
-                <w:rFonts w:ascii="Consolas" w:hAnsi="Consolas" w:eastAsia="Consolas"/>
-                <w:b w:val="0"/>
-                <w:i w:val="0"/>
-                <w:color w:val="222428"/>
-                <w:sz w:val="14"/>
-              </w:rPr>
-              <w:t>ORDER  BY rentals DESC, vc.category_name;</w:t>
-            </w:r>
-          </w:p>
-        </w:tc>
-      </w:tr>
-    </w:tbl>
     <w:p>
       <w:pPr>
-        <w:keepNext w:val="0"/>
-        <w:spacing w:before="0" w:after="40" w:line="144" w:lineRule="auto"/>
+        <w:keepNext/>
+        <w:spacing w:before="40" w:after="20" w:line="264" w:lineRule="auto"/>
+        <w:jc w:val="center"/>
       </w:pPr>
+      <w:r>
+        <w:drawing>
+          <wp:inline xmlns:a="http://schemas.openxmlformats.org/drawingml/2006/main" xmlns:pic="http://schemas.openxmlformats.org/drawingml/2006/picture">
+            <wp:extent cx="3377160" cy="2327904"/>
+            <wp:docPr id="21" name="Picture 21"/>
+            <wp:cNvGraphicFramePr>
+              <a:graphicFrameLocks noChangeAspect="1"/>
+            </wp:cNvGraphicFramePr>
+            <a:graphic>
+              <a:graphicData uri="http://schemas.openxmlformats.org/drawingml/2006/picture">
+                <pic:pic>
+                  <pic:nvPicPr>
+                    <pic:cNvPr id="0" name="fig_21.png"/>
+                    <pic:cNvPicPr/>
+                  </pic:nvPicPr>
+                  <pic:blipFill>
+                    <a:blip r:embed="rId31"/>
+                    <a:stretch>
+                      <a:fillRect/>
+                    </a:stretch>
+                  </pic:blipFill>
+                  <pic:spPr>
+                    <a:xfrm>
+                      <a:off x="0" y="0"/>
+                      <a:ext cx="3377160" cy="2327904"/>
+                    </a:xfrm>
+                    <a:prstGeom prst="rect"/>
+                  </pic:spPr>
+                </pic:pic>
+              </a:graphicData>
+            </a:graphic>
+          </wp:inline>
+        </w:drawing>
+      </w:r>
     </w:p>
-    <w:tbl>
-      <w:tblPr>
-        <w:tblW w:type="auto" w:w="0"/>
-        <w:jc w:val="center"/>
-        <w:tblLayout w:type="fixed"/>
-        <w:tblLook w:firstColumn="1" w:firstRow="1" w:lastColumn="0" w:lastRow="0" w:noHBand="0" w:noVBand="1" w:val="04A0"/>
-      </w:tblPr>
-      <w:tblGrid>
-        <w:gridCol w:w="9072"/>
-      </w:tblGrid>
-      <w:tr>
-        <w:trPr>
-          <w:trHeight w:val="3243" w:hRule="exact"/>
-          <w:cantSplit/>
-        </w:trPr>
-        <w:tc>
-          <w:tcPr>
-            <w:tcW w:type="dxa" w:w="9071"/>
-            <w:vAlign w:val="center"/>
-            <w:shd w:val="clear" w:color="auto" w:fill="FAFAF7"/>
-            <w:tcBorders>
-              <w:top w:val="dashed" w:sz="8" w:space="0" w:color="A7ABB2"/>
-              <w:left w:val="dashed" w:sz="8" w:space="0" w:color="A7ABB2"/>
-              <w:bottom w:val="dashed" w:sz="8" w:space="0" w:color="A7ABB2"/>
-              <w:right w:val="dashed" w:sz="8" w:space="0" w:color="A7ABB2"/>
-            </w:tcBorders>
-          </w:tcPr>
-          <w:p>
-            <w:pPr>
-              <w:keepNext/>
-              <w:spacing w:before="0" w:after="40" w:line="264" w:lineRule="auto"/>
-              <w:jc w:val="center"/>
-            </w:pPr>
-            <w:r>
-              <w:rPr>
-                <w:b/>
-                <w:i w:val="0"/>
-                <w:color w:val="6B6E75"/>
-                <w:sz w:val="20"/>
-              </w:rPr>
-              <w:t>SCREENSHOT PLACEHOLDER – Figure 21</w:t>
-            </w:r>
-          </w:p>
-          <w:p>
-            <w:pPr>
-              <w:keepNext/>
-              <w:spacing w:before="0" w:after="0" w:line="264" w:lineRule="auto"/>
-              <w:jc w:val="center"/>
-            </w:pPr>
-            <w:r>
-              <w:rPr>
-                <w:b w:val="0"/>
-                <w:i w:val="0"/>
-                <w:color w:val="6B6E75"/>
-                <w:sz w:val="17"/>
-              </w:rPr>
-              <w:t>Delete this box and paste the screenshot (run block Q8 of 05_queries.sql). Listed as Figure 21 in the screenshot checklist.</w:t>
-            </w:r>
-          </w:p>
-        </w:tc>
-      </w:tr>
-    </w:tbl>
     <w:p>
       <w:pPr>
         <w:keepNext w:val="0"/>
@@ -12606,206 +10712,47 @@
         <w:t xml:space="preserve"> booking, customer, vehicle, branch</w:t>
       </w:r>
     </w:p>
-    <w:tbl>
-      <w:tblPr>
-        <w:tblW w:type="auto" w:w="0"/>
-        <w:jc w:val="center"/>
-        <w:tblLayout w:type="fixed"/>
-        <w:tblLook w:firstColumn="1" w:firstRow="1" w:lastColumn="0" w:lastRow="0" w:noHBand="0" w:noVBand="1" w:val="04A0"/>
-      </w:tblPr>
-      <w:tblGrid>
-        <w:gridCol w:w="9639"/>
-      </w:tblGrid>
-      <w:tr>
-        <w:tc>
-          <w:tcPr>
-            <w:tcW w:type="dxa" w:w="9638"/>
-            <w:shd w:val="clear" w:color="auto" w:fill="F5F6F3"/>
-            <w:tcBorders>
-              <w:left w:val="single" w:sz="18" w:space="0" w:color="1E6B52"/>
-            </w:tcBorders>
-            <w:tcMar>
-              <w:top w:w="70" w:type="dxa"/>
-              <w:bottom w:w="70" w:type="dxa"/>
-              <w:left w:w="140" w:type="dxa"/>
-              <w:right w:w="80" w:type="dxa"/>
-            </w:tcMar>
-          </w:tcPr>
-          <w:p>
-            <w:pPr>
-              <w:keepNext w:val="0"/>
-              <w:spacing w:before="0" w:after="0" w:line="240" w:lineRule="auto"/>
-            </w:pPr>
-            <w:r>
-              <w:rPr>
-                <w:rFonts w:ascii="Consolas" w:hAnsi="Consolas" w:eastAsia="Consolas"/>
-                <w:b w:val="0"/>
-                <w:i w:val="0"/>
-                <w:color w:val="222428"/>
-                <w:sz w:val="14"/>
-              </w:rPr>
-              <w:t>SELECT bk.booking_id, c.name AS customer, v.reg_number,</w:t>
-              <w:br/>
-            </w:r>
-            <w:r>
-              <w:rPr>
-                <w:rFonts w:ascii="Consolas" w:hAnsi="Consolas" w:eastAsia="Consolas"/>
-                <w:b w:val="0"/>
-                <w:i w:val="0"/>
-                <w:color w:val="222428"/>
-                <w:sz w:val="14"/>
-              </w:rPr>
-              <w:t xml:space="preserve">       pb.branch_name AS pickup_branch, rb.branch_name AS return_branch, bk.status</w:t>
-              <w:br/>
-            </w:r>
-            <w:r>
-              <w:rPr>
-                <w:rFonts w:ascii="Consolas" w:hAnsi="Consolas" w:eastAsia="Consolas"/>
-                <w:b w:val="0"/>
-                <w:i w:val="0"/>
-                <w:color w:val="222428"/>
-                <w:sz w:val="14"/>
-              </w:rPr>
-              <w:t>FROM   booking bk</w:t>
-              <w:br/>
-            </w:r>
-            <w:r>
-              <w:rPr>
-                <w:rFonts w:ascii="Consolas" w:hAnsi="Consolas" w:eastAsia="Consolas"/>
-                <w:b w:val="0"/>
-                <w:i w:val="0"/>
-                <w:color w:val="222428"/>
-                <w:sz w:val="14"/>
-              </w:rPr>
-              <w:t>JOIN   customer c ON c.customer_id = bk.customer_id</w:t>
-              <w:br/>
-            </w:r>
-            <w:r>
-              <w:rPr>
-                <w:rFonts w:ascii="Consolas" w:hAnsi="Consolas" w:eastAsia="Consolas"/>
-                <w:b w:val="0"/>
-                <w:i w:val="0"/>
-                <w:color w:val="222428"/>
-                <w:sz w:val="14"/>
-              </w:rPr>
-              <w:t>JOIN   vehicle  v ON v.vehicle_id  = bk.vehicle_id</w:t>
-              <w:br/>
-            </w:r>
-            <w:r>
-              <w:rPr>
-                <w:rFonts w:ascii="Consolas" w:hAnsi="Consolas" w:eastAsia="Consolas"/>
-                <w:b w:val="0"/>
-                <w:i w:val="0"/>
-                <w:color w:val="222428"/>
-                <w:sz w:val="14"/>
-              </w:rPr>
-              <w:t>JOIN   branch  pb ON pb.branch_id  = bk.pickup_branch_id</w:t>
-              <w:br/>
-            </w:r>
-            <w:r>
-              <w:rPr>
-                <w:rFonts w:ascii="Consolas" w:hAnsi="Consolas" w:eastAsia="Consolas"/>
-                <w:b w:val="0"/>
-                <w:i w:val="0"/>
-                <w:color w:val="222428"/>
-                <w:sz w:val="14"/>
-              </w:rPr>
-              <w:t>JOIN   branch  rb ON rb.branch_id  = bk.return_branch_id</w:t>
-              <w:br/>
-            </w:r>
-            <w:r>
-              <w:rPr>
-                <w:rFonts w:ascii="Consolas" w:hAnsi="Consolas" w:eastAsia="Consolas"/>
-                <w:b w:val="0"/>
-                <w:i w:val="0"/>
-                <w:color w:val="222428"/>
-                <w:sz w:val="14"/>
-              </w:rPr>
-              <w:t>WHERE  bk.pickup_branch_id &lt;&gt; bk.return_branch_id</w:t>
-              <w:br/>
-            </w:r>
-            <w:r>
-              <w:rPr>
-                <w:rFonts w:ascii="Consolas" w:hAnsi="Consolas" w:eastAsia="Consolas"/>
-                <w:b w:val="0"/>
-                <w:i w:val="0"/>
-                <w:color w:val="222428"/>
-                <w:sz w:val="14"/>
-              </w:rPr>
-              <w:t>ORDER  BY bk.booking_id;</w:t>
-            </w:r>
-          </w:p>
-        </w:tc>
-      </w:tr>
-    </w:tbl>
     <w:p>
       <w:pPr>
-        <w:keepNext w:val="0"/>
-        <w:spacing w:before="0" w:after="40" w:line="144" w:lineRule="auto"/>
+        <w:keepNext/>
+        <w:spacing w:before="40" w:after="20" w:line="264" w:lineRule="auto"/>
+        <w:jc w:val="center"/>
       </w:pPr>
+      <w:r>
+        <w:drawing>
+          <wp:inline xmlns:a="http://schemas.openxmlformats.org/drawingml/2006/main" xmlns:pic="http://schemas.openxmlformats.org/drawingml/2006/picture">
+            <wp:extent cx="4451904" cy="1682208"/>
+            <wp:docPr id="22" name="Picture 22"/>
+            <wp:cNvGraphicFramePr>
+              <a:graphicFrameLocks noChangeAspect="1"/>
+            </wp:cNvGraphicFramePr>
+            <a:graphic>
+              <a:graphicData uri="http://schemas.openxmlformats.org/drawingml/2006/picture">
+                <pic:pic>
+                  <pic:nvPicPr>
+                    <pic:cNvPr id="0" name="fig_22.png"/>
+                    <pic:cNvPicPr/>
+                  </pic:nvPicPr>
+                  <pic:blipFill>
+                    <a:blip r:embed="rId32"/>
+                    <a:stretch>
+                      <a:fillRect/>
+                    </a:stretch>
+                  </pic:blipFill>
+                  <pic:spPr>
+                    <a:xfrm>
+                      <a:off x="0" y="0"/>
+                      <a:ext cx="4451904" cy="1682208"/>
+                    </a:xfrm>
+                    <a:prstGeom prst="rect"/>
+                  </pic:spPr>
+                </pic:pic>
+              </a:graphicData>
+            </a:graphic>
+          </wp:inline>
+        </w:drawing>
+      </w:r>
     </w:p>
-    <w:tbl>
-      <w:tblPr>
-        <w:tblW w:type="auto" w:w="0"/>
-        <w:jc w:val="center"/>
-        <w:tblLayout w:type="fixed"/>
-        <w:tblLook w:firstColumn="1" w:firstRow="1" w:lastColumn="0" w:lastRow="0" w:noHBand="0" w:noVBand="1" w:val="04A0"/>
-      </w:tblPr>
-      <w:tblGrid>
-        <w:gridCol w:w="9072"/>
-      </w:tblGrid>
-      <w:tr>
-        <w:trPr>
-          <w:trHeight w:val="2245" w:hRule="exact"/>
-          <w:cantSplit/>
-        </w:trPr>
-        <w:tc>
-          <w:tcPr>
-            <w:tcW w:type="dxa" w:w="9071"/>
-            <w:vAlign w:val="center"/>
-            <w:shd w:val="clear" w:color="auto" w:fill="FAFAF7"/>
-            <w:tcBorders>
-              <w:top w:val="dashed" w:sz="8" w:space="0" w:color="A7ABB2"/>
-              <w:left w:val="dashed" w:sz="8" w:space="0" w:color="A7ABB2"/>
-              <w:bottom w:val="dashed" w:sz="8" w:space="0" w:color="A7ABB2"/>
-              <w:right w:val="dashed" w:sz="8" w:space="0" w:color="A7ABB2"/>
-            </w:tcBorders>
-          </w:tcPr>
-          <w:p>
-            <w:pPr>
-              <w:keepNext/>
-              <w:spacing w:before="0" w:after="40" w:line="264" w:lineRule="auto"/>
-              <w:jc w:val="center"/>
-            </w:pPr>
-            <w:r>
-              <w:rPr>
-                <w:b/>
-                <w:i w:val="0"/>
-                <w:color w:val="6B6E75"/>
-                <w:sz w:val="20"/>
-              </w:rPr>
-              <w:t>SCREENSHOT PLACEHOLDER – Figure 22</w:t>
-            </w:r>
-          </w:p>
-          <w:p>
-            <w:pPr>
-              <w:keepNext/>
-              <w:spacing w:before="0" w:after="0" w:line="264" w:lineRule="auto"/>
-              <w:jc w:val="center"/>
-            </w:pPr>
-            <w:r>
-              <w:rPr>
-                <w:b w:val="0"/>
-                <w:i w:val="0"/>
-                <w:color w:val="6B6E75"/>
-                <w:sz w:val="17"/>
-              </w:rPr>
-              <w:t>Delete this box and paste the screenshot (run block Q9 of 05_queries.sql). Listed as Figure 22 in the screenshot checklist.</w:t>
-            </w:r>
-          </w:p>
-        </w:tc>
-      </w:tr>
-    </w:tbl>
     <w:p>
       <w:pPr>
         <w:keepNext w:val="0"/>
@@ -12888,239 +10835,47 @@
         <w:t xml:space="preserve"> booking, customer, vehicle, vehicle_category, payment</w:t>
       </w:r>
     </w:p>
-    <w:tbl>
-      <w:tblPr>
-        <w:tblW w:type="auto" w:w="0"/>
-        <w:jc w:val="center"/>
-        <w:tblLayout w:type="fixed"/>
-        <w:tblLook w:firstColumn="1" w:firstRow="1" w:lastColumn="0" w:lastRow="0" w:noHBand="0" w:noVBand="1" w:val="04A0"/>
-      </w:tblPr>
-      <w:tblGrid>
-        <w:gridCol w:w="9639"/>
-      </w:tblGrid>
-      <w:tr>
-        <w:tc>
-          <w:tcPr>
-            <w:tcW w:type="dxa" w:w="9638"/>
-            <w:shd w:val="clear" w:color="auto" w:fill="F5F6F3"/>
-            <w:tcBorders>
-              <w:left w:val="single" w:sz="18" w:space="0" w:color="1E6B52"/>
-            </w:tcBorders>
-            <w:tcMar>
-              <w:top w:w="70" w:type="dxa"/>
-              <w:bottom w:w="70" w:type="dxa"/>
-              <w:left w:w="140" w:type="dxa"/>
-              <w:right w:w="80" w:type="dxa"/>
-            </w:tcMar>
-          </w:tcPr>
-          <w:p>
-            <w:pPr>
-              <w:keepNext w:val="0"/>
-              <w:spacing w:before="0" w:after="0" w:line="240" w:lineRule="auto"/>
-            </w:pPr>
-            <w:r>
-              <w:rPr>
-                <w:rFonts w:ascii="Consolas" w:hAnsi="Consolas" w:eastAsia="Consolas"/>
-                <w:b w:val="0"/>
-                <w:i w:val="0"/>
-                <w:color w:val="222428"/>
-                <w:sz w:val="14"/>
-              </w:rPr>
-              <w:t>SELECT bk.booking_id, c.name AS customer, bk.end_date, bk.actual_return_date,</w:t>
-              <w:br/>
-            </w:r>
-            <w:r>
-              <w:rPr>
-                <w:rFonts w:ascii="Consolas" w:hAnsi="Consolas" w:eastAsia="Consolas"/>
-                <w:b w:val="0"/>
-                <w:i w:val="0"/>
-                <w:color w:val="222428"/>
-                <w:sz w:val="14"/>
-              </w:rPr>
-              <w:t xml:space="preserve">       CEIL(ROUND((bk.actual_return_date - bk.end_date) * 1440) / 60) AS hours_late,</w:t>
-              <w:br/>
-            </w:r>
-            <w:r>
-              <w:rPr>
-                <w:rFonts w:ascii="Consolas" w:hAnsi="Consolas" w:eastAsia="Consolas"/>
-                <w:b w:val="0"/>
-                <w:i w:val="0"/>
-                <w:color w:val="222428"/>
-                <w:sz w:val="14"/>
-              </w:rPr>
-              <w:t xml:space="preserve">       vc.late_fee_per_hr,</w:t>
-              <w:br/>
-            </w:r>
-            <w:r>
-              <w:rPr>
-                <w:rFonts w:ascii="Consolas" w:hAnsi="Consolas" w:eastAsia="Consolas"/>
-                <w:b w:val="0"/>
-                <w:i w:val="0"/>
-                <w:color w:val="222428"/>
-                <w:sz w:val="14"/>
-              </w:rPr>
-              <w:t xml:space="preserve">       NVL(SUM(p.amount), 0) AS fee_billed</w:t>
-              <w:br/>
-            </w:r>
-            <w:r>
-              <w:rPr>
-                <w:rFonts w:ascii="Consolas" w:hAnsi="Consolas" w:eastAsia="Consolas"/>
-                <w:b w:val="0"/>
-                <w:i w:val="0"/>
-                <w:color w:val="222428"/>
-                <w:sz w:val="14"/>
-              </w:rPr>
-              <w:t>FROM   booking bk</w:t>
-              <w:br/>
-            </w:r>
-            <w:r>
-              <w:rPr>
-                <w:rFonts w:ascii="Consolas" w:hAnsi="Consolas" w:eastAsia="Consolas"/>
-                <w:b w:val="0"/>
-                <w:i w:val="0"/>
-                <w:color w:val="222428"/>
-                <w:sz w:val="14"/>
-              </w:rPr>
-              <w:t>JOIN   customer c          ON c.customer_id  = bk.customer_id</w:t>
-              <w:br/>
-            </w:r>
-            <w:r>
-              <w:rPr>
-                <w:rFonts w:ascii="Consolas" w:hAnsi="Consolas" w:eastAsia="Consolas"/>
-                <w:b w:val="0"/>
-                <w:i w:val="0"/>
-                <w:color w:val="222428"/>
-                <w:sz w:val="14"/>
-              </w:rPr>
-              <w:t>JOIN   vehicle v           ON v.vehicle_id   = bk.vehicle_id</w:t>
-              <w:br/>
-            </w:r>
-            <w:r>
-              <w:rPr>
-                <w:rFonts w:ascii="Consolas" w:hAnsi="Consolas" w:eastAsia="Consolas"/>
-                <w:b w:val="0"/>
-                <w:i w:val="0"/>
-                <w:color w:val="222428"/>
-                <w:sz w:val="14"/>
-              </w:rPr>
-              <w:t>JOIN   vehicle_category vc ON vc.category_id = v.category_id</w:t>
-              <w:br/>
-            </w:r>
-            <w:r>
-              <w:rPr>
-                <w:rFonts w:ascii="Consolas" w:hAnsi="Consolas" w:eastAsia="Consolas"/>
-                <w:b w:val="0"/>
-                <w:i w:val="0"/>
-                <w:color w:val="222428"/>
-                <w:sz w:val="14"/>
-              </w:rPr>
-              <w:t>LEFT JOIN payment p        ON p.booking_id   = bk.booking_id AND p.payment_type = 'LATE_FEE'</w:t>
-              <w:br/>
-            </w:r>
-            <w:r>
-              <w:rPr>
-                <w:rFonts w:ascii="Consolas" w:hAnsi="Consolas" w:eastAsia="Consolas"/>
-                <w:b w:val="0"/>
-                <w:i w:val="0"/>
-                <w:color w:val="222428"/>
-                <w:sz w:val="14"/>
-              </w:rPr>
-              <w:t>WHERE  bk.actual_return_date &gt; bk.end_date</w:t>
-              <w:br/>
-            </w:r>
-            <w:r>
-              <w:rPr>
-                <w:rFonts w:ascii="Consolas" w:hAnsi="Consolas" w:eastAsia="Consolas"/>
-                <w:b w:val="0"/>
-                <w:i w:val="0"/>
-                <w:color w:val="222428"/>
-                <w:sz w:val="14"/>
-              </w:rPr>
-              <w:t>GROUP  BY bk.booking_id, c.name, bk.end_date, bk.actual_return_date, vc.late_fee_per_hr</w:t>
-              <w:br/>
-            </w:r>
-            <w:r>
-              <w:rPr>
-                <w:rFonts w:ascii="Consolas" w:hAnsi="Consolas" w:eastAsia="Consolas"/>
-                <w:b w:val="0"/>
-                <w:i w:val="0"/>
-                <w:color w:val="222428"/>
-                <w:sz w:val="14"/>
-              </w:rPr>
-              <w:t>ORDER  BY bk.booking_id;</w:t>
-            </w:r>
-          </w:p>
-        </w:tc>
-      </w:tr>
-    </w:tbl>
     <w:p>
       <w:pPr>
-        <w:keepNext w:val="0"/>
-        <w:spacing w:before="0" w:after="40" w:line="144" w:lineRule="auto"/>
+        <w:keepNext/>
+        <w:spacing w:before="40" w:after="20" w:line="264" w:lineRule="auto"/>
+        <w:jc w:val="center"/>
       </w:pPr>
+      <w:r>
+        <w:drawing>
+          <wp:inline xmlns:a="http://schemas.openxmlformats.org/drawingml/2006/main" xmlns:pic="http://schemas.openxmlformats.org/drawingml/2006/picture">
+            <wp:extent cx="4528368" cy="2085768"/>
+            <wp:docPr id="23" name="Picture 23"/>
+            <wp:cNvGraphicFramePr>
+              <a:graphicFrameLocks noChangeAspect="1"/>
+            </wp:cNvGraphicFramePr>
+            <a:graphic>
+              <a:graphicData uri="http://schemas.openxmlformats.org/drawingml/2006/picture">
+                <pic:pic>
+                  <pic:nvPicPr>
+                    <pic:cNvPr id="0" name="fig_23.png"/>
+                    <pic:cNvPicPr/>
+                  </pic:nvPicPr>
+                  <pic:blipFill>
+                    <a:blip r:embed="rId33"/>
+                    <a:stretch>
+                      <a:fillRect/>
+                    </a:stretch>
+                  </pic:blipFill>
+                  <pic:spPr>
+                    <a:xfrm>
+                      <a:off x="0" y="0"/>
+                      <a:ext cx="4528368" cy="2085768"/>
+                    </a:xfrm>
+                    <a:prstGeom prst="rect"/>
+                  </pic:spPr>
+                </pic:pic>
+              </a:graphicData>
+            </a:graphic>
+          </wp:inline>
+        </w:drawing>
+      </w:r>
     </w:p>
-    <w:tbl>
-      <w:tblPr>
-        <w:tblW w:type="auto" w:w="0"/>
-        <w:jc w:val="center"/>
-        <w:tblLayout w:type="fixed"/>
-        <w:tblLook w:firstColumn="1" w:firstRow="1" w:lastColumn="0" w:lastRow="0" w:noHBand="0" w:noVBand="1" w:val="04A0"/>
-      </w:tblPr>
-      <w:tblGrid>
-        <w:gridCol w:w="9072"/>
-      </w:tblGrid>
-      <w:tr>
-        <w:trPr>
-          <w:trHeight w:val="2993" w:hRule="exact"/>
-          <w:cantSplit/>
-        </w:trPr>
-        <w:tc>
-          <w:tcPr>
-            <w:tcW w:type="dxa" w:w="9071"/>
-            <w:vAlign w:val="center"/>
-            <w:shd w:val="clear" w:color="auto" w:fill="FAFAF7"/>
-            <w:tcBorders>
-              <w:top w:val="dashed" w:sz="8" w:space="0" w:color="A7ABB2"/>
-              <w:left w:val="dashed" w:sz="8" w:space="0" w:color="A7ABB2"/>
-              <w:bottom w:val="dashed" w:sz="8" w:space="0" w:color="A7ABB2"/>
-              <w:right w:val="dashed" w:sz="8" w:space="0" w:color="A7ABB2"/>
-            </w:tcBorders>
-          </w:tcPr>
-          <w:p>
-            <w:pPr>
-              <w:keepNext/>
-              <w:spacing w:before="0" w:after="40" w:line="264" w:lineRule="auto"/>
-              <w:jc w:val="center"/>
-            </w:pPr>
-            <w:r>
-              <w:rPr>
-                <w:b/>
-                <w:i w:val="0"/>
-                <w:color w:val="6B6E75"/>
-                <w:sz w:val="20"/>
-              </w:rPr>
-              <w:t>SCREENSHOT PLACEHOLDER – Figure 23</w:t>
-            </w:r>
-          </w:p>
-          <w:p>
-            <w:pPr>
-              <w:keepNext/>
-              <w:spacing w:before="0" w:after="0" w:line="264" w:lineRule="auto"/>
-              <w:jc w:val="center"/>
-            </w:pPr>
-            <w:r>
-              <w:rPr>
-                <w:b w:val="0"/>
-                <w:i w:val="0"/>
-                <w:color w:val="6B6E75"/>
-                <w:sz w:val="17"/>
-              </w:rPr>
-              <w:t>Delete this box and paste the screenshot (run block Q10 of 05_queries.sql). Listed as Figure 23 in the screenshot checklist.</w:t>
-            </w:r>
-          </w:p>
-        </w:tc>
-      </w:tr>
-    </w:tbl>
     <w:p>
       <w:pPr>
         <w:keepNext w:val="0"/>
@@ -13217,195 +10972,47 @@
         <w:t xml:space="preserve"> payment, booking, customer, vehicle</w:t>
       </w:r>
     </w:p>
-    <w:tbl>
-      <w:tblPr>
-        <w:tblW w:type="auto" w:w="0"/>
-        <w:jc w:val="center"/>
-        <w:tblLayout w:type="fixed"/>
-        <w:tblLook w:firstColumn="1" w:firstRow="1" w:lastColumn="0" w:lastRow="0" w:noHBand="0" w:noVBand="1" w:val="04A0"/>
-      </w:tblPr>
-      <w:tblGrid>
-        <w:gridCol w:w="9639"/>
-      </w:tblGrid>
-      <w:tr>
-        <w:tc>
-          <w:tcPr>
-            <w:tcW w:type="dxa" w:w="9638"/>
-            <w:shd w:val="clear" w:color="auto" w:fill="F5F6F3"/>
-            <w:tcBorders>
-              <w:left w:val="single" w:sz="18" w:space="0" w:color="1E6B52"/>
-            </w:tcBorders>
-            <w:tcMar>
-              <w:top w:w="70" w:type="dxa"/>
-              <w:bottom w:w="70" w:type="dxa"/>
-              <w:left w:w="140" w:type="dxa"/>
-              <w:right w:w="80" w:type="dxa"/>
-            </w:tcMar>
-          </w:tcPr>
-          <w:p>
-            <w:pPr>
-              <w:keepNext w:val="0"/>
-              <w:spacing w:before="0" w:after="0" w:line="240" w:lineRule="auto"/>
-            </w:pPr>
-            <w:r>
-              <w:rPr>
-                <w:rFonts w:ascii="Consolas" w:hAnsi="Consolas" w:eastAsia="Consolas"/>
-                <w:b w:val="0"/>
-                <w:i w:val="0"/>
-                <w:color w:val="222428"/>
-                <w:sz w:val="14"/>
-              </w:rPr>
-              <w:t>SELECT p.payment_id, p.booking_id, c.name AS customer, v.reg_number,</w:t>
-              <w:br/>
-            </w:r>
-            <w:r>
-              <w:rPr>
-                <w:rFonts w:ascii="Consolas" w:hAnsi="Consolas" w:eastAsia="Consolas"/>
-                <w:b w:val="0"/>
-                <w:i w:val="0"/>
-                <w:color w:val="222428"/>
-                <w:sz w:val="14"/>
-              </w:rPr>
-              <w:t xml:space="preserve">       p.payment_type, p.amount, p.txn_status</w:t>
-              <w:br/>
-            </w:r>
-            <w:r>
-              <w:rPr>
-                <w:rFonts w:ascii="Consolas" w:hAnsi="Consolas" w:eastAsia="Consolas"/>
-                <w:b w:val="0"/>
-                <w:i w:val="0"/>
-                <w:color w:val="222428"/>
-                <w:sz w:val="14"/>
-              </w:rPr>
-              <w:t>FROM   payment p</w:t>
-              <w:br/>
-            </w:r>
-            <w:r>
-              <w:rPr>
-                <w:rFonts w:ascii="Consolas" w:hAnsi="Consolas" w:eastAsia="Consolas"/>
-                <w:b w:val="0"/>
-                <w:i w:val="0"/>
-                <w:color w:val="222428"/>
-                <w:sz w:val="14"/>
-              </w:rPr>
-              <w:t>JOIN   booking  bk ON bk.booking_id = p.booking_id</w:t>
-              <w:br/>
-            </w:r>
-            <w:r>
-              <w:rPr>
-                <w:rFonts w:ascii="Consolas" w:hAnsi="Consolas" w:eastAsia="Consolas"/>
-                <w:b w:val="0"/>
-                <w:i w:val="0"/>
-                <w:color w:val="222428"/>
-                <w:sz w:val="14"/>
-              </w:rPr>
-              <w:t>JOIN   customer c  ON c.customer_id = bk.customer_id</w:t>
-              <w:br/>
-            </w:r>
-            <w:r>
-              <w:rPr>
-                <w:rFonts w:ascii="Consolas" w:hAnsi="Consolas" w:eastAsia="Consolas"/>
-                <w:b w:val="0"/>
-                <w:i w:val="0"/>
-                <w:color w:val="222428"/>
-                <w:sz w:val="14"/>
-              </w:rPr>
-              <w:t>JOIN   vehicle  v  ON v.vehicle_id  = bk.vehicle_id</w:t>
-              <w:br/>
-            </w:r>
-            <w:r>
-              <w:rPr>
-                <w:rFonts w:ascii="Consolas" w:hAnsi="Consolas" w:eastAsia="Consolas"/>
-                <w:b w:val="0"/>
-                <w:i w:val="0"/>
-                <w:color w:val="222428"/>
-                <w:sz w:val="14"/>
-              </w:rPr>
-              <w:t>WHERE  p.txn_status IN ('PENDING', 'FAILED')</w:t>
-              <w:br/>
-            </w:r>
-            <w:r>
-              <w:rPr>
-                <w:rFonts w:ascii="Consolas" w:hAnsi="Consolas" w:eastAsia="Consolas"/>
-                <w:b w:val="0"/>
-                <w:i w:val="0"/>
-                <w:color w:val="222428"/>
-                <w:sz w:val="14"/>
-              </w:rPr>
-              <w:t>ORDER  BY p.payment_id;</w:t>
-            </w:r>
-          </w:p>
-        </w:tc>
-      </w:tr>
-    </w:tbl>
     <w:p>
       <w:pPr>
-        <w:keepNext w:val="0"/>
-        <w:spacing w:before="0" w:after="40" w:line="144" w:lineRule="auto"/>
+        <w:keepNext/>
+        <w:spacing w:before="40" w:after="20" w:line="264" w:lineRule="auto"/>
+        <w:jc w:val="center"/>
       </w:pPr>
+      <w:r>
+        <w:drawing>
+          <wp:inline xmlns:a="http://schemas.openxmlformats.org/drawingml/2006/main" xmlns:pic="http://schemas.openxmlformats.org/drawingml/2006/picture">
+            <wp:extent cx="3300696" cy="1601496"/>
+            <wp:docPr id="24" name="Picture 24"/>
+            <wp:cNvGraphicFramePr>
+              <a:graphicFrameLocks noChangeAspect="1"/>
+            </wp:cNvGraphicFramePr>
+            <a:graphic>
+              <a:graphicData uri="http://schemas.openxmlformats.org/drawingml/2006/picture">
+                <pic:pic>
+                  <pic:nvPicPr>
+                    <pic:cNvPr id="0" name="fig_24.png"/>
+                    <pic:cNvPicPr/>
+                  </pic:nvPicPr>
+                  <pic:blipFill>
+                    <a:blip r:embed="rId34"/>
+                    <a:stretch>
+                      <a:fillRect/>
+                    </a:stretch>
+                  </pic:blipFill>
+                  <pic:spPr>
+                    <a:xfrm>
+                      <a:off x="0" y="0"/>
+                      <a:ext cx="3300696" cy="1601496"/>
+                    </a:xfrm>
+                    <a:prstGeom prst="rect"/>
+                  </pic:spPr>
+                </pic:pic>
+              </a:graphicData>
+            </a:graphic>
+          </wp:inline>
+        </w:drawing>
+      </w:r>
     </w:p>
-    <w:tbl>
-      <w:tblPr>
-        <w:tblW w:type="auto" w:w="0"/>
-        <w:jc w:val="center"/>
-        <w:tblLayout w:type="fixed"/>
-        <w:tblLook w:firstColumn="1" w:firstRow="1" w:lastColumn="0" w:lastRow="0" w:noHBand="0" w:noVBand="1" w:val="04A0"/>
-      </w:tblPr>
-      <w:tblGrid>
-        <w:gridCol w:w="9072"/>
-      </w:tblGrid>
-      <w:tr>
-        <w:trPr>
-          <w:trHeight w:val="2245" w:hRule="exact"/>
-          <w:cantSplit/>
-        </w:trPr>
-        <w:tc>
-          <w:tcPr>
-            <w:tcW w:type="dxa" w:w="9071"/>
-            <w:vAlign w:val="center"/>
-            <w:shd w:val="clear" w:color="auto" w:fill="FAFAF7"/>
-            <w:tcBorders>
-              <w:top w:val="dashed" w:sz="8" w:space="0" w:color="A7ABB2"/>
-              <w:left w:val="dashed" w:sz="8" w:space="0" w:color="A7ABB2"/>
-              <w:bottom w:val="dashed" w:sz="8" w:space="0" w:color="A7ABB2"/>
-              <w:right w:val="dashed" w:sz="8" w:space="0" w:color="A7ABB2"/>
-            </w:tcBorders>
-          </w:tcPr>
-          <w:p>
-            <w:pPr>
-              <w:keepNext/>
-              <w:spacing w:before="0" w:after="40" w:line="264" w:lineRule="auto"/>
-              <w:jc w:val="center"/>
-            </w:pPr>
-            <w:r>
-              <w:rPr>
-                <w:b/>
-                <w:i w:val="0"/>
-                <w:color w:val="6B6E75"/>
-                <w:sz w:val="20"/>
-              </w:rPr>
-              <w:t>SCREENSHOT PLACEHOLDER – Figure 24</w:t>
-            </w:r>
-          </w:p>
-          <w:p>
-            <w:pPr>
-              <w:keepNext/>
-              <w:spacing w:before="0" w:after="0" w:line="264" w:lineRule="auto"/>
-              <w:jc w:val="center"/>
-            </w:pPr>
-            <w:r>
-              <w:rPr>
-                <w:b w:val="0"/>
-                <w:i w:val="0"/>
-                <w:color w:val="6B6E75"/>
-                <w:sz w:val="17"/>
-              </w:rPr>
-              <w:t>Delete this box and paste the screenshot (run block Q11 of 05_queries.sql). Listed as Figure 24 in the screenshot checklist.</w:t>
-            </w:r>
-          </w:p>
-        </w:tc>
-      </w:tr>
-    </w:tbl>
     <w:p>
       <w:pPr>
         <w:keepNext w:val="0"/>
@@ -13488,217 +11095,47 @@
         <w:t xml:space="preserve"> booking, customer, payment</w:t>
       </w:r>
     </w:p>
-    <w:tbl>
-      <w:tblPr>
-        <w:tblW w:type="auto" w:w="0"/>
-        <w:jc w:val="center"/>
-        <w:tblLayout w:type="fixed"/>
-        <w:tblLook w:firstColumn="1" w:firstRow="1" w:lastColumn="0" w:lastRow="0" w:noHBand="0" w:noVBand="1" w:val="04A0"/>
-      </w:tblPr>
-      <w:tblGrid>
-        <w:gridCol w:w="9639"/>
-      </w:tblGrid>
-      <w:tr>
-        <w:tc>
-          <w:tcPr>
-            <w:tcW w:type="dxa" w:w="9638"/>
-            <w:shd w:val="clear" w:color="auto" w:fill="F5F6F3"/>
-            <w:tcBorders>
-              <w:left w:val="single" w:sz="18" w:space="0" w:color="1E6B52"/>
-            </w:tcBorders>
-            <w:tcMar>
-              <w:top w:w="70" w:type="dxa"/>
-              <w:bottom w:w="70" w:type="dxa"/>
-              <w:left w:w="140" w:type="dxa"/>
-              <w:right w:w="80" w:type="dxa"/>
-            </w:tcMar>
-          </w:tcPr>
-          <w:p>
-            <w:pPr>
-              <w:keepNext w:val="0"/>
-              <w:spacing w:before="0" w:after="0" w:line="240" w:lineRule="auto"/>
-            </w:pPr>
-            <w:r>
-              <w:rPr>
-                <w:rFonts w:ascii="Consolas" w:hAnsi="Consolas" w:eastAsia="Consolas"/>
-                <w:b w:val="0"/>
-                <w:i w:val="0"/>
-                <w:color w:val="222428"/>
-                <w:sz w:val="14"/>
-              </w:rPr>
-              <w:t>SELECT bk.booking_id, c.name AS customer, bk.start_date,</w:t>
-              <w:br/>
-            </w:r>
-            <w:r>
-              <w:rPr>
-                <w:rFonts w:ascii="Consolas" w:hAnsi="Consolas" w:eastAsia="Consolas"/>
-                <w:b w:val="0"/>
-                <w:i w:val="0"/>
-                <w:color w:val="222428"/>
-                <w:sz w:val="14"/>
-              </w:rPr>
-              <w:t xml:space="preserve">       MAX(CASE WHEN p.payment_type = 'REFUND' THEN p.payment_date END) AS cancelled_on,</w:t>
-              <w:br/>
-            </w:r>
-            <w:r>
-              <w:rPr>
-                <w:rFonts w:ascii="Consolas" w:hAnsi="Consolas" w:eastAsia="Consolas"/>
-                <w:b w:val="0"/>
-                <w:i w:val="0"/>
-                <w:color w:val="222428"/>
-                <w:sz w:val="14"/>
-              </w:rPr>
-              <w:t xml:space="preserve">       SUM(CASE WHEN p.payment_type = 'ADVANCE' THEN p.amount ELSE 0 END) AS advance,</w:t>
-              <w:br/>
-            </w:r>
-            <w:r>
-              <w:rPr>
-                <w:rFonts w:ascii="Consolas" w:hAnsi="Consolas" w:eastAsia="Consolas"/>
-                <w:b w:val="0"/>
-                <w:i w:val="0"/>
-                <w:color w:val="222428"/>
-                <w:sz w:val="14"/>
-              </w:rPr>
-              <w:t xml:space="preserve">       SUM(CASE WHEN p.payment_type = 'REFUND'  THEN p.amount ELSE 0 END) AS refund</w:t>
-              <w:br/>
-            </w:r>
-            <w:r>
-              <w:rPr>
-                <w:rFonts w:ascii="Consolas" w:hAnsi="Consolas" w:eastAsia="Consolas"/>
-                <w:b w:val="0"/>
-                <w:i w:val="0"/>
-                <w:color w:val="222428"/>
-                <w:sz w:val="14"/>
-              </w:rPr>
-              <w:t>FROM   booking bk</w:t>
-              <w:br/>
-            </w:r>
-            <w:r>
-              <w:rPr>
-                <w:rFonts w:ascii="Consolas" w:hAnsi="Consolas" w:eastAsia="Consolas"/>
-                <w:b w:val="0"/>
-                <w:i w:val="0"/>
-                <w:color w:val="222428"/>
-                <w:sz w:val="14"/>
-              </w:rPr>
-              <w:t>JOIN   customer c ON c.customer_id = bk.customer_id</w:t>
-              <w:br/>
-            </w:r>
-            <w:r>
-              <w:rPr>
-                <w:rFonts w:ascii="Consolas" w:hAnsi="Consolas" w:eastAsia="Consolas"/>
-                <w:b w:val="0"/>
-                <w:i w:val="0"/>
-                <w:color w:val="222428"/>
-                <w:sz w:val="14"/>
-              </w:rPr>
-              <w:t>LEFT JOIN payment p ON p.booking_id = bk.booking_id</w:t>
-              <w:br/>
-            </w:r>
-            <w:r>
-              <w:rPr>
-                <w:rFonts w:ascii="Consolas" w:hAnsi="Consolas" w:eastAsia="Consolas"/>
-                <w:b w:val="0"/>
-                <w:i w:val="0"/>
-                <w:color w:val="222428"/>
-                <w:sz w:val="14"/>
-              </w:rPr>
-              <w:t>WHERE  bk.status = 'CANCELLED'</w:t>
-              <w:br/>
-            </w:r>
-            <w:r>
-              <w:rPr>
-                <w:rFonts w:ascii="Consolas" w:hAnsi="Consolas" w:eastAsia="Consolas"/>
-                <w:b w:val="0"/>
-                <w:i w:val="0"/>
-                <w:color w:val="222428"/>
-                <w:sz w:val="14"/>
-              </w:rPr>
-              <w:t>GROUP  BY bk.booking_id, c.name, bk.start_date</w:t>
-              <w:br/>
-            </w:r>
-            <w:r>
-              <w:rPr>
-                <w:rFonts w:ascii="Consolas" w:hAnsi="Consolas" w:eastAsia="Consolas"/>
-                <w:b w:val="0"/>
-                <w:i w:val="0"/>
-                <w:color w:val="222428"/>
-                <w:sz w:val="14"/>
-              </w:rPr>
-              <w:t>ORDER  BY bk.booking_id;</w:t>
-            </w:r>
-          </w:p>
-        </w:tc>
-      </w:tr>
-    </w:tbl>
     <w:p>
       <w:pPr>
-        <w:keepNext w:val="0"/>
-        <w:spacing w:before="0" w:after="40" w:line="144" w:lineRule="auto"/>
+        <w:keepNext/>
+        <w:spacing w:before="40" w:after="20" w:line="264" w:lineRule="auto"/>
+        <w:jc w:val="center"/>
       </w:pPr>
+      <w:r>
+        <w:drawing>
+          <wp:inline xmlns:a="http://schemas.openxmlformats.org/drawingml/2006/main" xmlns:pic="http://schemas.openxmlformats.org/drawingml/2006/picture">
+            <wp:extent cx="3840191" cy="1682208"/>
+            <wp:docPr id="25" name="Picture 25"/>
+            <wp:cNvGraphicFramePr>
+              <a:graphicFrameLocks noChangeAspect="1"/>
+            </wp:cNvGraphicFramePr>
+            <a:graphic>
+              <a:graphicData uri="http://schemas.openxmlformats.org/drawingml/2006/picture">
+                <pic:pic>
+                  <pic:nvPicPr>
+                    <pic:cNvPr id="0" name="fig_25.png"/>
+                    <pic:cNvPicPr/>
+                  </pic:nvPicPr>
+                  <pic:blipFill>
+                    <a:blip r:embed="rId35"/>
+                    <a:stretch>
+                      <a:fillRect/>
+                    </a:stretch>
+                  </pic:blipFill>
+                  <pic:spPr>
+                    <a:xfrm>
+                      <a:off x="0" y="0"/>
+                      <a:ext cx="3840191" cy="1682208"/>
+                    </a:xfrm>
+                    <a:prstGeom prst="rect"/>
+                  </pic:spPr>
+                </pic:pic>
+              </a:graphicData>
+            </a:graphic>
+          </wp:inline>
+        </w:drawing>
+      </w:r>
     </w:p>
-    <w:tbl>
-      <w:tblPr>
-        <w:tblW w:type="auto" w:w="0"/>
-        <w:jc w:val="center"/>
-        <w:tblLayout w:type="fixed"/>
-        <w:tblLook w:firstColumn="1" w:firstRow="1" w:lastColumn="0" w:lastRow="0" w:noHBand="0" w:noVBand="1" w:val="04A0"/>
-      </w:tblPr>
-      <w:tblGrid>
-        <w:gridCol w:w="9072"/>
-      </w:tblGrid>
-      <w:tr>
-        <w:trPr>
-          <w:trHeight w:val="2245" w:hRule="exact"/>
-          <w:cantSplit/>
-        </w:trPr>
-        <w:tc>
-          <w:tcPr>
-            <w:tcW w:type="dxa" w:w="9071"/>
-            <w:vAlign w:val="center"/>
-            <w:shd w:val="clear" w:color="auto" w:fill="FAFAF7"/>
-            <w:tcBorders>
-              <w:top w:val="dashed" w:sz="8" w:space="0" w:color="A7ABB2"/>
-              <w:left w:val="dashed" w:sz="8" w:space="0" w:color="A7ABB2"/>
-              <w:bottom w:val="dashed" w:sz="8" w:space="0" w:color="A7ABB2"/>
-              <w:right w:val="dashed" w:sz="8" w:space="0" w:color="A7ABB2"/>
-            </w:tcBorders>
-          </w:tcPr>
-          <w:p>
-            <w:pPr>
-              <w:keepNext/>
-              <w:spacing w:before="0" w:after="40" w:line="264" w:lineRule="auto"/>
-              <w:jc w:val="center"/>
-            </w:pPr>
-            <w:r>
-              <w:rPr>
-                <w:b/>
-                <w:i w:val="0"/>
-                <w:color w:val="6B6E75"/>
-                <w:sz w:val="20"/>
-              </w:rPr>
-              <w:t>SCREENSHOT PLACEHOLDER – Figure 25</w:t>
-            </w:r>
-          </w:p>
-          <w:p>
-            <w:pPr>
-              <w:keepNext/>
-              <w:spacing w:before="0" w:after="0" w:line="264" w:lineRule="auto"/>
-              <w:jc w:val="center"/>
-            </w:pPr>
-            <w:r>
-              <w:rPr>
-                <w:b w:val="0"/>
-                <w:i w:val="0"/>
-                <w:color w:val="6B6E75"/>
-                <w:sz w:val="17"/>
-              </w:rPr>
-              <w:t>Delete this box and paste the screenshot (run block Q12 of 05_queries.sql). Listed as Figure 25 in the screenshot checklist.</w:t>
-            </w:r>
-          </w:p>
-        </w:tc>
-      </w:tr>
-    </w:tbl>
     <w:p>
       <w:pPr>
         <w:keepNext w:val="0"/>
@@ -13795,195 +11232,47 @@
         <w:t xml:space="preserve"> vehicle, maintenance</w:t>
       </w:r>
     </w:p>
-    <w:tbl>
-      <w:tblPr>
-        <w:tblW w:type="auto" w:w="0"/>
-        <w:jc w:val="center"/>
-        <w:tblLayout w:type="fixed"/>
-        <w:tblLook w:firstColumn="1" w:firstRow="1" w:lastColumn="0" w:lastRow="0" w:noHBand="0" w:noVBand="1" w:val="04A0"/>
-      </w:tblPr>
-      <w:tblGrid>
-        <w:gridCol w:w="9639"/>
-      </w:tblGrid>
-      <w:tr>
-        <w:tc>
-          <w:tcPr>
-            <w:tcW w:type="dxa" w:w="9638"/>
-            <w:shd w:val="clear" w:color="auto" w:fill="F5F6F3"/>
-            <w:tcBorders>
-              <w:left w:val="single" w:sz="18" w:space="0" w:color="1E6B52"/>
-            </w:tcBorders>
-            <w:tcMar>
-              <w:top w:w="70" w:type="dxa"/>
-              <w:bottom w:w="70" w:type="dxa"/>
-              <w:left w:w="140" w:type="dxa"/>
-              <w:right w:w="80" w:type="dxa"/>
-            </w:tcMar>
-          </w:tcPr>
-          <w:p>
-            <w:pPr>
-              <w:keepNext w:val="0"/>
-              <w:spacing w:before="0" w:after="0" w:line="240" w:lineRule="auto"/>
-            </w:pPr>
-            <w:r>
-              <w:rPr>
-                <w:rFonts w:ascii="Consolas" w:hAnsi="Consolas" w:eastAsia="Consolas"/>
-                <w:b w:val="0"/>
-                <w:i w:val="0"/>
-                <w:color w:val="222428"/>
-                <w:sz w:val="14"/>
-              </w:rPr>
-              <w:t>SELECT v.reg_number, v.brand || ' ' || v.model AS vehicle,</w:t>
-              <w:br/>
-            </w:r>
-            <w:r>
-              <w:rPr>
-                <w:rFonts w:ascii="Consolas" w:hAnsi="Consolas" w:eastAsia="Consolas"/>
-                <w:b w:val="0"/>
-                <w:i w:val="0"/>
-                <w:color w:val="222428"/>
-                <w:sz w:val="14"/>
-              </w:rPr>
-              <w:t xml:space="preserve">       COUNT(m.maint_id)  AS jobs,</w:t>
-              <w:br/>
-            </w:r>
-            <w:r>
-              <w:rPr>
-                <w:rFonts w:ascii="Consolas" w:hAnsi="Consolas" w:eastAsia="Consolas"/>
-                <w:b w:val="0"/>
-                <w:i w:val="0"/>
-                <w:color w:val="222428"/>
-                <w:sz w:val="14"/>
-              </w:rPr>
-              <w:t xml:space="preserve">       NVL(SUM(m.cost), 0) AS total_cost</w:t>
-              <w:br/>
-            </w:r>
-            <w:r>
-              <w:rPr>
-                <w:rFonts w:ascii="Consolas" w:hAnsi="Consolas" w:eastAsia="Consolas"/>
-                <w:b w:val="0"/>
-                <w:i w:val="0"/>
-                <w:color w:val="222428"/>
-                <w:sz w:val="14"/>
-              </w:rPr>
-              <w:t>FROM   vehicle v</w:t>
-              <w:br/>
-            </w:r>
-            <w:r>
-              <w:rPr>
-                <w:rFonts w:ascii="Consolas" w:hAnsi="Consolas" w:eastAsia="Consolas"/>
-                <w:b w:val="0"/>
-                <w:i w:val="0"/>
-                <w:color w:val="222428"/>
-                <w:sz w:val="14"/>
-              </w:rPr>
-              <w:t>LEFT JOIN maintenance m ON m.vehicle_id = v.vehicle_id</w:t>
-              <w:br/>
-            </w:r>
-            <w:r>
-              <w:rPr>
-                <w:rFonts w:ascii="Consolas" w:hAnsi="Consolas" w:eastAsia="Consolas"/>
-                <w:b w:val="0"/>
-                <w:i w:val="0"/>
-                <w:color w:val="222428"/>
-                <w:sz w:val="14"/>
-              </w:rPr>
-              <w:t>GROUP  BY v.reg_number, v.brand, v.model</w:t>
-              <w:br/>
-            </w:r>
-            <w:r>
-              <w:rPr>
-                <w:rFonts w:ascii="Consolas" w:hAnsi="Consolas" w:eastAsia="Consolas"/>
-                <w:b w:val="0"/>
-                <w:i w:val="0"/>
-                <w:color w:val="222428"/>
-                <w:sz w:val="14"/>
-              </w:rPr>
-              <w:t>HAVING NVL(SUM(m.cost), 0) &gt; 5000</w:t>
-              <w:br/>
-            </w:r>
-            <w:r>
-              <w:rPr>
-                <w:rFonts w:ascii="Consolas" w:hAnsi="Consolas" w:eastAsia="Consolas"/>
-                <w:b w:val="0"/>
-                <w:i w:val="0"/>
-                <w:color w:val="222428"/>
-                <w:sz w:val="14"/>
-              </w:rPr>
-              <w:t>ORDER  BY total_cost DESC;</w:t>
-            </w:r>
-          </w:p>
-        </w:tc>
-      </w:tr>
-    </w:tbl>
     <w:p>
       <w:pPr>
-        <w:keepNext w:val="0"/>
-        <w:spacing w:before="0" w:after="40" w:line="144" w:lineRule="auto"/>
+        <w:keepNext/>
+        <w:spacing w:before="40" w:after="20" w:line="264" w:lineRule="auto"/>
+        <w:jc w:val="center"/>
       </w:pPr>
+      <w:r>
+        <w:drawing>
+          <wp:inline xmlns:a="http://schemas.openxmlformats.org/drawingml/2006/main" xmlns:pic="http://schemas.openxmlformats.org/drawingml/2006/picture">
+            <wp:extent cx="2531808" cy="2005056"/>
+            <wp:docPr id="26" name="Picture 26"/>
+            <wp:cNvGraphicFramePr>
+              <a:graphicFrameLocks noChangeAspect="1"/>
+            </wp:cNvGraphicFramePr>
+            <a:graphic>
+              <a:graphicData uri="http://schemas.openxmlformats.org/drawingml/2006/picture">
+                <pic:pic>
+                  <pic:nvPicPr>
+                    <pic:cNvPr id="0" name="fig_26.png"/>
+                    <pic:cNvPicPr/>
+                  </pic:nvPicPr>
+                  <pic:blipFill>
+                    <a:blip r:embed="rId36"/>
+                    <a:stretch>
+                      <a:fillRect/>
+                    </a:stretch>
+                  </pic:blipFill>
+                  <pic:spPr>
+                    <a:xfrm>
+                      <a:off x="0" y="0"/>
+                      <a:ext cx="2531808" cy="2005056"/>
+                    </a:xfrm>
+                    <a:prstGeom prst="rect"/>
+                  </pic:spPr>
+                </pic:pic>
+              </a:graphicData>
+            </a:graphic>
+          </wp:inline>
+        </w:drawing>
+      </w:r>
     </w:p>
-    <w:tbl>
-      <w:tblPr>
-        <w:tblW w:type="auto" w:w="0"/>
-        <w:jc w:val="center"/>
-        <w:tblLayout w:type="fixed"/>
-        <w:tblLook w:firstColumn="1" w:firstRow="1" w:lastColumn="0" w:lastRow="0" w:noHBand="0" w:noVBand="1" w:val="04A0"/>
-      </w:tblPr>
-      <w:tblGrid>
-        <w:gridCol w:w="9072"/>
-      </w:tblGrid>
-      <w:tr>
-        <w:trPr>
-          <w:trHeight w:val="2744" w:hRule="exact"/>
-          <w:cantSplit/>
-        </w:trPr>
-        <w:tc>
-          <w:tcPr>
-            <w:tcW w:type="dxa" w:w="9071"/>
-            <w:vAlign w:val="center"/>
-            <w:shd w:val="clear" w:color="auto" w:fill="FAFAF7"/>
-            <w:tcBorders>
-              <w:top w:val="dashed" w:sz="8" w:space="0" w:color="A7ABB2"/>
-              <w:left w:val="dashed" w:sz="8" w:space="0" w:color="A7ABB2"/>
-              <w:bottom w:val="dashed" w:sz="8" w:space="0" w:color="A7ABB2"/>
-              <w:right w:val="dashed" w:sz="8" w:space="0" w:color="A7ABB2"/>
-            </w:tcBorders>
-          </w:tcPr>
-          <w:p>
-            <w:pPr>
-              <w:keepNext/>
-              <w:spacing w:before="0" w:after="40" w:line="264" w:lineRule="auto"/>
-              <w:jc w:val="center"/>
-            </w:pPr>
-            <w:r>
-              <w:rPr>
-                <w:b/>
-                <w:i w:val="0"/>
-                <w:color w:val="6B6E75"/>
-                <w:sz w:val="20"/>
-              </w:rPr>
-              <w:t>SCREENSHOT PLACEHOLDER – Figure 26</w:t>
-            </w:r>
-          </w:p>
-          <w:p>
-            <w:pPr>
-              <w:keepNext/>
-              <w:spacing w:before="0" w:after="0" w:line="264" w:lineRule="auto"/>
-              <w:jc w:val="center"/>
-            </w:pPr>
-            <w:r>
-              <w:rPr>
-                <w:b w:val="0"/>
-                <w:i w:val="0"/>
-                <w:color w:val="6B6E75"/>
-                <w:sz w:val="17"/>
-              </w:rPr>
-              <w:t>Delete this box and paste the screenshot (run block Q13 of 05_queries.sql). Listed as Figure 26 in the screenshot checklist.</w:t>
-            </w:r>
-          </w:p>
-        </w:tc>
-      </w:tr>
-    </w:tbl>
     <w:p>
       <w:pPr>
         <w:keepNext w:val="0"/>
@@ -14066,217 +11355,47 @@
         <w:t xml:space="preserve"> vehicle, booking, customer, maintenance</w:t>
       </w:r>
     </w:p>
-    <w:tbl>
-      <w:tblPr>
-        <w:tblW w:type="auto" w:w="0"/>
-        <w:jc w:val="center"/>
-        <w:tblLayout w:type="fixed"/>
-        <w:tblLook w:firstColumn="1" w:firstRow="1" w:lastColumn="0" w:lastRow="0" w:noHBand="0" w:noVBand="1" w:val="04A0"/>
-      </w:tblPr>
-      <w:tblGrid>
-        <w:gridCol w:w="9639"/>
-      </w:tblGrid>
-      <w:tr>
-        <w:tc>
-          <w:tcPr>
-            <w:tcW w:type="dxa" w:w="9638"/>
-            <w:shd w:val="clear" w:color="auto" w:fill="F5F6F3"/>
-            <w:tcBorders>
-              <w:left w:val="single" w:sz="18" w:space="0" w:color="1E6B52"/>
-            </w:tcBorders>
-            <w:tcMar>
-              <w:top w:w="70" w:type="dxa"/>
-              <w:bottom w:w="70" w:type="dxa"/>
-              <w:left w:w="140" w:type="dxa"/>
-              <w:right w:w="80" w:type="dxa"/>
-            </w:tcMar>
-          </w:tcPr>
-          <w:p>
-            <w:pPr>
-              <w:keepNext w:val="0"/>
-              <w:spacing w:before="0" w:after="0" w:line="240" w:lineRule="auto"/>
-            </w:pPr>
-            <w:r>
-              <w:rPr>
-                <w:rFonts w:ascii="Consolas" w:hAnsi="Consolas" w:eastAsia="Consolas"/>
-                <w:b w:val="0"/>
-                <w:i w:val="0"/>
-                <w:color w:val="222428"/>
-                <w:sz w:val="14"/>
-              </w:rPr>
-              <w:t>SELECT v.reg_number, v.brand || ' ' || v.model AS vehicle, 'RENTED' AS state,</w:t>
-              <w:br/>
-            </w:r>
-            <w:r>
-              <w:rPr>
-                <w:rFonts w:ascii="Consolas" w:hAnsi="Consolas" w:eastAsia="Consolas"/>
-                <w:b w:val="0"/>
-                <w:i w:val="0"/>
-                <w:color w:val="222428"/>
-                <w:sz w:val="14"/>
-              </w:rPr>
-              <w:t xml:space="preserve">       'With ' || c.name || ', due ' || TO_CHAR(bk.end_date, 'DD-Mon HH24:MI') AS details</w:t>
-              <w:br/>
-            </w:r>
-            <w:r>
-              <w:rPr>
-                <w:rFonts w:ascii="Consolas" w:hAnsi="Consolas" w:eastAsia="Consolas"/>
-                <w:b w:val="0"/>
-                <w:i w:val="0"/>
-                <w:color w:val="222428"/>
-                <w:sz w:val="14"/>
-              </w:rPr>
-              <w:t>FROM   vehicle v</w:t>
-              <w:br/>
-            </w:r>
-            <w:r>
-              <w:rPr>
-                <w:rFonts w:ascii="Consolas" w:hAnsi="Consolas" w:eastAsia="Consolas"/>
-                <w:b w:val="0"/>
-                <w:i w:val="0"/>
-                <w:color w:val="222428"/>
-                <w:sz w:val="14"/>
-              </w:rPr>
-              <w:t>JOIN   booking  bk ON bk.vehicle_id = v.vehicle_id AND bk.status = 'ONGOING'</w:t>
-              <w:br/>
-            </w:r>
-            <w:r>
-              <w:rPr>
-                <w:rFonts w:ascii="Consolas" w:hAnsi="Consolas" w:eastAsia="Consolas"/>
-                <w:b w:val="0"/>
-                <w:i w:val="0"/>
-                <w:color w:val="222428"/>
-                <w:sz w:val="14"/>
-              </w:rPr>
-              <w:t>JOIN   customer c  ON c.customer_id = bk.customer_id</w:t>
-              <w:br/>
-            </w:r>
-            <w:r>
-              <w:rPr>
-                <w:rFonts w:ascii="Consolas" w:hAnsi="Consolas" w:eastAsia="Consolas"/>
-                <w:b w:val="0"/>
-                <w:i w:val="0"/>
-                <w:color w:val="222428"/>
-                <w:sz w:val="14"/>
-              </w:rPr>
-              <w:t>UNION ALL</w:t>
-              <w:br/>
-            </w:r>
-            <w:r>
-              <w:rPr>
-                <w:rFonts w:ascii="Consolas" w:hAnsi="Consolas" w:eastAsia="Consolas"/>
-                <w:b w:val="0"/>
-                <w:i w:val="0"/>
-                <w:color w:val="222428"/>
-                <w:sz w:val="14"/>
-              </w:rPr>
-              <w:t>SELECT v.reg_number, v.brand || ' ' || v.model, 'MAINTENANCE',</w:t>
-              <w:br/>
-            </w:r>
-            <w:r>
-              <w:rPr>
-                <w:rFonts w:ascii="Consolas" w:hAnsi="Consolas" w:eastAsia="Consolas"/>
-                <w:b w:val="0"/>
-                <w:i w:val="0"/>
-                <w:color w:val="222428"/>
-                <w:sz w:val="14"/>
-              </w:rPr>
-              <w:t xml:space="preserve">       m.service_type || ': ' || m.description</w:t>
-              <w:br/>
-            </w:r>
-            <w:r>
-              <w:rPr>
-                <w:rFonts w:ascii="Consolas" w:hAnsi="Consolas" w:eastAsia="Consolas"/>
-                <w:b w:val="0"/>
-                <w:i w:val="0"/>
-                <w:color w:val="222428"/>
-                <w:sz w:val="14"/>
-              </w:rPr>
-              <w:t>FROM   vehicle v</w:t>
-              <w:br/>
-            </w:r>
-            <w:r>
-              <w:rPr>
-                <w:rFonts w:ascii="Consolas" w:hAnsi="Consolas" w:eastAsia="Consolas"/>
-                <w:b w:val="0"/>
-                <w:i w:val="0"/>
-                <w:color w:val="222428"/>
-                <w:sz w:val="14"/>
-              </w:rPr>
-              <w:t>JOIN   maintenance m ON m.vehicle_id = v.vehicle_id AND m.maint_status = 'IN_PROGRESS';</w:t>
-            </w:r>
-          </w:p>
-        </w:tc>
-      </w:tr>
-    </w:tbl>
     <w:p>
       <w:pPr>
-        <w:keepNext w:val="0"/>
-        <w:spacing w:before="0" w:after="40" w:line="144" w:lineRule="auto"/>
+        <w:keepNext/>
+        <w:spacing w:before="40" w:after="20" w:line="264" w:lineRule="auto"/>
+        <w:jc w:val="center"/>
       </w:pPr>
+      <w:r>
+        <w:drawing>
+          <wp:inline xmlns:a="http://schemas.openxmlformats.org/drawingml/2006/main" xmlns:pic="http://schemas.openxmlformats.org/drawingml/2006/picture">
+            <wp:extent cx="3878424" cy="1762920"/>
+            <wp:docPr id="27" name="Picture 27"/>
+            <wp:cNvGraphicFramePr>
+              <a:graphicFrameLocks noChangeAspect="1"/>
+            </wp:cNvGraphicFramePr>
+            <a:graphic>
+              <a:graphicData uri="http://schemas.openxmlformats.org/drawingml/2006/picture">
+                <pic:pic>
+                  <pic:nvPicPr>
+                    <pic:cNvPr id="0" name="fig_27.png"/>
+                    <pic:cNvPicPr/>
+                  </pic:nvPicPr>
+                  <pic:blipFill>
+                    <a:blip r:embed="rId37"/>
+                    <a:stretch>
+                      <a:fillRect/>
+                    </a:stretch>
+                  </pic:blipFill>
+                  <pic:spPr>
+                    <a:xfrm>
+                      <a:off x="0" y="0"/>
+                      <a:ext cx="3878424" cy="1762920"/>
+                    </a:xfrm>
+                    <a:prstGeom prst="rect"/>
+                  </pic:spPr>
+                </pic:pic>
+              </a:graphicData>
+            </a:graphic>
+          </wp:inline>
+        </w:drawing>
+      </w:r>
     </w:p>
-    <w:tbl>
-      <w:tblPr>
-        <w:tblW w:type="auto" w:w="0"/>
-        <w:jc w:val="center"/>
-        <w:tblLayout w:type="fixed"/>
-        <w:tblLook w:firstColumn="1" w:firstRow="1" w:lastColumn="0" w:lastRow="0" w:noHBand="0" w:noVBand="1" w:val="04A0"/>
-      </w:tblPr>
-      <w:tblGrid>
-        <w:gridCol w:w="9072"/>
-      </w:tblGrid>
-      <w:tr>
-        <w:trPr>
-          <w:trHeight w:val="2494" w:hRule="exact"/>
-          <w:cantSplit/>
-        </w:trPr>
-        <w:tc>
-          <w:tcPr>
-            <w:tcW w:type="dxa" w:w="9071"/>
-            <w:vAlign w:val="center"/>
-            <w:shd w:val="clear" w:color="auto" w:fill="FAFAF7"/>
-            <w:tcBorders>
-              <w:top w:val="dashed" w:sz="8" w:space="0" w:color="A7ABB2"/>
-              <w:left w:val="dashed" w:sz="8" w:space="0" w:color="A7ABB2"/>
-              <w:bottom w:val="dashed" w:sz="8" w:space="0" w:color="A7ABB2"/>
-              <w:right w:val="dashed" w:sz="8" w:space="0" w:color="A7ABB2"/>
-            </w:tcBorders>
-          </w:tcPr>
-          <w:p>
-            <w:pPr>
-              <w:keepNext/>
-              <w:spacing w:before="0" w:after="40" w:line="264" w:lineRule="auto"/>
-              <w:jc w:val="center"/>
-            </w:pPr>
-            <w:r>
-              <w:rPr>
-                <w:b/>
-                <w:i w:val="0"/>
-                <w:color w:val="6B6E75"/>
-                <w:sz w:val="20"/>
-              </w:rPr>
-              <w:t>SCREENSHOT PLACEHOLDER – Figure 27</w:t>
-            </w:r>
-          </w:p>
-          <w:p>
-            <w:pPr>
-              <w:keepNext/>
-              <w:spacing w:before="0" w:after="0" w:line="264" w:lineRule="auto"/>
-              <w:jc w:val="center"/>
-            </w:pPr>
-            <w:r>
-              <w:rPr>
-                <w:b w:val="0"/>
-                <w:i w:val="0"/>
-                <w:color w:val="6B6E75"/>
-                <w:sz w:val="17"/>
-              </w:rPr>
-              <w:t>Delete this box and paste the screenshot (run block Q14 of 05_queries.sql). Listed as Figure 27 in the screenshot checklist.</w:t>
-            </w:r>
-          </w:p>
-        </w:tc>
-      </w:tr>
-    </w:tbl>
     <w:p>
       <w:pPr>
         <w:keepNext w:val="0"/>
@@ -14359,195 +11478,47 @@
         <w:t xml:space="preserve"> employee, branch, booking</w:t>
       </w:r>
     </w:p>
-    <w:tbl>
-      <w:tblPr>
-        <w:tblW w:type="auto" w:w="0"/>
-        <w:jc w:val="center"/>
-        <w:tblLayout w:type="fixed"/>
-        <w:tblLook w:firstColumn="1" w:firstRow="1" w:lastColumn="0" w:lastRow="0" w:noHBand="0" w:noVBand="1" w:val="04A0"/>
-      </w:tblPr>
-      <w:tblGrid>
-        <w:gridCol w:w="9639"/>
-      </w:tblGrid>
-      <w:tr>
-        <w:tc>
-          <w:tcPr>
-            <w:tcW w:type="dxa" w:w="9638"/>
-            <w:shd w:val="clear" w:color="auto" w:fill="F5F6F3"/>
-            <w:tcBorders>
-              <w:left w:val="single" w:sz="18" w:space="0" w:color="1E6B52"/>
-            </w:tcBorders>
-            <w:tcMar>
-              <w:top w:w="70" w:type="dxa"/>
-              <w:bottom w:w="70" w:type="dxa"/>
-              <w:left w:w="140" w:type="dxa"/>
-              <w:right w:w="80" w:type="dxa"/>
-            </w:tcMar>
-          </w:tcPr>
-          <w:p>
-            <w:pPr>
-              <w:keepNext w:val="0"/>
-              <w:spacing w:before="0" w:after="0" w:line="240" w:lineRule="auto"/>
-            </w:pPr>
-            <w:r>
-              <w:rPr>
-                <w:rFonts w:ascii="Consolas" w:hAnsi="Consolas" w:eastAsia="Consolas"/>
-                <w:b w:val="0"/>
-                <w:i w:val="0"/>
-                <w:color w:val="222428"/>
-                <w:sz w:val="14"/>
-              </w:rPr>
-              <w:t>SELECT e.emp_id, e.name AS employee, br.branch_name, COUNT(bk.booking_id) AS bookings_handled</w:t>
-              <w:br/>
-            </w:r>
-            <w:r>
-              <w:rPr>
-                <w:rFonts w:ascii="Consolas" w:hAnsi="Consolas" w:eastAsia="Consolas"/>
-                <w:b w:val="0"/>
-                <w:i w:val="0"/>
-                <w:color w:val="222428"/>
-                <w:sz w:val="14"/>
-              </w:rPr>
-              <w:t>FROM   employee e</w:t>
-              <w:br/>
-            </w:r>
-            <w:r>
-              <w:rPr>
-                <w:rFonts w:ascii="Consolas" w:hAnsi="Consolas" w:eastAsia="Consolas"/>
-                <w:b w:val="0"/>
-                <w:i w:val="0"/>
-                <w:color w:val="222428"/>
-                <w:sz w:val="14"/>
-              </w:rPr>
-              <w:t>JOIN   branch br ON br.branch_id = e.branch_id</w:t>
-              <w:br/>
-            </w:r>
-            <w:r>
-              <w:rPr>
-                <w:rFonts w:ascii="Consolas" w:hAnsi="Consolas" w:eastAsia="Consolas"/>
-                <w:b w:val="0"/>
-                <w:i w:val="0"/>
-                <w:color w:val="222428"/>
-                <w:sz w:val="14"/>
-              </w:rPr>
-              <w:t>LEFT JOIN booking bk ON bk.emp_id = e.emp_id</w:t>
-              <w:br/>
-            </w:r>
-            <w:r>
-              <w:rPr>
-                <w:rFonts w:ascii="Consolas" w:hAnsi="Consolas" w:eastAsia="Consolas"/>
-                <w:b w:val="0"/>
-                <w:i w:val="0"/>
-                <w:color w:val="222428"/>
-                <w:sz w:val="14"/>
-              </w:rPr>
-              <w:t>WHERE  e.role = 'AGENT'</w:t>
-              <w:br/>
-            </w:r>
-            <w:r>
-              <w:rPr>
-                <w:rFonts w:ascii="Consolas" w:hAnsi="Consolas" w:eastAsia="Consolas"/>
-                <w:b w:val="0"/>
-                <w:i w:val="0"/>
-                <w:color w:val="222428"/>
-                <w:sz w:val="14"/>
-              </w:rPr>
-              <w:t>GROUP  BY e.emp_id, e.name, br.branch_name</w:t>
-              <w:br/>
-            </w:r>
-            <w:r>
-              <w:rPr>
-                <w:rFonts w:ascii="Consolas" w:hAnsi="Consolas" w:eastAsia="Consolas"/>
-                <w:b w:val="0"/>
-                <w:i w:val="0"/>
-                <w:color w:val="222428"/>
-                <w:sz w:val="14"/>
-              </w:rPr>
-              <w:t>HAVING COUNT(bk.booking_id) &gt;= 2</w:t>
-              <w:br/>
-            </w:r>
-            <w:r>
-              <w:rPr>
-                <w:rFonts w:ascii="Consolas" w:hAnsi="Consolas" w:eastAsia="Consolas"/>
-                <w:b w:val="0"/>
-                <w:i w:val="0"/>
-                <w:color w:val="222428"/>
-                <w:sz w:val="14"/>
-              </w:rPr>
-              <w:t>ORDER  BY bookings_handled DESC, e.emp_id;</w:t>
-            </w:r>
-          </w:p>
-        </w:tc>
-      </w:tr>
-    </w:tbl>
     <w:p>
       <w:pPr>
-        <w:keepNext w:val="0"/>
-        <w:spacing w:before="0" w:after="40" w:line="144" w:lineRule="auto"/>
+        <w:keepNext/>
+        <w:spacing w:before="40" w:after="20" w:line="264" w:lineRule="auto"/>
+        <w:jc w:val="center"/>
       </w:pPr>
+      <w:r>
+        <w:drawing>
+          <wp:inline xmlns:a="http://schemas.openxmlformats.org/drawingml/2006/main" xmlns:pic="http://schemas.openxmlformats.org/drawingml/2006/picture">
+            <wp:extent cx="3878424" cy="1924344"/>
+            <wp:docPr id="28" name="Picture 28"/>
+            <wp:cNvGraphicFramePr>
+              <a:graphicFrameLocks noChangeAspect="1"/>
+            </wp:cNvGraphicFramePr>
+            <a:graphic>
+              <a:graphicData uri="http://schemas.openxmlformats.org/drawingml/2006/picture">
+                <pic:pic>
+                  <pic:nvPicPr>
+                    <pic:cNvPr id="0" name="fig_28.png"/>
+                    <pic:cNvPicPr/>
+                  </pic:nvPicPr>
+                  <pic:blipFill>
+                    <a:blip r:embed="rId38"/>
+                    <a:stretch>
+                      <a:fillRect/>
+                    </a:stretch>
+                  </pic:blipFill>
+                  <pic:spPr>
+                    <a:xfrm>
+                      <a:off x="0" y="0"/>
+                      <a:ext cx="3878424" cy="1924344"/>
+                    </a:xfrm>
+                    <a:prstGeom prst="rect"/>
+                  </pic:spPr>
+                </pic:pic>
+              </a:graphicData>
+            </a:graphic>
+          </wp:inline>
+        </w:drawing>
+      </w:r>
     </w:p>
-    <w:tbl>
-      <w:tblPr>
-        <w:tblW w:type="auto" w:w="0"/>
-        <w:jc w:val="center"/>
-        <w:tblLayout w:type="fixed"/>
-        <w:tblLook w:firstColumn="1" w:firstRow="1" w:lastColumn="0" w:lastRow="0" w:noHBand="0" w:noVBand="1" w:val="04A0"/>
-      </w:tblPr>
-      <w:tblGrid>
-        <w:gridCol w:w="9072"/>
-      </w:tblGrid>
-      <w:tr>
-        <w:trPr>
-          <w:trHeight w:val="2744" w:hRule="exact"/>
-          <w:cantSplit/>
-        </w:trPr>
-        <w:tc>
-          <w:tcPr>
-            <w:tcW w:type="dxa" w:w="9071"/>
-            <w:vAlign w:val="center"/>
-            <w:shd w:val="clear" w:color="auto" w:fill="FAFAF7"/>
-            <w:tcBorders>
-              <w:top w:val="dashed" w:sz="8" w:space="0" w:color="A7ABB2"/>
-              <w:left w:val="dashed" w:sz="8" w:space="0" w:color="A7ABB2"/>
-              <w:bottom w:val="dashed" w:sz="8" w:space="0" w:color="A7ABB2"/>
-              <w:right w:val="dashed" w:sz="8" w:space="0" w:color="A7ABB2"/>
-            </w:tcBorders>
-          </w:tcPr>
-          <w:p>
-            <w:pPr>
-              <w:keepNext/>
-              <w:spacing w:before="0" w:after="40" w:line="264" w:lineRule="auto"/>
-              <w:jc w:val="center"/>
-            </w:pPr>
-            <w:r>
-              <w:rPr>
-                <w:b/>
-                <w:i w:val="0"/>
-                <w:color w:val="6B6E75"/>
-                <w:sz w:val="20"/>
-              </w:rPr>
-              <w:t>SCREENSHOT PLACEHOLDER – Figure 28</w:t>
-            </w:r>
-          </w:p>
-          <w:p>
-            <w:pPr>
-              <w:keepNext/>
-              <w:spacing w:before="0" w:after="0" w:line="264" w:lineRule="auto"/>
-              <w:jc w:val="center"/>
-            </w:pPr>
-            <w:r>
-              <w:rPr>
-                <w:b w:val="0"/>
-                <w:i w:val="0"/>
-                <w:color w:val="6B6E75"/>
-                <w:sz w:val="17"/>
-              </w:rPr>
-              <w:t>Delete this box and paste the screenshot (run block Q15 of 05_queries.sql). Listed as Figure 28 in the screenshot checklist.</w:t>
-            </w:r>
-          </w:p>
-        </w:tc>
-      </w:tr>
-    </w:tbl>
     <w:p>
       <w:pPr>
         <w:keepNext w:val="0"/>
@@ -14630,162 +11601,47 @@
         <w:t xml:space="preserve"> customer</w:t>
       </w:r>
     </w:p>
-    <w:tbl>
-      <w:tblPr>
-        <w:tblW w:type="auto" w:w="0"/>
-        <w:jc w:val="center"/>
-        <w:tblLayout w:type="fixed"/>
-        <w:tblLook w:firstColumn="1" w:firstRow="1" w:lastColumn="0" w:lastRow="0" w:noHBand="0" w:noVBand="1" w:val="04A0"/>
-      </w:tblPr>
-      <w:tblGrid>
-        <w:gridCol w:w="9639"/>
-      </w:tblGrid>
-      <w:tr>
-        <w:tc>
-          <w:tcPr>
-            <w:tcW w:type="dxa" w:w="9638"/>
-            <w:shd w:val="clear" w:color="auto" w:fill="F5F6F3"/>
-            <w:tcBorders>
-              <w:left w:val="single" w:sz="18" w:space="0" w:color="1E6B52"/>
-            </w:tcBorders>
-            <w:tcMar>
-              <w:top w:w="70" w:type="dxa"/>
-              <w:bottom w:w="70" w:type="dxa"/>
-              <w:left w:w="140" w:type="dxa"/>
-              <w:right w:w="80" w:type="dxa"/>
-            </w:tcMar>
-          </w:tcPr>
-          <w:p>
-            <w:pPr>
-              <w:keepNext w:val="0"/>
-              <w:spacing w:before="0" w:after="0" w:line="240" w:lineRule="auto"/>
-            </w:pPr>
-            <w:r>
-              <w:rPr>
-                <w:rFonts w:ascii="Consolas" w:hAnsi="Consolas" w:eastAsia="Consolas"/>
-                <w:b w:val="0"/>
-                <w:i w:val="0"/>
-                <w:color w:val="222428"/>
-                <w:sz w:val="14"/>
-              </w:rPr>
-              <w:t>SELECT customer_id, name, phone, license_no, license_expiry,</w:t>
-              <w:br/>
-            </w:r>
-            <w:r>
-              <w:rPr>
-                <w:rFonts w:ascii="Consolas" w:hAnsi="Consolas" w:eastAsia="Consolas"/>
-                <w:b w:val="0"/>
-                <w:i w:val="0"/>
-                <w:color w:val="222428"/>
-                <w:sz w:val="14"/>
-              </w:rPr>
-              <w:t xml:space="preserve">       TRUNC(license_expiry - SYSDATE) AS days_left</w:t>
-              <w:br/>
-            </w:r>
-            <w:r>
-              <w:rPr>
-                <w:rFonts w:ascii="Consolas" w:hAnsi="Consolas" w:eastAsia="Consolas"/>
-                <w:b w:val="0"/>
-                <w:i w:val="0"/>
-                <w:color w:val="222428"/>
-                <w:sz w:val="14"/>
-              </w:rPr>
-              <w:t>FROM   customer</w:t>
-              <w:br/>
-            </w:r>
-            <w:r>
-              <w:rPr>
-                <w:rFonts w:ascii="Consolas" w:hAnsi="Consolas" w:eastAsia="Consolas"/>
-                <w:b w:val="0"/>
-                <w:i w:val="0"/>
-                <w:color w:val="222428"/>
-                <w:sz w:val="14"/>
-              </w:rPr>
-              <w:t>WHERE  license_expiry BETWEEN SYSDATE AND ADD_MONTHS(SYSDATE, 12)</w:t>
-              <w:br/>
-            </w:r>
-            <w:r>
-              <w:rPr>
-                <w:rFonts w:ascii="Consolas" w:hAnsi="Consolas" w:eastAsia="Consolas"/>
-                <w:b w:val="0"/>
-                <w:i w:val="0"/>
-                <w:color w:val="222428"/>
-                <w:sz w:val="14"/>
-              </w:rPr>
-              <w:t>ORDER  BY license_expiry;</w:t>
-            </w:r>
-          </w:p>
-        </w:tc>
-      </w:tr>
-    </w:tbl>
     <w:p>
       <w:pPr>
-        <w:keepNext w:val="0"/>
-        <w:spacing w:before="0" w:after="40" w:line="144" w:lineRule="auto"/>
+        <w:keepNext/>
+        <w:spacing w:before="40" w:after="20" w:line="264" w:lineRule="auto"/>
+        <w:jc w:val="center"/>
       </w:pPr>
+      <w:r>
+        <w:drawing>
+          <wp:inline xmlns:a="http://schemas.openxmlformats.org/drawingml/2006/main" xmlns:pic="http://schemas.openxmlformats.org/drawingml/2006/picture">
+            <wp:extent cx="3644784" cy="1278648"/>
+            <wp:docPr id="29" name="Picture 29"/>
+            <wp:cNvGraphicFramePr>
+              <a:graphicFrameLocks noChangeAspect="1"/>
+            </wp:cNvGraphicFramePr>
+            <a:graphic>
+              <a:graphicData uri="http://schemas.openxmlformats.org/drawingml/2006/picture">
+                <pic:pic>
+                  <pic:nvPicPr>
+                    <pic:cNvPr id="0" name="fig_29.png"/>
+                    <pic:cNvPicPr/>
+                  </pic:nvPicPr>
+                  <pic:blipFill>
+                    <a:blip r:embed="rId39"/>
+                    <a:stretch>
+                      <a:fillRect/>
+                    </a:stretch>
+                  </pic:blipFill>
+                  <pic:spPr>
+                    <a:xfrm>
+                      <a:off x="0" y="0"/>
+                      <a:ext cx="3644784" cy="1278648"/>
+                    </a:xfrm>
+                    <a:prstGeom prst="rect"/>
+                  </pic:spPr>
+                </pic:pic>
+              </a:graphicData>
+            </a:graphic>
+          </wp:inline>
+        </w:drawing>
+      </w:r>
     </w:p>
-    <w:tbl>
-      <w:tblPr>
-        <w:tblW w:type="auto" w:w="0"/>
-        <w:jc w:val="center"/>
-        <w:tblLayout w:type="fixed"/>
-        <w:tblLook w:firstColumn="1" w:firstRow="1" w:lastColumn="0" w:lastRow="0" w:noHBand="0" w:noVBand="1" w:val="04A0"/>
-      </w:tblPr>
-      <w:tblGrid>
-        <w:gridCol w:w="9072"/>
-      </w:tblGrid>
-      <w:tr>
-        <w:trPr>
-          <w:trHeight w:val="1746" w:hRule="exact"/>
-          <w:cantSplit/>
-        </w:trPr>
-        <w:tc>
-          <w:tcPr>
-            <w:tcW w:type="dxa" w:w="9071"/>
-            <w:vAlign w:val="center"/>
-            <w:shd w:val="clear" w:color="auto" w:fill="FAFAF7"/>
-            <w:tcBorders>
-              <w:top w:val="dashed" w:sz="8" w:space="0" w:color="A7ABB2"/>
-              <w:left w:val="dashed" w:sz="8" w:space="0" w:color="A7ABB2"/>
-              <w:bottom w:val="dashed" w:sz="8" w:space="0" w:color="A7ABB2"/>
-              <w:right w:val="dashed" w:sz="8" w:space="0" w:color="A7ABB2"/>
-            </w:tcBorders>
-          </w:tcPr>
-          <w:p>
-            <w:pPr>
-              <w:keepNext/>
-              <w:spacing w:before="0" w:after="40" w:line="264" w:lineRule="auto"/>
-              <w:jc w:val="center"/>
-            </w:pPr>
-            <w:r>
-              <w:rPr>
-                <w:b/>
-                <w:i w:val="0"/>
-                <w:color w:val="6B6E75"/>
-                <w:sz w:val="20"/>
-              </w:rPr>
-              <w:t>SCREENSHOT PLACEHOLDER – Figure 29</w:t>
-            </w:r>
-          </w:p>
-          <w:p>
-            <w:pPr>
-              <w:keepNext/>
-              <w:spacing w:before="0" w:after="0" w:line="264" w:lineRule="auto"/>
-              <w:jc w:val="center"/>
-            </w:pPr>
-            <w:r>
-              <w:rPr>
-                <w:b w:val="0"/>
-                <w:i w:val="0"/>
-                <w:color w:val="6B6E75"/>
-                <w:sz w:val="17"/>
-              </w:rPr>
-              <w:t>Delete this box and paste the screenshot (run block Q16 of 05_queries.sql). Listed as Figure 29 in the screenshot checklist.</w:t>
-            </w:r>
-          </w:p>
-        </w:tc>
-      </w:tr>
-    </w:tbl>
     <w:p>
       <w:pPr>
         <w:keepNext w:val="0"/>
@@ -14864,68 +11720,47 @@
         <w:t>Functions return one value and are used inside SQL statements, procedures and triggers. Procedures carry out a complete business operation: they check the rules, change the data and end with COMMIT. A rule violation is reported with RAISE_APPLICATION_ERROR, so nothing is saved and the user sees a clear message. All objects are created with CREATE OR REPLACE and compiled without errors.</w:t>
       </w:r>
     </w:p>
-    <w:tbl>
-      <w:tblPr>
-        <w:tblW w:type="auto" w:w="0"/>
+    <w:p>
+      <w:pPr>
+        <w:keepNext/>
+        <w:spacing w:before="40" w:after="20" w:line="264" w:lineRule="auto"/>
         <w:jc w:val="center"/>
-        <w:tblLayout w:type="fixed"/>
-        <w:tblLook w:firstColumn="1" w:firstRow="1" w:lastColumn="0" w:lastRow="0" w:noHBand="0" w:noVBand="1" w:val="04A0"/>
-      </w:tblPr>
-      <w:tblGrid>
-        <w:gridCol w:w="9072"/>
-      </w:tblGrid>
-      <w:tr>
-        <w:trPr>
-          <w:trHeight w:val="3243" w:hRule="exact"/>
-          <w:cantSplit/>
-        </w:trPr>
-        <w:tc>
-          <w:tcPr>
-            <w:tcW w:type="dxa" w:w="9071"/>
-            <w:vAlign w:val="center"/>
-            <w:shd w:val="clear" w:color="auto" w:fill="FAFAF7"/>
-            <w:tcBorders>
-              <w:top w:val="dashed" w:sz="8" w:space="0" w:color="A7ABB2"/>
-              <w:left w:val="dashed" w:sz="8" w:space="0" w:color="A7ABB2"/>
-              <w:bottom w:val="dashed" w:sz="8" w:space="0" w:color="A7ABB2"/>
-              <w:right w:val="dashed" w:sz="8" w:space="0" w:color="A7ABB2"/>
-            </w:tcBorders>
-          </w:tcPr>
-          <w:p>
-            <w:pPr>
-              <w:keepNext/>
-              <w:spacing w:before="0" w:after="40" w:line="264" w:lineRule="auto"/>
-              <w:jc w:val="center"/>
-            </w:pPr>
-            <w:r>
-              <w:rPr>
-                <w:b/>
-                <w:i w:val="0"/>
-                <w:color w:val="6B6E75"/>
-                <w:sz w:val="20"/>
-              </w:rPr>
-              <w:t>SCREENSHOT PLACEHOLDER – Figure 30</w:t>
-            </w:r>
-          </w:p>
-          <w:p>
-            <w:pPr>
-              <w:keepNext/>
-              <w:spacing w:before="0" w:after="0" w:line="264" w:lineRule="auto"/>
-              <w:jc w:val="center"/>
-            </w:pPr>
-            <w:r>
-              <w:rPr>
-                <w:b w:val="0"/>
-                <w:i w:val="0"/>
-                <w:color w:val="6B6E75"/>
-                <w:sz w:val="17"/>
-              </w:rPr>
-              <w:t>Delete this box and paste the screenshot (run block T_OBJECTS of 11_transactions.sql). Listed as Figure 30 in the screenshot checklist.</w:t>
-            </w:r>
-          </w:p>
-        </w:tc>
-      </w:tr>
-    </w:tbl>
+      </w:pPr>
+      <w:r>
+        <w:drawing>
+          <wp:inline xmlns:a="http://schemas.openxmlformats.org/drawingml/2006/main" xmlns:pic="http://schemas.openxmlformats.org/drawingml/2006/picture">
+            <wp:extent cx="2531808" cy="2408616"/>
+            <wp:docPr id="30" name="Picture 30"/>
+            <wp:cNvGraphicFramePr>
+              <a:graphicFrameLocks noChangeAspect="1"/>
+            </wp:cNvGraphicFramePr>
+            <a:graphic>
+              <a:graphicData uri="http://schemas.openxmlformats.org/drawingml/2006/picture">
+                <pic:pic>
+                  <pic:nvPicPr>
+                    <pic:cNvPr id="0" name="fig_30.png"/>
+                    <pic:cNvPicPr/>
+                  </pic:nvPicPr>
+                  <pic:blipFill>
+                    <a:blip r:embed="rId40"/>
+                    <a:stretch>
+                      <a:fillRect/>
+                    </a:stretch>
+                  </pic:blipFill>
+                  <pic:spPr>
+                    <a:xfrm>
+                      <a:off x="0" y="0"/>
+                      <a:ext cx="2531808" cy="2408616"/>
+                    </a:xfrm>
+                    <a:prstGeom prst="rect"/>
+                  </pic:spPr>
+                </pic:pic>
+              </a:graphicData>
+            </a:graphic>
+          </wp:inline>
+        </w:drawing>
+      </w:r>
+    </w:p>
     <w:p>
       <w:pPr>
         <w:keepNext w:val="0"/>
@@ -16930,68 +13765,47 @@
         <w:spacing w:before="0" w:after="40" w:line="144" w:lineRule="auto"/>
       </w:pPr>
     </w:p>
-    <w:tbl>
-      <w:tblPr>
-        <w:tblW w:type="auto" w:w="0"/>
+    <w:p>
+      <w:pPr>
+        <w:keepNext/>
+        <w:spacing w:before="40" w:after="20" w:line="264" w:lineRule="auto"/>
         <w:jc w:val="center"/>
-        <w:tblLayout w:type="fixed"/>
-        <w:tblLook w:firstColumn="1" w:firstRow="1" w:lastColumn="0" w:lastRow="0" w:noHBand="0" w:noVBand="1" w:val="04A0"/>
-      </w:tblPr>
-      <w:tblGrid>
-        <w:gridCol w:w="9072"/>
-      </w:tblGrid>
-      <w:tr>
-        <w:trPr>
-          <w:trHeight w:val="2494" w:hRule="exact"/>
-          <w:cantSplit/>
-        </w:trPr>
-        <w:tc>
-          <w:tcPr>
-            <w:tcW w:type="dxa" w:w="9071"/>
-            <w:vAlign w:val="center"/>
-            <w:shd w:val="clear" w:color="auto" w:fill="FAFAF7"/>
-            <w:tcBorders>
-              <w:top w:val="dashed" w:sz="8" w:space="0" w:color="A7ABB2"/>
-              <w:left w:val="dashed" w:sz="8" w:space="0" w:color="A7ABB2"/>
-              <w:bottom w:val="dashed" w:sz="8" w:space="0" w:color="A7ABB2"/>
-              <w:right w:val="dashed" w:sz="8" w:space="0" w:color="A7ABB2"/>
-            </w:tcBorders>
-          </w:tcPr>
-          <w:p>
-            <w:pPr>
-              <w:keepNext/>
-              <w:spacing w:before="0" w:after="40" w:line="264" w:lineRule="auto"/>
-              <w:jc w:val="center"/>
-            </w:pPr>
-            <w:r>
-              <w:rPr>
-                <w:b/>
-                <w:i w:val="0"/>
-                <w:color w:val="6B6E75"/>
-                <w:sz w:val="20"/>
-              </w:rPr>
-              <w:t>SCREENSHOT PLACEHOLDER – Figure 31</w:t>
-            </w:r>
-          </w:p>
-          <w:p>
-            <w:pPr>
-              <w:keepNext/>
-              <w:spacing w:before="0" w:after="0" w:line="264" w:lineRule="auto"/>
-              <w:jc w:val="center"/>
-            </w:pPr>
-            <w:r>
-              <w:rPr>
-                <w:b w:val="0"/>
-                <w:i w:val="0"/>
-                <w:color w:val="6B6E75"/>
-                <w:sz w:val="17"/>
-              </w:rPr>
-              <w:t>Delete this box and paste the screenshot (run block T_FUNCS1 of 11_transactions.sql). Listed as Figure 31 in the screenshot checklist.</w:t>
-            </w:r>
-          </w:p>
-        </w:tc>
-      </w:tr>
-    </w:tbl>
+      </w:pPr>
+      <w:r>
+        <w:drawing>
+          <wp:inline xmlns:a="http://schemas.openxmlformats.org/drawingml/2006/main" xmlns:pic="http://schemas.openxmlformats.org/drawingml/2006/picture">
+            <wp:extent cx="3954887" cy="1843632"/>
+            <wp:docPr id="31" name="Picture 31"/>
+            <wp:cNvGraphicFramePr>
+              <a:graphicFrameLocks noChangeAspect="1"/>
+            </wp:cNvGraphicFramePr>
+            <a:graphic>
+              <a:graphicData uri="http://schemas.openxmlformats.org/drawingml/2006/picture">
+                <pic:pic>
+                  <pic:nvPicPr>
+                    <pic:cNvPr id="0" name="fig_31.png"/>
+                    <pic:cNvPicPr/>
+                  </pic:nvPicPr>
+                  <pic:blipFill>
+                    <a:blip r:embed="rId41"/>
+                    <a:stretch>
+                      <a:fillRect/>
+                    </a:stretch>
+                  </pic:blipFill>
+                  <pic:spPr>
+                    <a:xfrm>
+                      <a:off x="0" y="0"/>
+                      <a:ext cx="3954887" cy="1843632"/>
+                    </a:xfrm>
+                    <a:prstGeom prst="rect"/>
+                  </pic:spPr>
+                </pic:pic>
+              </a:graphicData>
+            </a:graphic>
+          </wp:inline>
+        </w:drawing>
+      </w:r>
+    </w:p>
     <w:p>
       <w:pPr>
         <w:keepNext w:val="0"/>
@@ -17031,68 +13845,47 @@
         <w:t>For booking 2 the rent is 3 days × 2800 = 8400 and the late fee is 4 hours × 250 = 1000. Bookings 12 and 16 still have a balance because one payment is PENDING and one FAILED.</w:t>
       </w:r>
     </w:p>
-    <w:tbl>
-      <w:tblPr>
-        <w:tblW w:type="auto" w:w="0"/>
+    <w:p>
+      <w:pPr>
+        <w:keepNext/>
+        <w:spacing w:before="40" w:after="20" w:line="264" w:lineRule="auto"/>
         <w:jc w:val="center"/>
-        <w:tblLayout w:type="fixed"/>
-        <w:tblLook w:firstColumn="1" w:firstRow="1" w:lastColumn="0" w:lastRow="0" w:noHBand="0" w:noVBand="1" w:val="04A0"/>
-      </w:tblPr>
-      <w:tblGrid>
-        <w:gridCol w:w="9072"/>
-      </w:tblGrid>
-      <w:tr>
-        <w:trPr>
-          <w:trHeight w:val="2494" w:hRule="exact"/>
-          <w:cantSplit/>
-        </w:trPr>
-        <w:tc>
-          <w:tcPr>
-            <w:tcW w:type="dxa" w:w="9071"/>
-            <w:vAlign w:val="center"/>
-            <w:shd w:val="clear" w:color="auto" w:fill="FAFAF7"/>
-            <w:tcBorders>
-              <w:top w:val="dashed" w:sz="8" w:space="0" w:color="A7ABB2"/>
-              <w:left w:val="dashed" w:sz="8" w:space="0" w:color="A7ABB2"/>
-              <w:bottom w:val="dashed" w:sz="8" w:space="0" w:color="A7ABB2"/>
-              <w:right w:val="dashed" w:sz="8" w:space="0" w:color="A7ABB2"/>
-            </w:tcBorders>
-          </w:tcPr>
-          <w:p>
-            <w:pPr>
-              <w:keepNext/>
-              <w:spacing w:before="0" w:after="40" w:line="264" w:lineRule="auto"/>
-              <w:jc w:val="center"/>
-            </w:pPr>
-            <w:r>
-              <w:rPr>
-                <w:b/>
-                <w:i w:val="0"/>
-                <w:color w:val="6B6E75"/>
-                <w:sz w:val="20"/>
-              </w:rPr>
-              <w:t>SCREENSHOT PLACEHOLDER – Figure 32</w:t>
-            </w:r>
-          </w:p>
-          <w:p>
-            <w:pPr>
-              <w:keepNext/>
-              <w:spacing w:before="0" w:after="0" w:line="264" w:lineRule="auto"/>
-              <w:jc w:val="center"/>
-            </w:pPr>
-            <w:r>
-              <w:rPr>
-                <w:b w:val="0"/>
-                <w:i w:val="0"/>
-                <w:color w:val="6B6E75"/>
-                <w:sz w:val="17"/>
-              </w:rPr>
-              <w:t>Delete this box and paste the screenshot (run block T_FUNCS2 of 11_transactions.sql). Listed as Figure 32 in the screenshot checklist.</w:t>
-            </w:r>
-          </w:p>
-        </w:tc>
-      </w:tr>
-    </w:tbl>
+      </w:pPr>
+      <w:r>
+        <w:drawing>
+          <wp:inline xmlns:a="http://schemas.openxmlformats.org/drawingml/2006/main" xmlns:pic="http://schemas.openxmlformats.org/drawingml/2006/picture">
+            <wp:extent cx="4069583" cy="2085767"/>
+            <wp:docPr id="32" name="Picture 32"/>
+            <wp:cNvGraphicFramePr>
+              <a:graphicFrameLocks noChangeAspect="1"/>
+            </wp:cNvGraphicFramePr>
+            <a:graphic>
+              <a:graphicData uri="http://schemas.openxmlformats.org/drawingml/2006/picture">
+                <pic:pic>
+                  <pic:nvPicPr>
+                    <pic:cNvPr id="0" name="fig_32.png"/>
+                    <pic:cNvPicPr/>
+                  </pic:nvPicPr>
+                  <pic:blipFill>
+                    <a:blip r:embed="rId42"/>
+                    <a:stretch>
+                      <a:fillRect/>
+                    </a:stretch>
+                  </pic:blipFill>
+                  <pic:spPr>
+                    <a:xfrm>
+                      <a:off x="0" y="0"/>
+                      <a:ext cx="4069583" cy="2085767"/>
+                    </a:xfrm>
+                    <a:prstGeom prst="rect"/>
+                  </pic:spPr>
+                </pic:pic>
+              </a:graphicData>
+            </a:graphic>
+          </wp:inline>
+        </w:drawing>
+      </w:r>
+    </w:p>
     <w:p>
       <w:pPr>
         <w:keepNext w:val="0"/>
@@ -18108,68 +14901,47 @@
         <w:spacing w:before="0" w:after="40" w:line="144" w:lineRule="auto"/>
       </w:pPr>
     </w:p>
-    <w:tbl>
-      <w:tblPr>
-        <w:tblW w:type="auto" w:w="0"/>
+    <w:p>
+      <w:pPr>
+        <w:keepNext/>
+        <w:spacing w:before="40" w:after="20" w:line="264" w:lineRule="auto"/>
         <w:jc w:val="center"/>
-        <w:tblLayout w:type="fixed"/>
-        <w:tblLook w:firstColumn="1" w:firstRow="1" w:lastColumn="0" w:lastRow="0" w:noHBand="0" w:noVBand="1" w:val="04A0"/>
-      </w:tblPr>
-      <w:tblGrid>
-        <w:gridCol w:w="9072"/>
-      </w:tblGrid>
-      <w:tr>
-        <w:trPr>
-          <w:trHeight w:val="1996" w:hRule="exact"/>
-          <w:cantSplit/>
-        </w:trPr>
-        <w:tc>
-          <w:tcPr>
-            <w:tcW w:type="dxa" w:w="9071"/>
-            <w:vAlign w:val="center"/>
-            <w:shd w:val="clear" w:color="auto" w:fill="FAFAF7"/>
-            <w:tcBorders>
-              <w:top w:val="dashed" w:sz="8" w:space="0" w:color="A7ABB2"/>
-              <w:left w:val="dashed" w:sz="8" w:space="0" w:color="A7ABB2"/>
-              <w:bottom w:val="dashed" w:sz="8" w:space="0" w:color="A7ABB2"/>
-              <w:right w:val="dashed" w:sz="8" w:space="0" w:color="A7ABB2"/>
-            </w:tcBorders>
-          </w:tcPr>
-          <w:p>
-            <w:pPr>
-              <w:keepNext/>
-              <w:spacing w:before="0" w:after="40" w:line="264" w:lineRule="auto"/>
-              <w:jc w:val="center"/>
-            </w:pPr>
-            <w:r>
-              <w:rPr>
-                <w:b/>
-                <w:i w:val="0"/>
-                <w:color w:val="6B6E75"/>
-                <w:sz w:val="20"/>
-              </w:rPr>
-              <w:t>SCREENSHOT PLACEHOLDER – Figure 33</w:t>
-            </w:r>
-          </w:p>
-          <w:p>
-            <w:pPr>
-              <w:keepNext/>
-              <w:spacing w:before="0" w:after="0" w:line="264" w:lineRule="auto"/>
-              <w:jc w:val="center"/>
-            </w:pPr>
-            <w:r>
-              <w:rPr>
-                <w:b w:val="0"/>
-                <w:i w:val="0"/>
-                <w:color w:val="6B6E75"/>
-                <w:sz w:val="17"/>
-              </w:rPr>
-              <w:t>Delete this box and paste the screenshot (run block T_REGISTER of 11_transactions.sql). Listed as Figure 33 in the screenshot checklist.</w:t>
-            </w:r>
-          </w:p>
-        </w:tc>
-      </w:tr>
-    </w:tbl>
+      </w:pPr>
+      <w:r>
+        <w:drawing>
+          <wp:inline xmlns:a="http://schemas.openxmlformats.org/drawingml/2006/main" xmlns:pic="http://schemas.openxmlformats.org/drawingml/2006/picture">
+            <wp:extent cx="5564880" cy="1359360"/>
+            <wp:docPr id="33" name="Picture 33"/>
+            <wp:cNvGraphicFramePr>
+              <a:graphicFrameLocks noChangeAspect="1"/>
+            </wp:cNvGraphicFramePr>
+            <a:graphic>
+              <a:graphicData uri="http://schemas.openxmlformats.org/drawingml/2006/picture">
+                <pic:pic>
+                  <pic:nvPicPr>
+                    <pic:cNvPr id="0" name="fig_33.png"/>
+                    <pic:cNvPicPr/>
+                  </pic:nvPicPr>
+                  <pic:blipFill>
+                    <a:blip r:embed="rId43"/>
+                    <a:stretch>
+                      <a:fillRect/>
+                    </a:stretch>
+                  </pic:blipFill>
+                  <pic:spPr>
+                    <a:xfrm>
+                      <a:off x="0" y="0"/>
+                      <a:ext cx="5564880" cy="1359360"/>
+                    </a:xfrm>
+                    <a:prstGeom prst="rect"/>
+                  </pic:spPr>
+                </pic:pic>
+              </a:graphicData>
+            </a:graphic>
+          </wp:inline>
+        </w:drawing>
+      </w:r>
+    </w:p>
     <w:p>
       <w:pPr>
         <w:keepNext w:val="0"/>
@@ -18731,68 +15503,47 @@
         <w:spacing w:before="0" w:after="40" w:line="144" w:lineRule="auto"/>
       </w:pPr>
     </w:p>
-    <w:tbl>
-      <w:tblPr>
-        <w:tblW w:type="auto" w:w="0"/>
+    <w:p>
+      <w:pPr>
+        <w:keepNext/>
+        <w:spacing w:before="40" w:after="20" w:line="264" w:lineRule="auto"/>
         <w:jc w:val="center"/>
-        <w:tblLayout w:type="fixed"/>
-        <w:tblLook w:firstColumn="1" w:firstRow="1" w:lastColumn="0" w:lastRow="0" w:noHBand="0" w:noVBand="1" w:val="04A0"/>
-      </w:tblPr>
-      <w:tblGrid>
-        <w:gridCol w:w="9072"/>
-      </w:tblGrid>
-      <w:tr>
-        <w:trPr>
-          <w:trHeight w:val="2744" w:hRule="exact"/>
-          <w:cantSplit/>
-        </w:trPr>
-        <w:tc>
-          <w:tcPr>
-            <w:tcW w:type="dxa" w:w="9071"/>
-            <w:vAlign w:val="center"/>
-            <w:shd w:val="clear" w:color="auto" w:fill="FAFAF7"/>
-            <w:tcBorders>
-              <w:top w:val="dashed" w:sz="8" w:space="0" w:color="A7ABB2"/>
-              <w:left w:val="dashed" w:sz="8" w:space="0" w:color="A7ABB2"/>
-              <w:bottom w:val="dashed" w:sz="8" w:space="0" w:color="A7ABB2"/>
-              <w:right w:val="dashed" w:sz="8" w:space="0" w:color="A7ABB2"/>
-            </w:tcBorders>
-          </w:tcPr>
-          <w:p>
-            <w:pPr>
-              <w:keepNext/>
-              <w:spacing w:before="0" w:after="40" w:line="264" w:lineRule="auto"/>
-              <w:jc w:val="center"/>
-            </w:pPr>
-            <w:r>
-              <w:rPr>
-                <w:b/>
-                <w:i w:val="0"/>
-                <w:color w:val="6B6E75"/>
-                <w:sz w:val="20"/>
-              </w:rPr>
-              <w:t>SCREENSHOT PLACEHOLDER – Figure 34</w:t>
-            </w:r>
-          </w:p>
-          <w:p>
-            <w:pPr>
-              <w:keepNext/>
-              <w:spacing w:before="0" w:after="0" w:line="264" w:lineRule="auto"/>
-              <w:jc w:val="center"/>
-            </w:pPr>
-            <w:r>
-              <w:rPr>
-                <w:b w:val="0"/>
-                <w:i w:val="0"/>
-                <w:color w:val="6B6E75"/>
-                <w:sz w:val="17"/>
-              </w:rPr>
-              <w:t>Delete this box and paste the screenshot (run block T_BOOK of 11_transactions.sql). Listed as Figure 34 in the screenshot checklist.</w:t>
-            </w:r>
-          </w:p>
-        </w:tc>
-      </w:tr>
-    </w:tbl>
+      </w:pPr>
+      <w:r>
+        <w:drawing>
+          <wp:inline xmlns:a="http://schemas.openxmlformats.org/drawingml/2006/main" xmlns:pic="http://schemas.openxmlformats.org/drawingml/2006/picture">
+            <wp:extent cx="4451904" cy="2085768"/>
+            <wp:docPr id="34" name="Picture 34"/>
+            <wp:cNvGraphicFramePr>
+              <a:graphicFrameLocks noChangeAspect="1"/>
+            </wp:cNvGraphicFramePr>
+            <a:graphic>
+              <a:graphicData uri="http://schemas.openxmlformats.org/drawingml/2006/picture">
+                <pic:pic>
+                  <pic:nvPicPr>
+                    <pic:cNvPr id="0" name="fig_34.png"/>
+                    <pic:cNvPicPr/>
+                  </pic:nvPicPr>
+                  <pic:blipFill>
+                    <a:blip r:embed="rId44"/>
+                    <a:stretch>
+                      <a:fillRect/>
+                    </a:stretch>
+                  </pic:blipFill>
+                  <pic:spPr>
+                    <a:xfrm>
+                      <a:off x="0" y="0"/>
+                      <a:ext cx="4451904" cy="2085768"/>
+                    </a:xfrm>
+                    <a:prstGeom prst="rect"/>
+                  </pic:spPr>
+                </pic:pic>
+              </a:graphicData>
+            </a:graphic>
+          </wp:inline>
+        </w:drawing>
+      </w:r>
+    </w:p>
     <w:p>
       <w:pPr>
         <w:keepNext w:val="0"/>
@@ -19172,68 +15923,47 @@
         <w:spacing w:before="0" w:after="40" w:line="144" w:lineRule="auto"/>
       </w:pPr>
     </w:p>
-    <w:tbl>
-      <w:tblPr>
-        <w:tblW w:type="auto" w:w="0"/>
+    <w:p>
+      <w:pPr>
+        <w:keepNext/>
+        <w:spacing w:before="40" w:after="20" w:line="264" w:lineRule="auto"/>
         <w:jc w:val="center"/>
-        <w:tblLayout w:type="fixed"/>
-        <w:tblLook w:firstColumn="1" w:firstRow="1" w:lastColumn="0" w:lastRow="0" w:noHBand="0" w:noVBand="1" w:val="04A0"/>
-      </w:tblPr>
-      <w:tblGrid>
-        <w:gridCol w:w="9072"/>
-      </w:tblGrid>
-      <w:tr>
-        <w:trPr>
-          <w:trHeight w:val="1996" w:hRule="exact"/>
-          <w:cantSplit/>
-        </w:trPr>
-        <w:tc>
-          <w:tcPr>
-            <w:tcW w:type="dxa" w:w="9071"/>
-            <w:vAlign w:val="center"/>
-            <w:shd w:val="clear" w:color="auto" w:fill="FAFAF7"/>
-            <w:tcBorders>
-              <w:top w:val="dashed" w:sz="8" w:space="0" w:color="A7ABB2"/>
-              <w:left w:val="dashed" w:sz="8" w:space="0" w:color="A7ABB2"/>
-              <w:bottom w:val="dashed" w:sz="8" w:space="0" w:color="A7ABB2"/>
-              <w:right w:val="dashed" w:sz="8" w:space="0" w:color="A7ABB2"/>
-            </w:tcBorders>
-          </w:tcPr>
-          <w:p>
-            <w:pPr>
-              <w:keepNext/>
-              <w:spacing w:before="0" w:after="40" w:line="264" w:lineRule="auto"/>
-              <w:jc w:val="center"/>
-            </w:pPr>
-            <w:r>
-              <w:rPr>
-                <w:b/>
-                <w:i w:val="0"/>
-                <w:color w:val="6B6E75"/>
-                <w:sz w:val="20"/>
-              </w:rPr>
-              <w:t>SCREENSHOT PLACEHOLDER – Figure 35</w:t>
-            </w:r>
-          </w:p>
-          <w:p>
-            <w:pPr>
-              <w:keepNext/>
-              <w:spacing w:before="0" w:after="0" w:line="264" w:lineRule="auto"/>
-              <w:jc w:val="center"/>
-            </w:pPr>
-            <w:r>
-              <w:rPr>
-                <w:b w:val="0"/>
-                <w:i w:val="0"/>
-                <w:color w:val="6B6E75"/>
-                <w:sz w:val="17"/>
-              </w:rPr>
-              <w:t>Delete this box and paste the screenshot (run block T_PICKUP of 11_transactions.sql). Listed as Figure 35 in the screenshot checklist.</w:t>
-            </w:r>
-          </w:p>
-        </w:tc>
-      </w:tr>
-    </w:tbl>
+      </w:pPr>
+      <w:r>
+        <w:drawing>
+          <wp:inline xmlns:a="http://schemas.openxmlformats.org/drawingml/2006/main" xmlns:pic="http://schemas.openxmlformats.org/drawingml/2006/picture">
+            <wp:extent cx="3721248" cy="1359360"/>
+            <wp:docPr id="35" name="Picture 35"/>
+            <wp:cNvGraphicFramePr>
+              <a:graphicFrameLocks noChangeAspect="1"/>
+            </wp:cNvGraphicFramePr>
+            <a:graphic>
+              <a:graphicData uri="http://schemas.openxmlformats.org/drawingml/2006/picture">
+                <pic:pic>
+                  <pic:nvPicPr>
+                    <pic:cNvPr id="0" name="fig_35.png"/>
+                    <pic:cNvPicPr/>
+                  </pic:nvPicPr>
+                  <pic:blipFill>
+                    <a:blip r:embed="rId45"/>
+                    <a:stretch>
+                      <a:fillRect/>
+                    </a:stretch>
+                  </pic:blipFill>
+                  <pic:spPr>
+                    <a:xfrm>
+                      <a:off x="0" y="0"/>
+                      <a:ext cx="3721248" cy="1359360"/>
+                    </a:xfrm>
+                    <a:prstGeom prst="rect"/>
+                  </pic:spPr>
+                </pic:pic>
+              </a:graphicData>
+            </a:graphic>
+          </wp:inline>
+        </w:drawing>
+      </w:r>
+    </w:p>
     <w:p>
       <w:pPr>
         <w:keepNext w:val="0"/>
@@ -19896,68 +16626,47 @@
         <w:spacing w:before="0" w:after="40" w:line="144" w:lineRule="auto"/>
       </w:pPr>
     </w:p>
-    <w:tbl>
-      <w:tblPr>
-        <w:tblW w:type="auto" w:w="0"/>
+    <w:p>
+      <w:pPr>
+        <w:keepNext/>
+        <w:spacing w:before="40" w:after="20" w:line="264" w:lineRule="auto"/>
         <w:jc w:val="center"/>
-        <w:tblLayout w:type="fixed"/>
-        <w:tblLook w:firstColumn="1" w:firstRow="1" w:lastColumn="0" w:lastRow="0" w:noHBand="0" w:noVBand="1" w:val="04A0"/>
-      </w:tblPr>
-      <w:tblGrid>
-        <w:gridCol w:w="9072"/>
-      </w:tblGrid>
-      <w:tr>
-        <w:trPr>
-          <w:trHeight w:val="3492" w:hRule="exact"/>
-          <w:cantSplit/>
-        </w:trPr>
-        <w:tc>
-          <w:tcPr>
-            <w:tcW w:type="dxa" w:w="9071"/>
-            <w:vAlign w:val="center"/>
-            <w:shd w:val="clear" w:color="auto" w:fill="FAFAF7"/>
-            <w:tcBorders>
-              <w:top w:val="dashed" w:sz="8" w:space="0" w:color="A7ABB2"/>
-              <w:left w:val="dashed" w:sz="8" w:space="0" w:color="A7ABB2"/>
-              <w:bottom w:val="dashed" w:sz="8" w:space="0" w:color="A7ABB2"/>
-              <w:right w:val="dashed" w:sz="8" w:space="0" w:color="A7ABB2"/>
-            </w:tcBorders>
-          </w:tcPr>
-          <w:p>
-            <w:pPr>
-              <w:keepNext/>
-              <w:spacing w:before="0" w:after="40" w:line="264" w:lineRule="auto"/>
-              <w:jc w:val="center"/>
-            </w:pPr>
-            <w:r>
-              <w:rPr>
-                <w:b/>
-                <w:i w:val="0"/>
-                <w:color w:val="6B6E75"/>
-                <w:sz w:val="20"/>
-              </w:rPr>
-              <w:t>SCREENSHOT PLACEHOLDER – Figure 36</w:t>
-            </w:r>
-          </w:p>
-          <w:p>
-            <w:pPr>
-              <w:keepNext/>
-              <w:spacing w:before="0" w:after="0" w:line="264" w:lineRule="auto"/>
-              <w:jc w:val="center"/>
-            </w:pPr>
-            <w:r>
-              <w:rPr>
-                <w:b w:val="0"/>
-                <w:i w:val="0"/>
-                <w:color w:val="6B6E75"/>
-                <w:sz w:val="17"/>
-              </w:rPr>
-              <w:t>Delete this box and paste the screenshot (run block T_RETURN of 11_transactions.sql). Listed as Figure 36 in the screenshot checklist.</w:t>
-            </w:r>
-          </w:p>
-        </w:tc>
-      </w:tr>
-    </w:tbl>
+      </w:pPr>
+      <w:r>
+        <w:drawing>
+          <wp:inline xmlns:a="http://schemas.openxmlformats.org/drawingml/2006/main" xmlns:pic="http://schemas.openxmlformats.org/drawingml/2006/picture">
+            <wp:extent cx="4566600" cy="2812176"/>
+            <wp:docPr id="36" name="Picture 36"/>
+            <wp:cNvGraphicFramePr>
+              <a:graphicFrameLocks noChangeAspect="1"/>
+            </wp:cNvGraphicFramePr>
+            <a:graphic>
+              <a:graphicData uri="http://schemas.openxmlformats.org/drawingml/2006/picture">
+                <pic:pic>
+                  <pic:nvPicPr>
+                    <pic:cNvPr id="0" name="fig_36.png"/>
+                    <pic:cNvPicPr/>
+                  </pic:nvPicPr>
+                  <pic:blipFill>
+                    <a:blip r:embed="rId46"/>
+                    <a:stretch>
+                      <a:fillRect/>
+                    </a:stretch>
+                  </pic:blipFill>
+                  <pic:spPr>
+                    <a:xfrm>
+                      <a:off x="0" y="0"/>
+                      <a:ext cx="4566600" cy="2812176"/>
+                    </a:xfrm>
+                    <a:prstGeom prst="rect"/>
+                  </pic:spPr>
+                </pic:pic>
+              </a:graphicData>
+            </a:graphic>
+          </wp:inline>
+        </w:drawing>
+      </w:r>
+    </w:p>
     <w:p>
       <w:pPr>
         <w:keepNext w:val="0"/>
@@ -20488,68 +17197,47 @@
         <w:spacing w:before="0" w:after="40" w:line="144" w:lineRule="auto"/>
       </w:pPr>
     </w:p>
-    <w:tbl>
-      <w:tblPr>
-        <w:tblW w:type="auto" w:w="0"/>
+    <w:p>
+      <w:pPr>
+        <w:keepNext/>
+        <w:spacing w:before="40" w:after="20" w:line="264" w:lineRule="auto"/>
         <w:jc w:val="center"/>
-        <w:tblLayout w:type="fixed"/>
-        <w:tblLook w:firstColumn="1" w:firstRow="1" w:lastColumn="0" w:lastRow="0" w:noHBand="0" w:noVBand="1" w:val="04A0"/>
-      </w:tblPr>
-      <w:tblGrid>
-        <w:gridCol w:w="9072"/>
-      </w:tblGrid>
-      <w:tr>
-        <w:trPr>
-          <w:trHeight w:val="2993" w:hRule="exact"/>
-          <w:cantSplit/>
-        </w:trPr>
-        <w:tc>
-          <w:tcPr>
-            <w:tcW w:type="dxa" w:w="9071"/>
-            <w:vAlign w:val="center"/>
-            <w:shd w:val="clear" w:color="auto" w:fill="FAFAF7"/>
-            <w:tcBorders>
-              <w:top w:val="dashed" w:sz="8" w:space="0" w:color="A7ABB2"/>
-              <w:left w:val="dashed" w:sz="8" w:space="0" w:color="A7ABB2"/>
-              <w:bottom w:val="dashed" w:sz="8" w:space="0" w:color="A7ABB2"/>
-              <w:right w:val="dashed" w:sz="8" w:space="0" w:color="A7ABB2"/>
-            </w:tcBorders>
-          </w:tcPr>
-          <w:p>
-            <w:pPr>
-              <w:keepNext/>
-              <w:spacing w:before="0" w:after="40" w:line="264" w:lineRule="auto"/>
-              <w:jc w:val="center"/>
-            </w:pPr>
-            <w:r>
-              <w:rPr>
-                <w:b/>
-                <w:i w:val="0"/>
-                <w:color w:val="6B6E75"/>
-                <w:sz w:val="20"/>
-              </w:rPr>
-              <w:t>SCREENSHOT PLACEHOLDER – Figure 37</w:t>
-            </w:r>
-          </w:p>
-          <w:p>
-            <w:pPr>
-              <w:keepNext/>
-              <w:spacing w:before="0" w:after="0" w:line="264" w:lineRule="auto"/>
-              <w:jc w:val="center"/>
-            </w:pPr>
-            <w:r>
-              <w:rPr>
-                <w:b w:val="0"/>
-                <w:i w:val="0"/>
-                <w:color w:val="6B6E75"/>
-                <w:sz w:val="17"/>
-              </w:rPr>
-              <w:t>Delete this box and paste the screenshot (run block T_CANCEL of 11_transactions.sql). Listed as Figure 37 in the screenshot checklist.</w:t>
-            </w:r>
-          </w:p>
-        </w:tc>
-      </w:tr>
-    </w:tbl>
+      </w:pPr>
+      <w:r>
+        <w:drawing>
+          <wp:inline xmlns:a="http://schemas.openxmlformats.org/drawingml/2006/main" xmlns:pic="http://schemas.openxmlformats.org/drawingml/2006/picture">
+            <wp:extent cx="4528368" cy="2812176"/>
+            <wp:docPr id="37" name="Picture 37"/>
+            <wp:cNvGraphicFramePr>
+              <a:graphicFrameLocks noChangeAspect="1"/>
+            </wp:cNvGraphicFramePr>
+            <a:graphic>
+              <a:graphicData uri="http://schemas.openxmlformats.org/drawingml/2006/picture">
+                <pic:pic>
+                  <pic:nvPicPr>
+                    <pic:cNvPr id="0" name="fig_37.png"/>
+                    <pic:cNvPicPr/>
+                  </pic:nvPicPr>
+                  <pic:blipFill>
+                    <a:blip r:embed="rId47"/>
+                    <a:stretch>
+                      <a:fillRect/>
+                    </a:stretch>
+                  </pic:blipFill>
+                  <pic:spPr>
+                    <a:xfrm>
+                      <a:off x="0" y="0"/>
+                      <a:ext cx="4528368" cy="2812176"/>
+                    </a:xfrm>
+                    <a:prstGeom prst="rect"/>
+                  </pic:spPr>
+                </pic:pic>
+              </a:graphicData>
+            </a:graphic>
+          </wp:inline>
+        </w:drawing>
+      </w:r>
+    </w:p>
     <w:p>
       <w:pPr>
         <w:keepNext w:val="0"/>
@@ -21050,68 +17738,47 @@
         <w:spacing w:before="0" w:after="40" w:line="144" w:lineRule="auto"/>
       </w:pPr>
     </w:p>
-    <w:tbl>
-      <w:tblPr>
-        <w:tblW w:type="auto" w:w="0"/>
+    <w:p>
+      <w:pPr>
+        <w:keepNext/>
+        <w:spacing w:before="40" w:after="20" w:line="264" w:lineRule="auto"/>
         <w:jc w:val="center"/>
-        <w:tblLayout w:type="fixed"/>
-        <w:tblLook w:firstColumn="1" w:firstRow="1" w:lastColumn="0" w:lastRow="0" w:noHBand="0" w:noVBand="1" w:val="04A0"/>
-      </w:tblPr>
-      <w:tblGrid>
-        <w:gridCol w:w="9072"/>
-      </w:tblGrid>
-      <w:tr>
-        <w:trPr>
-          <w:trHeight w:val="1746" w:hRule="exact"/>
-          <w:cantSplit/>
-        </w:trPr>
-        <w:tc>
-          <w:tcPr>
-            <w:tcW w:type="dxa" w:w="9071"/>
-            <w:vAlign w:val="center"/>
-            <w:shd w:val="clear" w:color="auto" w:fill="FAFAF7"/>
-            <w:tcBorders>
-              <w:top w:val="dashed" w:sz="8" w:space="0" w:color="A7ABB2"/>
-              <w:left w:val="dashed" w:sz="8" w:space="0" w:color="A7ABB2"/>
-              <w:bottom w:val="dashed" w:sz="8" w:space="0" w:color="A7ABB2"/>
-              <w:right w:val="dashed" w:sz="8" w:space="0" w:color="A7ABB2"/>
-            </w:tcBorders>
-          </w:tcPr>
-          <w:p>
-            <w:pPr>
-              <w:keepNext/>
-              <w:spacing w:before="0" w:after="40" w:line="264" w:lineRule="auto"/>
-              <w:jc w:val="center"/>
-            </w:pPr>
-            <w:r>
-              <w:rPr>
-                <w:b/>
-                <w:i w:val="0"/>
-                <w:color w:val="6B6E75"/>
-                <w:sz w:val="20"/>
-              </w:rPr>
-              <w:t>SCREENSHOT PLACEHOLDER – Figure 38</w:t>
-            </w:r>
-          </w:p>
-          <w:p>
-            <w:pPr>
-              <w:keepNext/>
-              <w:spacing w:before="0" w:after="0" w:line="264" w:lineRule="auto"/>
-              <w:jc w:val="center"/>
-            </w:pPr>
-            <w:r>
-              <w:rPr>
-                <w:b w:val="0"/>
-                <w:i w:val="0"/>
-                <w:color w:val="6B6E75"/>
-                <w:sz w:val="17"/>
-              </w:rPr>
-              <w:t>Delete this box and paste the screenshot (run block T_OVERDUE of 11_transactions.sql). Listed as Figure 38 in the screenshot checklist.</w:t>
-            </w:r>
-          </w:p>
-        </w:tc>
-      </w:tr>
-    </w:tbl>
+      </w:pPr>
+      <w:r>
+        <w:drawing>
+          <wp:inline xmlns:a="http://schemas.openxmlformats.org/drawingml/2006/main" xmlns:pic="http://schemas.openxmlformats.org/drawingml/2006/picture">
+            <wp:extent cx="4031352" cy="713664"/>
+            <wp:docPr id="38" name="Picture 38"/>
+            <wp:cNvGraphicFramePr>
+              <a:graphicFrameLocks noChangeAspect="1"/>
+            </wp:cNvGraphicFramePr>
+            <a:graphic>
+              <a:graphicData uri="http://schemas.openxmlformats.org/drawingml/2006/picture">
+                <pic:pic>
+                  <pic:nvPicPr>
+                    <pic:cNvPr id="0" name="fig_38.png"/>
+                    <pic:cNvPicPr/>
+                  </pic:nvPicPr>
+                  <pic:blipFill>
+                    <a:blip r:embed="rId48"/>
+                    <a:stretch>
+                      <a:fillRect/>
+                    </a:stretch>
+                  </pic:blipFill>
+                  <pic:spPr>
+                    <a:xfrm>
+                      <a:off x="0" y="0"/>
+                      <a:ext cx="4031352" cy="713664"/>
+                    </a:xfrm>
+                    <a:prstGeom prst="rect"/>
+                  </pic:spPr>
+                </pic:pic>
+              </a:graphicData>
+            </a:graphic>
+          </wp:inline>
+        </w:drawing>
+      </w:r>
+    </w:p>
     <w:p>
       <w:pPr>
         <w:keepNext w:val="0"/>
@@ -21487,68 +18154,47 @@
         <w:spacing w:before="0" w:after="40" w:line="144" w:lineRule="auto"/>
       </w:pPr>
     </w:p>
-    <w:tbl>
-      <w:tblPr>
-        <w:tblW w:type="auto" w:w="0"/>
+    <w:p>
+      <w:pPr>
+        <w:keepNext/>
+        <w:spacing w:before="40" w:after="20" w:line="264" w:lineRule="auto"/>
         <w:jc w:val="center"/>
-        <w:tblLayout w:type="fixed"/>
-        <w:tblLook w:firstColumn="1" w:firstRow="1" w:lastColumn="0" w:lastRow="0" w:noHBand="0" w:noVBand="1" w:val="04A0"/>
-      </w:tblPr>
-      <w:tblGrid>
-        <w:gridCol w:w="9072"/>
-      </w:tblGrid>
-      <w:tr>
-        <w:trPr>
-          <w:trHeight w:val="1746" w:hRule="exact"/>
-          <w:cantSplit/>
-        </w:trPr>
-        <w:tc>
-          <w:tcPr>
-            <w:tcW w:type="dxa" w:w="9071"/>
-            <w:vAlign w:val="center"/>
-            <w:shd w:val="clear" w:color="auto" w:fill="FAFAF7"/>
-            <w:tcBorders>
-              <w:top w:val="dashed" w:sz="8" w:space="0" w:color="A7ABB2"/>
-              <w:left w:val="dashed" w:sz="8" w:space="0" w:color="A7ABB2"/>
-              <w:bottom w:val="dashed" w:sz="8" w:space="0" w:color="A7ABB2"/>
-              <w:right w:val="dashed" w:sz="8" w:space="0" w:color="A7ABB2"/>
-            </w:tcBorders>
-          </w:tcPr>
-          <w:p>
-            <w:pPr>
-              <w:keepNext/>
-              <w:spacing w:before="0" w:after="40" w:line="264" w:lineRule="auto"/>
-              <w:jc w:val="center"/>
-            </w:pPr>
-            <w:r>
-              <w:rPr>
-                <w:b/>
-                <w:i w:val="0"/>
-                <w:color w:val="6B6E75"/>
-                <w:sz w:val="20"/>
-              </w:rPr>
-              <w:t>SCREENSHOT PLACEHOLDER – Figure 39</w:t>
-            </w:r>
-          </w:p>
-          <w:p>
-            <w:pPr>
-              <w:keepNext/>
-              <w:spacing w:before="0" w:after="0" w:line="264" w:lineRule="auto"/>
-              <w:jc w:val="center"/>
-            </w:pPr>
-            <w:r>
-              <w:rPr>
-                <w:b w:val="0"/>
-                <w:i w:val="0"/>
-                <w:color w:val="6B6E75"/>
-                <w:sz w:val="17"/>
-              </w:rPr>
-              <w:t>Delete this box and paste the screenshot (run block T_DUES of 11_transactions.sql). Listed as Figure 39 in the screenshot checklist.</w:t>
-            </w:r>
-          </w:p>
-        </w:tc>
-      </w:tr>
-    </w:tbl>
+      </w:pPr>
+      <w:r>
+        <w:drawing>
+          <wp:inline xmlns:a="http://schemas.openxmlformats.org/drawingml/2006/main" xmlns:pic="http://schemas.openxmlformats.org/drawingml/2006/picture">
+            <wp:extent cx="2417112" cy="794376"/>
+            <wp:docPr id="39" name="Picture 39"/>
+            <wp:cNvGraphicFramePr>
+              <a:graphicFrameLocks noChangeAspect="1"/>
+            </wp:cNvGraphicFramePr>
+            <a:graphic>
+              <a:graphicData uri="http://schemas.openxmlformats.org/drawingml/2006/picture">
+                <pic:pic>
+                  <pic:nvPicPr>
+                    <pic:cNvPr id="0" name="fig_39.png"/>
+                    <pic:cNvPicPr/>
+                  </pic:nvPicPr>
+                  <pic:blipFill>
+                    <a:blip r:embed="rId49"/>
+                    <a:stretch>
+                      <a:fillRect/>
+                    </a:stretch>
+                  </pic:blipFill>
+                  <pic:spPr>
+                    <a:xfrm>
+                      <a:off x="0" y="0"/>
+                      <a:ext cx="2417112" cy="794376"/>
+                    </a:xfrm>
+                    <a:prstGeom prst="rect"/>
+                  </pic:spPr>
+                </pic:pic>
+              </a:graphicData>
+            </a:graphic>
+          </wp:inline>
+        </w:drawing>
+      </w:r>
+    </w:p>
     <w:p>
       <w:pPr>
         <w:keepNext w:val="0"/>
@@ -24264,68 +20910,47 @@
         <w:spacing w:before="0" w:after="40" w:line="144" w:lineRule="auto"/>
       </w:pPr>
     </w:p>
-    <w:tbl>
-      <w:tblPr>
-        <w:tblW w:type="auto" w:w="0"/>
+    <w:p>
+      <w:pPr>
+        <w:keepNext/>
+        <w:spacing w:before="40" w:after="20" w:line="264" w:lineRule="auto"/>
         <w:jc w:val="center"/>
-        <w:tblLayout w:type="fixed"/>
-        <w:tblLook w:firstColumn="1" w:firstRow="1" w:lastColumn="0" w:lastRow="0" w:noHBand="0" w:noVBand="1" w:val="04A0"/>
-      </w:tblPr>
-      <w:tblGrid>
-        <w:gridCol w:w="9072"/>
-      </w:tblGrid>
-      <w:tr>
-        <w:trPr>
-          <w:trHeight w:val="2494" w:hRule="exact"/>
-          <w:cantSplit/>
-        </w:trPr>
-        <w:tc>
-          <w:tcPr>
-            <w:tcW w:type="dxa" w:w="9071"/>
-            <w:vAlign w:val="center"/>
-            <w:shd w:val="clear" w:color="auto" w:fill="FAFAF7"/>
-            <w:tcBorders>
-              <w:top w:val="dashed" w:sz="8" w:space="0" w:color="A7ABB2"/>
-              <w:left w:val="dashed" w:sz="8" w:space="0" w:color="A7ABB2"/>
-              <w:bottom w:val="dashed" w:sz="8" w:space="0" w:color="A7ABB2"/>
-              <w:right w:val="dashed" w:sz="8" w:space="0" w:color="A7ABB2"/>
-            </w:tcBorders>
-          </w:tcPr>
-          <w:p>
-            <w:pPr>
-              <w:keepNext/>
-              <w:spacing w:before="0" w:after="40" w:line="264" w:lineRule="auto"/>
-              <w:jc w:val="center"/>
-            </w:pPr>
-            <w:r>
-              <w:rPr>
-                <w:b/>
-                <w:i w:val="0"/>
-                <w:color w:val="6B6E75"/>
-                <w:sz w:val="20"/>
-              </w:rPr>
-              <w:t>SCREENSHOT PLACEHOLDER – Figure 40</w:t>
-            </w:r>
-          </w:p>
-          <w:p>
-            <w:pPr>
-              <w:keepNext/>
-              <w:spacing w:before="0" w:after="0" w:line="264" w:lineRule="auto"/>
-              <w:jc w:val="center"/>
-            </w:pPr>
-            <w:r>
-              <w:rPr>
-                <w:b w:val="0"/>
-                <w:i w:val="0"/>
-                <w:color w:val="6B6E75"/>
-                <w:sz w:val="17"/>
-              </w:rPr>
-              <w:t>Delete this box and paste the screenshot (run block T_TRG_CUSTOMER of 11_transactions.sql). Listed as Figure 40 in the screenshot checklist.</w:t>
-            </w:r>
-          </w:p>
-        </w:tc>
-      </w:tr>
-    </w:tbl>
+      </w:pPr>
+      <w:r>
+        <w:drawing>
+          <wp:inline xmlns:a="http://schemas.openxmlformats.org/drawingml/2006/main" xmlns:pic="http://schemas.openxmlformats.org/drawingml/2006/picture">
+            <wp:extent cx="4834224" cy="2085768"/>
+            <wp:docPr id="40" name="Picture 40"/>
+            <wp:cNvGraphicFramePr>
+              <a:graphicFrameLocks noChangeAspect="1"/>
+            </wp:cNvGraphicFramePr>
+            <a:graphic>
+              <a:graphicData uri="http://schemas.openxmlformats.org/drawingml/2006/picture">
+                <pic:pic>
+                  <pic:nvPicPr>
+                    <pic:cNvPr id="0" name="fig_40.png"/>
+                    <pic:cNvPicPr/>
+                  </pic:nvPicPr>
+                  <pic:blipFill>
+                    <a:blip r:embed="rId50"/>
+                    <a:stretch>
+                      <a:fillRect/>
+                    </a:stretch>
+                  </pic:blipFill>
+                  <pic:spPr>
+                    <a:xfrm>
+                      <a:off x="0" y="0"/>
+                      <a:ext cx="4834224" cy="2085768"/>
+                    </a:xfrm>
+                    <a:prstGeom prst="rect"/>
+                  </pic:spPr>
+                </pic:pic>
+              </a:graphicData>
+            </a:graphic>
+          </wp:inline>
+        </w:drawing>
+      </w:r>
+    </w:p>
     <w:p>
       <w:pPr>
         <w:keepNext w:val="0"/>
@@ -24351,68 +20976,47 @@
         <w:t>trg_customer_validate rejects an under-age customer and an expired licence</w:t>
       </w:r>
     </w:p>
-    <w:tbl>
-      <w:tblPr>
-        <w:tblW w:type="auto" w:w="0"/>
+    <w:p>
+      <w:pPr>
+        <w:keepNext/>
+        <w:spacing w:before="40" w:after="20" w:line="264" w:lineRule="auto"/>
         <w:jc w:val="center"/>
-        <w:tblLayout w:type="fixed"/>
-        <w:tblLook w:firstColumn="1" w:firstRow="1" w:lastColumn="0" w:lastRow="0" w:noHBand="0" w:noVBand="1" w:val="04A0"/>
-      </w:tblPr>
-      <w:tblGrid>
-        <w:gridCol w:w="9072"/>
-      </w:tblGrid>
-      <w:tr>
-        <w:trPr>
-          <w:trHeight w:val="2744" w:hRule="exact"/>
-          <w:cantSplit/>
-        </w:trPr>
-        <w:tc>
-          <w:tcPr>
-            <w:tcW w:type="dxa" w:w="9071"/>
-            <w:vAlign w:val="center"/>
-            <w:shd w:val="clear" w:color="auto" w:fill="FAFAF7"/>
-            <w:tcBorders>
-              <w:top w:val="dashed" w:sz="8" w:space="0" w:color="A7ABB2"/>
-              <w:left w:val="dashed" w:sz="8" w:space="0" w:color="A7ABB2"/>
-              <w:bottom w:val="dashed" w:sz="8" w:space="0" w:color="A7ABB2"/>
-              <w:right w:val="dashed" w:sz="8" w:space="0" w:color="A7ABB2"/>
-            </w:tcBorders>
-          </w:tcPr>
-          <w:p>
-            <w:pPr>
-              <w:keepNext/>
-              <w:spacing w:before="0" w:after="40" w:line="264" w:lineRule="auto"/>
-              <w:jc w:val="center"/>
-            </w:pPr>
-            <w:r>
-              <w:rPr>
-                <w:b/>
-                <w:i w:val="0"/>
-                <w:color w:val="6B6E75"/>
-                <w:sz w:val="20"/>
-              </w:rPr>
-              <w:t>SCREENSHOT PLACEHOLDER – Figure 41</w:t>
-            </w:r>
-          </w:p>
-          <w:p>
-            <w:pPr>
-              <w:keepNext/>
-              <w:spacing w:before="0" w:after="0" w:line="264" w:lineRule="auto"/>
-              <w:jc w:val="center"/>
-            </w:pPr>
-            <w:r>
-              <w:rPr>
-                <w:b w:val="0"/>
-                <w:i w:val="0"/>
-                <w:color w:val="6B6E75"/>
-                <w:sz w:val="17"/>
-              </w:rPr>
-              <w:t>Delete this box and paste the screenshot (run block T_TRG_BOOKING of 11_transactions.sql). Listed as Figure 41 in the screenshot checklist.</w:t>
-            </w:r>
-          </w:p>
-        </w:tc>
-      </w:tr>
-    </w:tbl>
+      </w:pPr>
+      <w:r>
+        <w:drawing>
+          <wp:inline xmlns:a="http://schemas.openxmlformats.org/drawingml/2006/main" xmlns:pic="http://schemas.openxmlformats.org/drawingml/2006/picture">
+            <wp:extent cx="5870736" cy="2327904"/>
+            <wp:docPr id="41" name="Picture 41"/>
+            <wp:cNvGraphicFramePr>
+              <a:graphicFrameLocks noChangeAspect="1"/>
+            </wp:cNvGraphicFramePr>
+            <a:graphic>
+              <a:graphicData uri="http://schemas.openxmlformats.org/drawingml/2006/picture">
+                <pic:pic>
+                  <pic:nvPicPr>
+                    <pic:cNvPr id="0" name="fig_41.png"/>
+                    <pic:cNvPicPr/>
+                  </pic:nvPicPr>
+                  <pic:blipFill>
+                    <a:blip r:embed="rId51"/>
+                    <a:stretch>
+                      <a:fillRect/>
+                    </a:stretch>
+                  </pic:blipFill>
+                  <pic:spPr>
+                    <a:xfrm>
+                      <a:off x="0" y="0"/>
+                      <a:ext cx="5870736" cy="2327904"/>
+                    </a:xfrm>
+                    <a:prstGeom prst="rect"/>
+                  </pic:spPr>
+                </pic:pic>
+              </a:graphicData>
+            </a:graphic>
+          </wp:inline>
+        </w:drawing>
+      </w:r>
+    </w:p>
     <w:p>
       <w:pPr>
         <w:keepNext w:val="0"/>
@@ -24438,68 +21042,47 @@
         <w:t>trg_booking_validate rejects a short licence and a vehicle that is already rented</w:t>
       </w:r>
     </w:p>
-    <w:tbl>
-      <w:tblPr>
-        <w:tblW w:type="auto" w:w="0"/>
+    <w:p>
+      <w:pPr>
+        <w:keepNext/>
+        <w:spacing w:before="40" w:after="20" w:line="264" w:lineRule="auto"/>
         <w:jc w:val="center"/>
-        <w:tblLayout w:type="fixed"/>
-        <w:tblLook w:firstColumn="1" w:firstRow="1" w:lastColumn="0" w:lastRow="0" w:noHBand="0" w:noVBand="1" w:val="04A0"/>
-      </w:tblPr>
-      <w:tblGrid>
-        <w:gridCol w:w="9072"/>
-      </w:tblGrid>
-      <w:tr>
-        <w:trPr>
-          <w:trHeight w:val="4241" w:hRule="exact"/>
-          <w:cantSplit/>
-        </w:trPr>
-        <w:tc>
-          <w:tcPr>
-            <w:tcW w:type="dxa" w:w="9071"/>
-            <w:vAlign w:val="center"/>
-            <w:shd w:val="clear" w:color="auto" w:fill="FAFAF7"/>
-            <w:tcBorders>
-              <w:top w:val="dashed" w:sz="8" w:space="0" w:color="A7ABB2"/>
-              <w:left w:val="dashed" w:sz="8" w:space="0" w:color="A7ABB2"/>
-              <w:bottom w:val="dashed" w:sz="8" w:space="0" w:color="A7ABB2"/>
-              <w:right w:val="dashed" w:sz="8" w:space="0" w:color="A7ABB2"/>
-            </w:tcBorders>
-          </w:tcPr>
-          <w:p>
-            <w:pPr>
-              <w:keepNext/>
-              <w:spacing w:before="0" w:after="40" w:line="264" w:lineRule="auto"/>
-              <w:jc w:val="center"/>
-            </w:pPr>
-            <w:r>
-              <w:rPr>
-                <w:b/>
-                <w:i w:val="0"/>
-                <w:color w:val="6B6E75"/>
-                <w:sz w:val="20"/>
-              </w:rPr>
-              <w:t>SCREENSHOT PLACEHOLDER – Figure 42</w:t>
-            </w:r>
-          </w:p>
-          <w:p>
-            <w:pPr>
-              <w:keepNext/>
-              <w:spacing w:before="0" w:after="0" w:line="264" w:lineRule="auto"/>
-              <w:jc w:val="center"/>
-            </w:pPr>
-            <w:r>
-              <w:rPr>
-                <w:b w:val="0"/>
-                <w:i w:val="0"/>
-                <w:color w:val="6B6E75"/>
-                <w:sz w:val="17"/>
-              </w:rPr>
-              <w:t>Delete this box and paste the screenshot (run block T_TRG_MAINT of 11_transactions.sql). Listed as Figure 42 in the screenshot checklist.</w:t>
-            </w:r>
-          </w:p>
-        </w:tc>
-      </w:tr>
-    </w:tbl>
+      </w:pPr>
+      <w:r>
+        <w:drawing>
+          <wp:inline xmlns:a="http://schemas.openxmlformats.org/drawingml/2006/main" xmlns:pic="http://schemas.openxmlformats.org/drawingml/2006/picture">
+            <wp:extent cx="4107816" cy="4829976"/>
+            <wp:docPr id="42" name="Picture 42"/>
+            <wp:cNvGraphicFramePr>
+              <a:graphicFrameLocks noChangeAspect="1"/>
+            </wp:cNvGraphicFramePr>
+            <a:graphic>
+              <a:graphicData uri="http://schemas.openxmlformats.org/drawingml/2006/picture">
+                <pic:pic>
+                  <pic:nvPicPr>
+                    <pic:cNvPr id="0" name="fig_42.png"/>
+                    <pic:cNvPicPr/>
+                  </pic:nvPicPr>
+                  <pic:blipFill>
+                    <a:blip r:embed="rId52"/>
+                    <a:stretch>
+                      <a:fillRect/>
+                    </a:stretch>
+                  </pic:blipFill>
+                  <pic:spPr>
+                    <a:xfrm>
+                      <a:off x="0" y="0"/>
+                      <a:ext cx="4107816" cy="4829976"/>
+                    </a:xfrm>
+                    <a:prstGeom prst="rect"/>
+                  </pic:spPr>
+                </pic:pic>
+              </a:graphicData>
+            </a:graphic>
+          </wp:inline>
+        </w:drawing>
+      </w:r>
+    </w:p>
     <w:p>
       <w:pPr>
         <w:keepNext w:val="0"/>
@@ -27069,68 +23652,47 @@
         <w:spacing w:before="0" w:after="40" w:line="144" w:lineRule="auto"/>
       </w:pPr>
     </w:p>
-    <w:tbl>
-      <w:tblPr>
-        <w:tblW w:type="auto" w:w="0"/>
+    <w:p>
+      <w:pPr>
+        <w:keepNext/>
+        <w:spacing w:before="40" w:after="20" w:line="264" w:lineRule="auto"/>
         <w:jc w:val="center"/>
-        <w:tblLayout w:type="fixed"/>
-        <w:tblLook w:firstColumn="1" w:firstRow="1" w:lastColumn="0" w:lastRow="0" w:noHBand="0" w:noVBand="1" w:val="04A0"/>
-      </w:tblPr>
-      <w:tblGrid>
-        <w:gridCol w:w="9072"/>
-      </w:tblGrid>
-      <w:tr>
-        <w:trPr>
-          <w:trHeight w:val="3991" w:hRule="exact"/>
-          <w:cantSplit/>
-        </w:trPr>
-        <w:tc>
-          <w:tcPr>
-            <w:tcW w:type="dxa" w:w="9071"/>
-            <w:vAlign w:val="center"/>
-            <w:shd w:val="clear" w:color="auto" w:fill="FAFAF7"/>
-            <w:tcBorders>
-              <w:top w:val="dashed" w:sz="8" w:space="0" w:color="A7ABB2"/>
-              <w:left w:val="dashed" w:sz="8" w:space="0" w:color="A7ABB2"/>
-              <w:bottom w:val="dashed" w:sz="8" w:space="0" w:color="A7ABB2"/>
-              <w:right w:val="dashed" w:sz="8" w:space="0" w:color="A7ABB2"/>
-            </w:tcBorders>
-          </w:tcPr>
-          <w:p>
-            <w:pPr>
-              <w:keepNext/>
-              <w:spacing w:before="0" w:after="40" w:line="264" w:lineRule="auto"/>
-              <w:jc w:val="center"/>
-            </w:pPr>
-            <w:r>
-              <w:rPr>
-                <w:b/>
-                <w:i w:val="0"/>
-                <w:color w:val="6B6E75"/>
-                <w:sz w:val="20"/>
-              </w:rPr>
-              <w:t>SCREENSHOT PLACEHOLDER – Figure 43</w:t>
-            </w:r>
-          </w:p>
-          <w:p>
-            <w:pPr>
-              <w:keepNext/>
-              <w:spacing w:before="0" w:after="0" w:line="264" w:lineRule="auto"/>
-              <w:jc w:val="center"/>
-            </w:pPr>
-            <w:r>
-              <w:rPr>
-                <w:b w:val="0"/>
-                <w:i w:val="0"/>
-                <w:color w:val="6B6E75"/>
-                <w:sz w:val="17"/>
-              </w:rPr>
-              <w:t>Delete this box and paste the screenshot (run block T_RULES of 11_transactions.sql). Listed as Figure 43 in the screenshot checklist.</w:t>
-            </w:r>
-          </w:p>
-        </w:tc>
-      </w:tr>
-    </w:tbl>
+      </w:pPr>
+      <w:r>
+        <w:drawing>
+          <wp:inline xmlns:a="http://schemas.openxmlformats.org/drawingml/2006/main" xmlns:pic="http://schemas.openxmlformats.org/drawingml/2006/picture">
+            <wp:extent cx="5870736" cy="4507128"/>
+            <wp:docPr id="43" name="Picture 43"/>
+            <wp:cNvGraphicFramePr>
+              <a:graphicFrameLocks noChangeAspect="1"/>
+            </wp:cNvGraphicFramePr>
+            <a:graphic>
+              <a:graphicData uri="http://schemas.openxmlformats.org/drawingml/2006/picture">
+                <pic:pic>
+                  <pic:nvPicPr>
+                    <pic:cNvPr id="0" name="fig_43.png"/>
+                    <pic:cNvPicPr/>
+                  </pic:nvPicPr>
+                  <pic:blipFill>
+                    <a:blip r:embed="rId53"/>
+                    <a:stretch>
+                      <a:fillRect/>
+                    </a:stretch>
+                  </pic:blipFill>
+                  <pic:spPr>
+                    <a:xfrm>
+                      <a:off x="0" y="0"/>
+                      <a:ext cx="5870736" cy="4507128"/>
+                    </a:xfrm>
+                    <a:prstGeom prst="rect"/>
+                  </pic:spPr>
+                </pic:pic>
+              </a:graphicData>
+            </a:graphic>
+          </wp:inline>
+        </w:drawing>
+      </w:r>
+    </w:p>
     <w:p>
       <w:pPr>
         <w:keepNext w:val="0"/>

--- a/review2/Vehicle_Rental_Review2_Report.docx
+++ b/review2/Vehicle_Rental_Review2_Report.docx
@@ -1888,7 +1888,7 @@
                 <w:i w:val="0"/>
                 <w:sz w:val="18"/>
               </w:rPr>
-              <w:t>8 tables, 4 sequences; 8 PRIMARY KEY, 10 FOREIGN KEY, 10 UNIQUE, 23 CHECK, 34 NOT NULL constraints and 13 DEFAULT values. 8 constraint tests.</w:t>
+              <w:t>8 tables, 4 sequences; 8 PRIMARY KEY, 10 FOREIGN KEY, 10 UNIQUE, 23 CHECK, 34 NOT NULL constraints and 14 DEFAULT values. 8 constraint tests.</w:t>
             </w:r>
           </w:p>
         </w:tc>
@@ -6152,7 +6152,7 @@
                 <w:i w:val="0"/>
                 <w:sz w:val="17"/>
               </w:rPr>
-              <w:t>13</w:t>
+              <w:t>14</w:t>
             </w:r>
           </w:p>
         </w:tc>
@@ -7381,6 +7381,20 @@
         <w:keepNext w:val="0"/>
         <w:spacing w:before="0" w:after="40" w:line="144" w:lineRule="auto"/>
       </w:pPr>
+    </w:p>
+    <w:p>
+      <w:pPr>
+        <w:keepNext w:val="0"/>
+        <w:spacing w:before="0" w:after="80" w:line="264" w:lineRule="auto"/>
+      </w:pPr>
+      <w:r>
+        <w:rPr>
+          <w:b w:val="0"/>
+          <w:i w:val="0"/>
+          <w:sz w:val="20"/>
+        </w:rPr>
+        <w:t>The ORA- messages (shown in red) in Figures 6 and 7, and later in the trigger and business-rule tests, are expected results, not mistakes: each test is written to break one rule, and the error proves that Oracle refused the bad data.</w:t>
+      </w:r>
     </w:p>
     <w:p>
       <w:pPr>
@@ -8811,7 +8825,7 @@
       <w:r>
         <w:drawing>
           <wp:inline xmlns:a="http://schemas.openxmlformats.org/drawingml/2006/main" xmlns:pic="http://schemas.openxmlformats.org/drawingml/2006/picture">
-            <wp:extent cx="4031352" cy="2247192"/>
+            <wp:extent cx="4069583" cy="2085767"/>
             <wp:docPr id="9" name="Picture 9"/>
             <wp:cNvGraphicFramePr>
               <a:graphicFrameLocks noChangeAspect="1"/>
@@ -8832,7 +8846,7 @@
                   <pic:spPr>
                     <a:xfrm>
                       <a:off x="0" y="0"/>
-                      <a:ext cx="4031352" cy="2247192"/>
+                      <a:ext cx="4069583" cy="2085767"/>
                     </a:xfrm>
                     <a:prstGeom prst="rect"/>
                   </pic:spPr>
@@ -8877,7 +8891,7 @@
       <w:r>
         <w:drawing>
           <wp:inline xmlns:a="http://schemas.openxmlformats.org/drawingml/2006/main" xmlns:pic="http://schemas.openxmlformats.org/drawingml/2006/picture">
-            <wp:extent cx="5029632" cy="2812176"/>
+            <wp:extent cx="4375440" cy="2812176"/>
             <wp:docPr id="10" name="Picture 10"/>
             <wp:cNvGraphicFramePr>
               <a:graphicFrameLocks noChangeAspect="1"/>
@@ -8898,7 +8912,7 @@
                   <pic:spPr>
                     <a:xfrm>
                       <a:off x="0" y="0"/>
-                      <a:ext cx="5029632" cy="2812176"/>
+                      <a:ext cx="4375440" cy="2812176"/>
                     </a:xfrm>
                     <a:prstGeom prst="rect"/>
                   </pic:spPr>
@@ -10721,7 +10735,7 @@
       <w:r>
         <w:drawing>
           <wp:inline xmlns:a="http://schemas.openxmlformats.org/drawingml/2006/main" xmlns:pic="http://schemas.openxmlformats.org/drawingml/2006/picture">
-            <wp:extent cx="4451904" cy="1682208"/>
+            <wp:extent cx="4490136" cy="1682208"/>
             <wp:docPr id="22" name="Picture 22"/>
             <wp:cNvGraphicFramePr>
               <a:graphicFrameLocks noChangeAspect="1"/>
@@ -10742,7 +10756,7 @@
                   <pic:spPr>
                     <a:xfrm>
                       <a:off x="0" y="0"/>
-                      <a:ext cx="4451904" cy="1682208"/>
+                      <a:ext cx="4490136" cy="1682208"/>
                     </a:xfrm>
                     <a:prstGeom prst="rect"/>
                   </pic:spPr>
@@ -10844,7 +10858,7 @@
       <w:r>
         <w:drawing>
           <wp:inline xmlns:a="http://schemas.openxmlformats.org/drawingml/2006/main" xmlns:pic="http://schemas.openxmlformats.org/drawingml/2006/picture">
-            <wp:extent cx="4528368" cy="2085768"/>
+            <wp:extent cx="3954887" cy="2085767"/>
             <wp:docPr id="23" name="Picture 23"/>
             <wp:cNvGraphicFramePr>
               <a:graphicFrameLocks noChangeAspect="1"/>
@@ -10865,7 +10879,7 @@
                   <pic:spPr>
                     <a:xfrm>
                       <a:off x="0" y="0"/>
-                      <a:ext cx="4528368" cy="2085768"/>
+                      <a:ext cx="3954887" cy="2085767"/>
                     </a:xfrm>
                     <a:prstGeom prst="rect"/>
                   </pic:spPr>
@@ -11104,7 +11118,7 @@
       <w:r>
         <w:drawing>
           <wp:inline xmlns:a="http://schemas.openxmlformats.org/drawingml/2006/main" xmlns:pic="http://schemas.openxmlformats.org/drawingml/2006/picture">
-            <wp:extent cx="3840191" cy="1682208"/>
+            <wp:extent cx="3683015" cy="1682208"/>
             <wp:docPr id="25" name="Picture 25"/>
             <wp:cNvGraphicFramePr>
               <a:graphicFrameLocks noChangeAspect="1"/>
@@ -11125,7 +11139,7 @@
                   <pic:spPr>
                     <a:xfrm>
                       <a:off x="0" y="0"/>
-                      <a:ext cx="3840191" cy="1682208"/>
+                      <a:ext cx="3683015" cy="1682208"/>
                     </a:xfrm>
                     <a:prstGeom prst="rect"/>
                   </pic:spPr>
@@ -11610,7 +11624,7 @@
       <w:r>
         <w:drawing>
           <wp:inline xmlns:a="http://schemas.openxmlformats.org/drawingml/2006/main" xmlns:pic="http://schemas.openxmlformats.org/drawingml/2006/picture">
-            <wp:extent cx="3644784" cy="1278648"/>
+            <wp:extent cx="3300696" cy="1278648"/>
             <wp:docPr id="29" name="Picture 29"/>
             <wp:cNvGraphicFramePr>
               <a:graphicFrameLocks noChangeAspect="1"/>
@@ -11631,7 +11645,7 @@
                   <pic:spPr>
                     <a:xfrm>
                       <a:off x="0" y="0"/>
-                      <a:ext cx="3644784" cy="1278648"/>
+                      <a:ext cx="3300696" cy="1278648"/>
                     </a:xfrm>
                     <a:prstGeom prst="rect"/>
                   </pic:spPr>
@@ -13774,7 +13788,7 @@
       <w:r>
         <w:drawing>
           <wp:inline xmlns:a="http://schemas.openxmlformats.org/drawingml/2006/main" xmlns:pic="http://schemas.openxmlformats.org/drawingml/2006/picture">
-            <wp:extent cx="3954887" cy="1843632"/>
+            <wp:extent cx="3377160" cy="1843632"/>
             <wp:docPr id="31" name="Picture 31"/>
             <wp:cNvGraphicFramePr>
               <a:graphicFrameLocks noChangeAspect="1"/>
@@ -13795,7 +13809,7 @@
                   <pic:spPr>
                     <a:xfrm>
                       <a:off x="0" y="0"/>
-                      <a:ext cx="3954887" cy="1843632"/>
+                      <a:ext cx="3377160" cy="1843632"/>
                     </a:xfrm>
                     <a:prstGeom prst="rect"/>
                   </pic:spPr>
@@ -21051,7 +21065,7 @@
       <w:r>
         <w:drawing>
           <wp:inline xmlns:a="http://schemas.openxmlformats.org/drawingml/2006/main" xmlns:pic="http://schemas.openxmlformats.org/drawingml/2006/picture">
-            <wp:extent cx="4107816" cy="4829976"/>
+            <wp:extent cx="4107816" cy="4587840"/>
             <wp:docPr id="42" name="Picture 42"/>
             <wp:cNvGraphicFramePr>
               <a:graphicFrameLocks noChangeAspect="1"/>
@@ -21072,7 +21086,7 @@
                   <pic:spPr>
                     <a:xfrm>
                       <a:off x="0" y="0"/>
-                      <a:ext cx="4107816" cy="4829976"/>
+                      <a:ext cx="4107816" cy="4587840"/>
                     </a:xfrm>
                     <a:prstGeom prst="rect"/>
                   </pic:spPr>
@@ -24105,7 +24119,7 @@
                 <w:i w:val="0"/>
                 <w:sz w:val="17"/>
               </w:rPr>
-              <w:t>Functions return one value and are used in SQL (fn_calculate_rent in Q-style SELECTs). Procedures do a full operation and change data (sp_return_vehicle updates BOOKING and inserts PAYMENT rows).</w:t>
+              <w:t>Functions return one value and can be used inside a SELECT (fn_calculate_rent in Figure 31). Procedures do a full operation and change data (sp_return_vehicle updates BOOKING and inserts PAYMENT rows).</w:t>
             </w:r>
           </w:p>
         </w:tc>

--- a/review2/Vehicle_Rental_Review2_Report.docx
+++ b/review2/Vehicle_Rental_Review2_Report.docx
@@ -7393,7 +7393,23 @@
           <w:i w:val="0"/>
           <w:sz w:val="20"/>
         </w:rPr>
-        <w:t>The ORA- messages (shown in red) in Figures 6 and 7, and later in the trigger and business-rule tests, are expected results, not mistakes: each test is written to break one rule, and the error proves that Oracle refused the bad data.</w:t>
+        <w:t xml:space="preserve">Each test statement runs inside a small PL/SQL block (BEGIN ... EXCEPTION WHEN OTHERS ... END) that catches the error and prints the first line of the error message. A line starting with </w:t>
+      </w:r>
+      <w:r>
+        <w:rPr>
+          <w:b/>
+          <w:i w:val="0"/>
+          <w:sz w:val="20"/>
+        </w:rPr>
+        <w:t>Rejected:</w:t>
+      </w:r>
+      <w:r>
+        <w:rPr>
+          <w:b w:val="0"/>
+          <w:i w:val="0"/>
+          <w:sz w:val="20"/>
+        </w:rPr>
+        <w:t xml:space="preserve"> followed by the Oracle error means the constraint worked and the bad data was refused. If a constraint were missing, the block would print "Accepted - constraint NOT working" instead. The trigger and business-rule tests in Sections 5 and 6 use the same pattern.</w:t>
       </w:r>
     </w:p>
     <w:p>
@@ -7405,7 +7421,7 @@
       <w:r>
         <w:drawing>
           <wp:inline xmlns:a="http://schemas.openxmlformats.org/drawingml/2006/main" xmlns:pic="http://schemas.openxmlformats.org/drawingml/2006/picture">
-            <wp:extent cx="4184279" cy="3135023"/>
+            <wp:extent cx="4643064" cy="4022856"/>
             <wp:docPr id="6" name="Picture 6"/>
             <wp:cNvGraphicFramePr>
               <a:graphicFrameLocks noChangeAspect="1"/>
@@ -7426,7 +7442,7 @@
                   <pic:spPr>
                     <a:xfrm>
                       <a:off x="0" y="0"/>
-                      <a:ext cx="4184279" cy="3135023"/>
+                      <a:ext cx="4643064" cy="4022856"/>
                     </a:xfrm>
                     <a:prstGeom prst="rect"/>
                   </pic:spPr>
@@ -7471,7 +7487,7 @@
       <w:r>
         <w:drawing>
           <wp:inline xmlns:a="http://schemas.openxmlformats.org/drawingml/2006/main" xmlns:pic="http://schemas.openxmlformats.org/drawingml/2006/picture">
-            <wp:extent cx="3606552" cy="3135024"/>
+            <wp:extent cx="4643064" cy="4103568"/>
             <wp:docPr id="7" name="Picture 7"/>
             <wp:cNvGraphicFramePr>
               <a:graphicFrameLocks noChangeAspect="1"/>
@@ -7492,7 +7508,7 @@
                   <pic:spPr>
                     <a:xfrm>
                       <a:off x="0" y="0"/>
-                      <a:ext cx="3606552" cy="3135024"/>
+                      <a:ext cx="4643064" cy="4103568"/>
                     </a:xfrm>
                     <a:prstGeom prst="rect"/>
                   </pic:spPr>
@@ -20933,7 +20949,7 @@
       <w:r>
         <w:drawing>
           <wp:inline xmlns:a="http://schemas.openxmlformats.org/drawingml/2006/main" xmlns:pic="http://schemas.openxmlformats.org/drawingml/2006/picture">
-            <wp:extent cx="4834224" cy="2085768"/>
+            <wp:extent cx="4681296" cy="1924344"/>
             <wp:docPr id="40" name="Picture 40"/>
             <wp:cNvGraphicFramePr>
               <a:graphicFrameLocks noChangeAspect="1"/>
@@ -20954,7 +20970,7 @@
                   <pic:spPr>
                     <a:xfrm>
                       <a:off x="0" y="0"/>
-                      <a:ext cx="4834224" cy="2085768"/>
+                      <a:ext cx="4681296" cy="1924344"/>
                     </a:xfrm>
                     <a:prstGeom prst="rect"/>
                   </pic:spPr>
@@ -20999,7 +21015,7 @@
       <w:r>
         <w:drawing>
           <wp:inline xmlns:a="http://schemas.openxmlformats.org/drawingml/2006/main" xmlns:pic="http://schemas.openxmlformats.org/drawingml/2006/picture">
-            <wp:extent cx="5870736" cy="2327904"/>
+            <wp:extent cx="5488416" cy="2085768"/>
             <wp:docPr id="41" name="Picture 41"/>
             <wp:cNvGraphicFramePr>
               <a:graphicFrameLocks noChangeAspect="1"/>
@@ -21020,7 +21036,7 @@
                   <pic:spPr>
                     <a:xfrm>
                       <a:off x="0" y="0"/>
-                      <a:ext cx="5870736" cy="2327904"/>
+                      <a:ext cx="5488416" cy="2085768"/>
                     </a:xfrm>
                     <a:prstGeom prst="rect"/>
                   </pic:spPr>
@@ -21065,7 +21081,7 @@
       <w:r>
         <w:drawing>
           <wp:inline xmlns:a="http://schemas.openxmlformats.org/drawingml/2006/main" xmlns:pic="http://schemas.openxmlformats.org/drawingml/2006/picture">
-            <wp:extent cx="4107816" cy="4587840"/>
+            <wp:extent cx="4643064" cy="4668552"/>
             <wp:docPr id="42" name="Picture 42"/>
             <wp:cNvGraphicFramePr>
               <a:graphicFrameLocks noChangeAspect="1"/>
@@ -21086,7 +21102,7 @@
                   <pic:spPr>
                     <a:xfrm>
                       <a:off x="0" y="0"/>
-                      <a:ext cx="4107816" cy="4587840"/>
+                      <a:ext cx="4643064" cy="4668552"/>
                     </a:xfrm>
                     <a:prstGeom prst="rect"/>
                   </pic:spPr>
@@ -23675,7 +23691,7 @@
       <w:r>
         <w:drawing>
           <wp:inline xmlns:a="http://schemas.openxmlformats.org/drawingml/2006/main" xmlns:pic="http://schemas.openxmlformats.org/drawingml/2006/picture">
-            <wp:extent cx="5870736" cy="4507128"/>
+            <wp:extent cx="5450184" cy="4829976"/>
             <wp:docPr id="43" name="Picture 43"/>
             <wp:cNvGraphicFramePr>
               <a:graphicFrameLocks noChangeAspect="1"/>
@@ -23696,7 +23712,7 @@
                   <pic:spPr>
                     <a:xfrm>
                       <a:off x="0" y="0"/>
-                      <a:ext cx="5870736" cy="4507128"/>
+                      <a:ext cx="5450184" cy="4829976"/>
                     </a:xfrm>
                     <a:prstGeom prst="rect"/>
                   </pic:spPr>
